--- a/保险行业季度调研报告_终版_2026年第三季度.docx
+++ b/保险行业季度调研报告_终版_2026年第三季度.docx
@@ -15,7 +15,7 @@
       </w:pPr>
       <w:r>
         <w:rPr>
-          <w:rFonts w:ascii="SimHei" w:eastAsia="SimHei" w:hAnsi="SimHei"/>
+          <w:rFonts w:ascii="Microsoft YaHei" w:eastAsia="Microsoft YaHei" w:hAnsi="Microsoft YaHei"/>
           <w:b/>
           <w:color w:val="1F3864"/>
           <w:sz w:val="52"/>
@@ -24,7 +24,7 @@
       </w:r>
       <w:r>
         <w:rPr>
-          <w:rFonts w:ascii="SimHei" w:eastAsia="SimHei" w:hAnsi="SimHei"/>
+          <w:rFonts w:ascii="Microsoft YaHei" w:eastAsia="Microsoft YaHei" w:hAnsi="Microsoft YaHei"/>
           <w:b/>
           <w:color w:val="1F3864"/>
           <w:sz w:val="52"/>
@@ -39,7 +39,7 @@
       </w:pPr>
       <w:r>
         <w:rPr>
-          <w:rFonts w:ascii="SimHei" w:eastAsia="SimHei" w:hAnsi="SimHei"/>
+          <w:rFonts w:ascii="Microsoft YaHei" w:eastAsia="Microsoft YaHei" w:hAnsi="Microsoft YaHei"/>
           <w:b/>
           <w:color w:val="1F3864"/>
           <w:sz w:val="52"/>
@@ -55,42 +55,49 @@
       <w:r>
         <w:rPr>
           <w:color w:val="666666"/>
+          <w:sz w:val="28"/>
         </w:rPr>
         <w:t>市场环境</w:t>
       </w:r>
       <w:r>
         <w:rPr>
           <w:color w:val="666666"/>
+          <w:sz w:val="28"/>
         </w:rPr>
         <w:t xml:space="preserve"> · </w:t>
       </w:r>
       <w:r>
         <w:rPr>
           <w:color w:val="666666"/>
+          <w:sz w:val="28"/>
         </w:rPr>
         <w:t>保费增长</w:t>
       </w:r>
       <w:r>
         <w:rPr>
           <w:color w:val="666666"/>
+          <w:sz w:val="28"/>
         </w:rPr>
         <w:t xml:space="preserve"> · </w:t>
       </w:r>
       <w:r>
         <w:rPr>
           <w:color w:val="666666"/>
+          <w:sz w:val="28"/>
         </w:rPr>
         <w:t>渠道变革</w:t>
       </w:r>
       <w:r>
         <w:rPr>
           <w:color w:val="666666"/>
+          <w:sz w:val="28"/>
         </w:rPr>
         <w:t xml:space="preserve"> · </w:t>
       </w:r>
       <w:r>
         <w:rPr>
           <w:color w:val="666666"/>
+          <w:sz w:val="28"/>
         </w:rPr>
         <w:t>趋势展望</w:t>
       </w:r>
@@ -101,6 +108,9 @@
         <w:jc w:val="center"/>
       </w:pPr>
       <w:r>
+        <w:rPr>
+          <w:sz w:val="28"/>
+        </w:rPr>
         <w:t>保险行业研究中心</w:t>
       </w:r>
     </w:p>
@@ -110,15 +120,27 @@
         <w:jc w:val="center"/>
       </w:pPr>
       <w:r>
+        <w:rPr>
+          <w:sz w:val="28"/>
+        </w:rPr>
         <w:t>2026</w:t>
       </w:r>
       <w:r>
+        <w:rPr>
+          <w:sz w:val="28"/>
+        </w:rPr>
         <w:t>年</w:t>
       </w:r>
       <w:r>
+        <w:rPr>
+          <w:sz w:val="28"/>
+        </w:rPr>
         <w:t>10</w:t>
       </w:r>
       <w:r>
+        <w:rPr>
+          <w:sz w:val="28"/>
+        </w:rPr>
         <w:t>月</w:t>
       </w:r>
     </w:p>
@@ -134,7 +156,7 @@
       </w:pPr>
       <w:r>
         <w:rPr>
-          <w:rFonts w:ascii="SimHei" w:eastAsia="SimHei" w:hAnsi="SimHei"/>
+          <w:rFonts w:ascii="Microsoft YaHei" w:eastAsia="Microsoft YaHei" w:hAnsi="Microsoft YaHei"/>
           <w:b/>
           <w:color w:val="1F3864"/>
           <w:sz w:val="36"/>
@@ -144,7 +166,7 @@
       </w:r>
       <w:r>
         <w:rPr>
-          <w:rFonts w:ascii="SimHei" w:eastAsia="SimHei" w:hAnsi="SimHei"/>
+          <w:rFonts w:ascii="Microsoft YaHei" w:eastAsia="Microsoft YaHei" w:hAnsi="Microsoft YaHei"/>
           <w:b/>
           <w:color w:val="1F3864"/>
           <w:sz w:val="36"/>
@@ -153,7 +175,7 @@
       </w:r>
       <w:r>
         <w:rPr>
-          <w:rFonts w:ascii="SimHei" w:eastAsia="SimHei" w:hAnsi="SimHei"/>
+          <w:rFonts w:ascii="Microsoft YaHei" w:eastAsia="Microsoft YaHei" w:hAnsi="Microsoft YaHei"/>
           <w:b/>
           <w:color w:val="1F3864"/>
           <w:sz w:val="36"/>
@@ -171,7 +193,6 @@
           <w:rFonts w:asciiTheme="minorHAnsi" w:eastAsiaTheme="minorEastAsia" w:hAnsiTheme="minorHAnsi"/>
           <w:noProof/>
           <w:kern w:val="2"/>
-          <w:sz w:val="24"/>
           <w:szCs w:val="24"/>
           <w:lang w:eastAsia="zh-CN"/>
           <w14:ligatures w14:val="standardContextual"/>
@@ -186,11 +207,11 @@
       <w:r>
         <w:fldChar w:fldCharType="separate"/>
       </w:r>
-      <w:hyperlink w:anchor="_Toc236359173" w:history="1">
+      <w:hyperlink w:anchor="_Toc236419741" w:history="1">
         <w:r>
           <w:rPr>
             <w:rStyle w:val="aff9"/>
-            <w:rFonts w:ascii="SimHei" w:eastAsia="SimHei" w:hAnsi="SimHei"/>
+            <w:rFonts w:ascii="Microsoft YaHei" w:eastAsia="Microsoft YaHei" w:hAnsi="Microsoft YaHei"/>
             <w:noProof/>
           </w:rPr>
           <w:t>第一章  报告概述</w:t>
@@ -214,7 +235,7 @@
             <w:noProof/>
             <w:webHidden/>
           </w:rPr>
-          <w:instrText xml:space="preserve"> PAGEREF _Toc236359173 \h </w:instrText>
+          <w:instrText xml:space="preserve"> PAGEREF _Toc236419741 \h </w:instrText>
         </w:r>
         <w:r>
           <w:rPr>
@@ -255,17 +276,16 @@
           <w:rFonts w:asciiTheme="minorHAnsi" w:eastAsiaTheme="minorEastAsia" w:hAnsiTheme="minorHAnsi"/>
           <w:noProof/>
           <w:kern w:val="2"/>
-          <w:sz w:val="24"/>
           <w:szCs w:val="24"/>
           <w:lang w:eastAsia="zh-CN"/>
           <w14:ligatures w14:val="standardContextual"/>
         </w:rPr>
       </w:pPr>
-      <w:hyperlink w:anchor="_Toc236359174" w:history="1">
+      <w:hyperlink w:anchor="_Toc236419742" w:history="1">
         <w:r>
           <w:rPr>
             <w:rStyle w:val="aff9"/>
-            <w:rFonts w:ascii="SimHei" w:eastAsia="SimHei" w:hAnsi="SimHei"/>
+            <w:rFonts w:ascii="Microsoft YaHei" w:eastAsia="Microsoft YaHei" w:hAnsi="Microsoft YaHei"/>
             <w:noProof/>
           </w:rPr>
           <w:t>2.1  经济政策环境</w:t>
@@ -289,7 +309,7 @@
             <w:noProof/>
             <w:webHidden/>
           </w:rPr>
-          <w:instrText xml:space="preserve"> PAGEREF _Toc236359174 \h </w:instrText>
+          <w:instrText xml:space="preserve"> PAGEREF _Toc236419742 \h </w:instrText>
         </w:r>
         <w:r>
           <w:rPr>
@@ -330,17 +350,16 @@
           <w:rFonts w:asciiTheme="minorHAnsi" w:eastAsiaTheme="minorEastAsia" w:hAnsiTheme="minorHAnsi"/>
           <w:noProof/>
           <w:kern w:val="2"/>
-          <w:sz w:val="24"/>
           <w:szCs w:val="24"/>
           <w:lang w:eastAsia="zh-CN"/>
           <w14:ligatures w14:val="standardContextual"/>
         </w:rPr>
       </w:pPr>
-      <w:hyperlink w:anchor="_Toc236359175" w:history="1">
+      <w:hyperlink w:anchor="_Toc236419743" w:history="1">
         <w:r>
           <w:rPr>
             <w:rStyle w:val="aff9"/>
-            <w:rFonts w:ascii="SimHei" w:eastAsia="SimHei" w:hAnsi="SimHei"/>
+            <w:rFonts w:ascii="Microsoft YaHei" w:eastAsia="Microsoft YaHei" w:hAnsi="Microsoft YaHei"/>
             <w:noProof/>
           </w:rPr>
           <w:t>2.1.1  宏观经济运行情况</w:t>
@@ -364,7 +383,7 @@
             <w:noProof/>
             <w:webHidden/>
           </w:rPr>
-          <w:instrText xml:space="preserve"> PAGEREF _Toc236359175 \h </w:instrText>
+          <w:instrText xml:space="preserve"> PAGEREF _Toc236419743 \h </w:instrText>
         </w:r>
         <w:r>
           <w:rPr>
@@ -405,17 +424,16 @@
           <w:rFonts w:asciiTheme="minorHAnsi" w:eastAsiaTheme="minorEastAsia" w:hAnsiTheme="minorHAnsi"/>
           <w:noProof/>
           <w:kern w:val="2"/>
-          <w:sz w:val="24"/>
           <w:szCs w:val="24"/>
           <w:lang w:eastAsia="zh-CN"/>
           <w14:ligatures w14:val="standardContextual"/>
         </w:rPr>
       </w:pPr>
-      <w:hyperlink w:anchor="_Toc236359176" w:history="1">
+      <w:hyperlink w:anchor="_Toc236419744" w:history="1">
         <w:r>
           <w:rPr>
             <w:rStyle w:val="aff9"/>
-            <w:rFonts w:ascii="SimHei" w:eastAsia="SimHei" w:hAnsi="SimHei"/>
+            <w:rFonts w:ascii="Microsoft YaHei" w:eastAsia="Microsoft YaHei" w:hAnsi="Microsoft YaHei"/>
             <w:noProof/>
           </w:rPr>
           <w:t>2.1.2  保险行业政策动态</w:t>
@@ -439,7 +457,7 @@
             <w:noProof/>
             <w:webHidden/>
           </w:rPr>
-          <w:instrText xml:space="preserve"> PAGEREF _Toc236359176 \h </w:instrText>
+          <w:instrText xml:space="preserve"> PAGEREF _Toc236419744 \h </w:instrText>
         </w:r>
         <w:r>
           <w:rPr>
@@ -480,17 +498,16 @@
           <w:rFonts w:asciiTheme="minorHAnsi" w:eastAsiaTheme="minorEastAsia" w:hAnsiTheme="minorHAnsi"/>
           <w:noProof/>
           <w:kern w:val="2"/>
-          <w:sz w:val="24"/>
           <w:szCs w:val="24"/>
           <w:lang w:eastAsia="zh-CN"/>
           <w14:ligatures w14:val="standardContextual"/>
         </w:rPr>
       </w:pPr>
-      <w:hyperlink w:anchor="_Toc236359177" w:history="1">
+      <w:hyperlink w:anchor="_Toc236419745" w:history="1">
         <w:r>
           <w:rPr>
             <w:rStyle w:val="aff9"/>
-            <w:rFonts w:ascii="SimHei" w:eastAsia="SimHei" w:hAnsi="SimHei"/>
+            <w:rFonts w:ascii="Microsoft YaHei" w:eastAsia="Microsoft YaHei" w:hAnsi="Microsoft YaHei"/>
             <w:noProof/>
           </w:rPr>
           <w:t>2.2  利率与资金面</w:t>
@@ -514,7 +531,7 @@
             <w:noProof/>
             <w:webHidden/>
           </w:rPr>
-          <w:instrText xml:space="preserve"> PAGEREF _Toc236359177 \h </w:instrText>
+          <w:instrText xml:space="preserve"> PAGEREF _Toc236419745 \h </w:instrText>
         </w:r>
         <w:r>
           <w:rPr>
@@ -555,17 +572,16 @@
           <w:rFonts w:asciiTheme="minorHAnsi" w:eastAsiaTheme="minorEastAsia" w:hAnsiTheme="minorHAnsi"/>
           <w:noProof/>
           <w:kern w:val="2"/>
-          <w:sz w:val="24"/>
           <w:szCs w:val="24"/>
           <w:lang w:eastAsia="zh-CN"/>
           <w14:ligatures w14:val="standardContextual"/>
         </w:rPr>
       </w:pPr>
-      <w:hyperlink w:anchor="_Toc236359178" w:history="1">
+      <w:hyperlink w:anchor="_Toc236419746" w:history="1">
         <w:r>
           <w:rPr>
             <w:rStyle w:val="aff9"/>
-            <w:rFonts w:ascii="SimHei" w:eastAsia="SimHei" w:hAnsi="SimHei"/>
+            <w:rFonts w:ascii="Microsoft YaHei" w:eastAsia="Microsoft YaHei" w:hAnsi="Microsoft YaHei"/>
             <w:noProof/>
           </w:rPr>
           <w:t>2.2.1  利率走势分析</w:t>
@@ -589,7 +605,7 @@
             <w:noProof/>
             <w:webHidden/>
           </w:rPr>
-          <w:instrText xml:space="preserve"> PAGEREF _Toc236359178 \h </w:instrText>
+          <w:instrText xml:space="preserve"> PAGEREF _Toc236419746 \h </w:instrText>
         </w:r>
         <w:r>
           <w:rPr>
@@ -630,17 +646,16 @@
           <w:rFonts w:asciiTheme="minorHAnsi" w:eastAsiaTheme="minorEastAsia" w:hAnsiTheme="minorHAnsi"/>
           <w:noProof/>
           <w:kern w:val="2"/>
-          <w:sz w:val="24"/>
           <w:szCs w:val="24"/>
           <w:lang w:eastAsia="zh-CN"/>
           <w14:ligatures w14:val="standardContextual"/>
         </w:rPr>
       </w:pPr>
-      <w:hyperlink w:anchor="_Toc236359179" w:history="1">
+      <w:hyperlink w:anchor="_Toc236419747" w:history="1">
         <w:r>
           <w:rPr>
             <w:rStyle w:val="aff9"/>
-            <w:rFonts w:ascii="SimHei" w:eastAsia="SimHei" w:hAnsi="SimHei"/>
+            <w:rFonts w:ascii="Microsoft YaHei" w:eastAsia="Microsoft YaHei" w:hAnsi="Microsoft YaHei"/>
             <w:noProof/>
           </w:rPr>
           <w:t>2.3  区域市场发展</w:t>
@@ -664,7 +679,81 @@
             <w:noProof/>
             <w:webHidden/>
           </w:rPr>
-          <w:instrText xml:space="preserve"> PAGEREF _Toc236359179 \h </w:instrText>
+          <w:instrText xml:space="preserve"> PAGEREF _Toc236419747 \h </w:instrText>
+        </w:r>
+        <w:r>
+          <w:rPr>
+            <w:noProof/>
+            <w:webHidden/>
+          </w:rPr>
+        </w:r>
+        <w:r>
+          <w:rPr>
+            <w:noProof/>
+            <w:webHidden/>
+          </w:rPr>
+          <w:fldChar w:fldCharType="separate"/>
+        </w:r>
+        <w:r>
+          <w:rPr>
+            <w:noProof/>
+            <w:webHidden/>
+          </w:rPr>
+          <w:t>6</w:t>
+        </w:r>
+        <w:r>
+          <w:rPr>
+            <w:noProof/>
+            <w:webHidden/>
+          </w:rPr>
+          <w:fldChar w:fldCharType="end"/>
+        </w:r>
+      </w:hyperlink>
+    </w:p>
+    <w:p>
+      <w:pPr>
+        <w:pStyle w:val="TOC3"/>
+        <w:tabs>
+          <w:tab w:val="right" w:leader="dot" w:pos="8290"/>
+        </w:tabs>
+        <w:rPr>
+          <w:rFonts w:asciiTheme="minorHAnsi" w:eastAsiaTheme="minorEastAsia" w:hAnsiTheme="minorHAnsi"/>
+          <w:noProof/>
+          <w:kern w:val="2"/>
+          <w:szCs w:val="24"/>
+          <w:lang w:eastAsia="zh-CN"/>
+          <w14:ligatures w14:val="standardContextual"/>
+        </w:rPr>
+      </w:pPr>
+      <w:hyperlink w:anchor="_Toc236419748" w:history="1">
+        <w:r>
+          <w:rPr>
+            <w:rStyle w:val="aff9"/>
+            <w:rFonts w:ascii="Microsoft YaHei" w:eastAsia="Microsoft YaHei" w:hAnsi="Microsoft YaHei"/>
+            <w:noProof/>
+          </w:rPr>
+          <w:t>2.3.1  区域保费分布特征</w:t>
+        </w:r>
+        <w:r>
+          <w:rPr>
+            <w:noProof/>
+            <w:webHidden/>
+          </w:rPr>
+          <w:tab/>
+        </w:r>
+        <w:r>
+          <w:rPr>
+            <w:noProof/>
+            <w:webHidden/>
+          </w:rPr>
+          <w:fldChar w:fldCharType="begin"/>
+        </w:r>
+        <w:r>
+          <w:rPr>
+            <w:noProof/>
+            <w:webHidden/>
+          </w:rPr>
+          <w:instrText xml:space="preserve"> PAGEREF _Toc236419748 \h </w:instrText>
         </w:r>
         <w:r>
           <w:rPr>
@@ -697,7 +786,7 @@
     </w:p>
     <w:p>
       <w:pPr>
-        <w:pStyle w:val="TOC3"/>
+        <w:pStyle w:val="TOC2"/>
         <w:tabs>
           <w:tab w:val="right" w:leader="dot" w:pos="8290"/>
         </w:tabs>
@@ -705,20 +794,19 @@
           <w:rFonts w:asciiTheme="minorHAnsi" w:eastAsiaTheme="minorEastAsia" w:hAnsiTheme="minorHAnsi"/>
           <w:noProof/>
           <w:kern w:val="2"/>
-          <w:sz w:val="24"/>
           <w:szCs w:val="24"/>
           <w:lang w:eastAsia="zh-CN"/>
           <w14:ligatures w14:val="standardContextual"/>
         </w:rPr>
       </w:pPr>
-      <w:hyperlink w:anchor="_Toc236359180" w:history="1">
+      <w:hyperlink w:anchor="_Toc236419749" w:history="1">
         <w:r>
           <w:rPr>
             <w:rStyle w:val="aff9"/>
-            <w:rFonts w:ascii="SimHei" w:eastAsia="SimHei" w:hAnsi="SimHei"/>
+            <w:rFonts w:ascii="Microsoft YaHei" w:eastAsia="Microsoft YaHei" w:hAnsi="Microsoft YaHei"/>
             <w:noProof/>
           </w:rPr>
-          <w:t>2.3.1  区域保费分布特征</w:t>
+          <w:t>3.1  整体保费规模</w:t>
         </w:r>
         <w:r>
           <w:rPr>
@@ -739,7 +827,7 @@
             <w:noProof/>
             <w:webHidden/>
           </w:rPr>
-          <w:instrText xml:space="preserve"> PAGEREF _Toc236359180 \h </w:instrText>
+          <w:instrText xml:space="preserve"> PAGEREF _Toc236419749 \h </w:instrText>
         </w:r>
         <w:r>
           <w:rPr>
@@ -772,7 +860,7 @@
     </w:p>
     <w:p>
       <w:pPr>
-        <w:pStyle w:val="TOC2"/>
+        <w:pStyle w:val="TOC3"/>
         <w:tabs>
           <w:tab w:val="right" w:leader="dot" w:pos="8290"/>
         </w:tabs>
@@ -780,20 +868,19 @@
           <w:rFonts w:asciiTheme="minorHAnsi" w:eastAsiaTheme="minorEastAsia" w:hAnsiTheme="minorHAnsi"/>
           <w:noProof/>
           <w:kern w:val="2"/>
-          <w:sz w:val="24"/>
           <w:szCs w:val="24"/>
           <w:lang w:eastAsia="zh-CN"/>
           <w14:ligatures w14:val="standardContextual"/>
         </w:rPr>
       </w:pPr>
-      <w:hyperlink w:anchor="_Toc236359181" w:history="1">
+      <w:hyperlink w:anchor="_Toc236419750" w:history="1">
         <w:r>
           <w:rPr>
             <w:rStyle w:val="aff9"/>
-            <w:rFonts w:ascii="SimHei" w:eastAsia="SimHei" w:hAnsi="SimHei"/>
+            <w:rFonts w:ascii="Microsoft YaHei" w:eastAsia="Microsoft YaHei" w:hAnsi="Microsoft YaHei"/>
             <w:noProof/>
           </w:rPr>
-          <w:t>3.1  整体保费规模</w:t>
+          <w:t>3.1.1  原保险保费收入</w:t>
         </w:r>
         <w:r>
           <w:rPr>
@@ -814,7 +901,7 @@
             <w:noProof/>
             <w:webHidden/>
           </w:rPr>
-          <w:instrText xml:space="preserve"> PAGEREF _Toc236359181 \h </w:instrText>
+          <w:instrText xml:space="preserve"> PAGEREF _Toc236419750 \h </w:instrText>
         </w:r>
         <w:r>
           <w:rPr>
@@ -855,20 +942,19 @@
           <w:rFonts w:asciiTheme="minorHAnsi" w:eastAsiaTheme="minorEastAsia" w:hAnsiTheme="minorHAnsi"/>
           <w:noProof/>
           <w:kern w:val="2"/>
-          <w:sz w:val="24"/>
           <w:szCs w:val="24"/>
           <w:lang w:eastAsia="zh-CN"/>
           <w14:ligatures w14:val="standardContextual"/>
         </w:rPr>
       </w:pPr>
-      <w:hyperlink w:anchor="_Toc236359182" w:history="1">
+      <w:hyperlink w:anchor="_Toc236419751" w:history="1">
         <w:r>
           <w:rPr>
             <w:rStyle w:val="aff9"/>
-            <w:rFonts w:ascii="SimHei" w:eastAsia="SimHei" w:hAnsi="SimHei"/>
+            <w:rFonts w:ascii="Microsoft YaHei" w:eastAsia="Microsoft YaHei" w:hAnsi="Microsoft YaHei"/>
             <w:noProof/>
           </w:rPr>
-          <w:t>3.1.1  原保险保费收入</w:t>
+          <w:t>3.1.2  赔付支出情况</w:t>
         </w:r>
         <w:r>
           <w:rPr>
@@ -889,7 +975,7 @@
             <w:noProof/>
             <w:webHidden/>
           </w:rPr>
-          <w:instrText xml:space="preserve"> PAGEREF _Toc236359182 \h </w:instrText>
+          <w:instrText xml:space="preserve"> PAGEREF _Toc236419751 \h </w:instrText>
         </w:r>
         <w:r>
           <w:rPr>
@@ -922,81 +1008,6 @@
     </w:p>
     <w:p>
       <w:pPr>
-        <w:pStyle w:val="TOC3"/>
-        <w:tabs>
-          <w:tab w:val="right" w:leader="dot" w:pos="8290"/>
-        </w:tabs>
-        <w:rPr>
-          <w:rFonts w:asciiTheme="minorHAnsi" w:eastAsiaTheme="minorEastAsia" w:hAnsiTheme="minorHAnsi"/>
-          <w:noProof/>
-          <w:kern w:val="2"/>
-          <w:sz w:val="24"/>
-          <w:szCs w:val="24"/>
-          <w:lang w:eastAsia="zh-CN"/>
-          <w14:ligatures w14:val="standardContextual"/>
-        </w:rPr>
-      </w:pPr>
-      <w:hyperlink w:anchor="_Toc236359183" w:history="1">
-        <w:r>
-          <w:rPr>
-            <w:rStyle w:val="aff9"/>
-            <w:rFonts w:ascii="SimHei" w:eastAsia="SimHei" w:hAnsi="SimHei"/>
-            <w:noProof/>
-          </w:rPr>
-          <w:t>3.1.2  赔付支出情况</w:t>
-        </w:r>
-        <w:r>
-          <w:rPr>
-            <w:noProof/>
-            <w:webHidden/>
-          </w:rPr>
-          <w:tab/>
-        </w:r>
-        <w:r>
-          <w:rPr>
-            <w:noProof/>
-            <w:webHidden/>
-          </w:rPr>
-          <w:fldChar w:fldCharType="begin"/>
-        </w:r>
-        <w:r>
-          <w:rPr>
-            <w:noProof/>
-            <w:webHidden/>
-          </w:rPr>
-          <w:instrText xml:space="preserve"> PAGEREF _Toc236359183 \h </w:instrText>
-        </w:r>
-        <w:r>
-          <w:rPr>
-            <w:noProof/>
-            <w:webHidden/>
-          </w:rPr>
-        </w:r>
-        <w:r>
-          <w:rPr>
-            <w:noProof/>
-            <w:webHidden/>
-          </w:rPr>
-          <w:fldChar w:fldCharType="separate"/>
-        </w:r>
-        <w:r>
-          <w:rPr>
-            <w:noProof/>
-            <w:webHidden/>
-          </w:rPr>
-          <w:t>8</w:t>
-        </w:r>
-        <w:r>
-          <w:rPr>
-            <w:noProof/>
-            <w:webHidden/>
-          </w:rPr>
-          <w:fldChar w:fldCharType="end"/>
-        </w:r>
-      </w:hyperlink>
-    </w:p>
-    <w:p>
-      <w:pPr>
         <w:pStyle w:val="TOC2"/>
         <w:tabs>
           <w:tab w:val="right" w:leader="dot" w:pos="8290"/>
@@ -1005,17 +1016,16 @@
           <w:rFonts w:asciiTheme="minorHAnsi" w:eastAsiaTheme="minorEastAsia" w:hAnsiTheme="minorHAnsi"/>
           <w:noProof/>
           <w:kern w:val="2"/>
-          <w:sz w:val="24"/>
           <w:szCs w:val="24"/>
           <w:lang w:eastAsia="zh-CN"/>
           <w14:ligatures w14:val="standardContextual"/>
         </w:rPr>
       </w:pPr>
-      <w:hyperlink w:anchor="_Toc236359184" w:history="1">
+      <w:hyperlink w:anchor="_Toc236419752" w:history="1">
         <w:r>
           <w:rPr>
             <w:rStyle w:val="aff9"/>
-            <w:rFonts w:ascii="SimHei" w:eastAsia="SimHei" w:hAnsi="SimHei"/>
+            <w:rFonts w:ascii="Microsoft YaHei" w:eastAsia="Microsoft YaHei" w:hAnsi="Microsoft YaHei"/>
             <w:noProof/>
           </w:rPr>
           <w:t>3.2  分险种保费结构</w:t>
@@ -1039,7 +1049,7 @@
             <w:noProof/>
             <w:webHidden/>
           </w:rPr>
-          <w:instrText xml:space="preserve"> PAGEREF _Toc236359184 \h </w:instrText>
+          <w:instrText xml:space="preserve"> PAGEREF _Toc236419752 \h </w:instrText>
         </w:r>
         <w:r>
           <w:rPr>
@@ -1080,17 +1090,16 @@
           <w:rFonts w:asciiTheme="minorHAnsi" w:eastAsiaTheme="minorEastAsia" w:hAnsiTheme="minorHAnsi"/>
           <w:noProof/>
           <w:kern w:val="2"/>
-          <w:sz w:val="24"/>
           <w:szCs w:val="24"/>
           <w:lang w:eastAsia="zh-CN"/>
           <w14:ligatures w14:val="standardContextual"/>
         </w:rPr>
       </w:pPr>
-      <w:hyperlink w:anchor="_Toc236359185" w:history="1">
+      <w:hyperlink w:anchor="_Toc236419753" w:history="1">
         <w:r>
           <w:rPr>
             <w:rStyle w:val="aff9"/>
-            <w:rFonts w:ascii="SimHei" w:eastAsia="SimHei" w:hAnsi="SimHei"/>
+            <w:rFonts w:ascii="Microsoft YaHei" w:eastAsia="Microsoft YaHei" w:hAnsi="Microsoft YaHei"/>
             <w:noProof/>
           </w:rPr>
           <w:t>3.2.1  财产险保费分析</w:t>
@@ -1114,7 +1123,7 @@
             <w:noProof/>
             <w:webHidden/>
           </w:rPr>
-          <w:instrText xml:space="preserve"> PAGEREF _Toc236359185 \h </w:instrText>
+          <w:instrText xml:space="preserve"> PAGEREF _Toc236419753 \h </w:instrText>
         </w:r>
         <w:r>
           <w:rPr>
@@ -1155,17 +1164,16 @@
           <w:rFonts w:asciiTheme="minorHAnsi" w:eastAsiaTheme="minorEastAsia" w:hAnsiTheme="minorHAnsi"/>
           <w:noProof/>
           <w:kern w:val="2"/>
-          <w:sz w:val="24"/>
           <w:szCs w:val="24"/>
           <w:lang w:eastAsia="zh-CN"/>
           <w14:ligatures w14:val="standardContextual"/>
         </w:rPr>
       </w:pPr>
-      <w:hyperlink w:anchor="_Toc236359186" w:history="1">
+      <w:hyperlink w:anchor="_Toc236419754" w:history="1">
         <w:r>
           <w:rPr>
             <w:rStyle w:val="aff9"/>
-            <w:rFonts w:ascii="SimHei" w:eastAsia="SimHei" w:hAnsi="SimHei"/>
+            <w:rFonts w:ascii="Microsoft YaHei" w:eastAsia="Microsoft YaHei" w:hAnsi="Microsoft YaHei"/>
             <w:noProof/>
           </w:rPr>
           <w:t>3.3  中小险企市场份额</w:t>
@@ -1189,7 +1197,7 @@
             <w:noProof/>
             <w:webHidden/>
           </w:rPr>
-          <w:instrText xml:space="preserve"> PAGEREF _Toc236359186 \h </w:instrText>
+          <w:instrText xml:space="preserve"> PAGEREF _Toc236419754 \h </w:instrText>
         </w:r>
         <w:r>
           <w:rPr>
@@ -1230,17 +1238,16 @@
           <w:rFonts w:asciiTheme="minorHAnsi" w:eastAsiaTheme="minorEastAsia" w:hAnsiTheme="minorHAnsi"/>
           <w:noProof/>
           <w:kern w:val="2"/>
-          <w:sz w:val="24"/>
           <w:szCs w:val="24"/>
           <w:lang w:eastAsia="zh-CN"/>
           <w14:ligatures w14:val="standardContextual"/>
         </w:rPr>
       </w:pPr>
-      <w:hyperlink w:anchor="_Toc236359187" w:history="1">
+      <w:hyperlink w:anchor="_Toc236419755" w:history="1">
         <w:r>
           <w:rPr>
             <w:rStyle w:val="aff9"/>
-            <w:rFonts w:ascii="SimHei" w:eastAsia="SimHei" w:hAnsi="SimHei"/>
+            <w:rFonts w:ascii="Microsoft YaHei" w:eastAsia="Microsoft YaHei" w:hAnsi="Microsoft YaHei"/>
             <w:noProof/>
           </w:rPr>
           <w:t>4.1  传统保险产品创新</w:t>
@@ -1264,7 +1271,81 @@
             <w:noProof/>
             <w:webHidden/>
           </w:rPr>
-          <w:instrText xml:space="preserve"> PAGEREF _Toc236359187 \h </w:instrText>
+          <w:instrText xml:space="preserve"> PAGEREF _Toc236419755 \h </w:instrText>
+        </w:r>
+        <w:r>
+          <w:rPr>
+            <w:noProof/>
+            <w:webHidden/>
+          </w:rPr>
+        </w:r>
+        <w:r>
+          <w:rPr>
+            <w:noProof/>
+            <w:webHidden/>
+          </w:rPr>
+          <w:fldChar w:fldCharType="separate"/>
+        </w:r>
+        <w:r>
+          <w:rPr>
+            <w:noProof/>
+            <w:webHidden/>
+          </w:rPr>
+          <w:t>10</w:t>
+        </w:r>
+        <w:r>
+          <w:rPr>
+            <w:noProof/>
+            <w:webHidden/>
+          </w:rPr>
+          <w:fldChar w:fldCharType="end"/>
+        </w:r>
+      </w:hyperlink>
+    </w:p>
+    <w:p>
+      <w:pPr>
+        <w:pStyle w:val="TOC2"/>
+        <w:tabs>
+          <w:tab w:val="right" w:leader="dot" w:pos="8290"/>
+        </w:tabs>
+        <w:rPr>
+          <w:rFonts w:asciiTheme="minorHAnsi" w:eastAsiaTheme="minorEastAsia" w:hAnsiTheme="minorHAnsi"/>
+          <w:noProof/>
+          <w:kern w:val="2"/>
+          <w:szCs w:val="24"/>
+          <w:lang w:eastAsia="zh-CN"/>
+          <w14:ligatures w14:val="standardContextual"/>
+        </w:rPr>
+      </w:pPr>
+      <w:hyperlink w:anchor="_Toc236419756" w:history="1">
+        <w:r>
+          <w:rPr>
+            <w:rStyle w:val="aff9"/>
+            <w:rFonts w:ascii="Microsoft YaHei" w:eastAsia="Microsoft YaHei" w:hAnsi="Microsoft YaHei"/>
+            <w:noProof/>
+          </w:rPr>
+          <w:t>4.2  新兴保险产品发展</w:t>
+        </w:r>
+        <w:r>
+          <w:rPr>
+            <w:noProof/>
+            <w:webHidden/>
+          </w:rPr>
+          <w:tab/>
+        </w:r>
+        <w:r>
+          <w:rPr>
+            <w:noProof/>
+            <w:webHidden/>
+          </w:rPr>
+          <w:fldChar w:fldCharType="begin"/>
+        </w:r>
+        <w:r>
+          <w:rPr>
+            <w:noProof/>
+            <w:webHidden/>
+          </w:rPr>
+          <w:instrText xml:space="preserve"> PAGEREF _Toc236419756 \h </w:instrText>
         </w:r>
         <w:r>
           <w:rPr>
@@ -1305,20 +1386,19 @@
           <w:rFonts w:asciiTheme="minorHAnsi" w:eastAsiaTheme="minorEastAsia" w:hAnsiTheme="minorHAnsi"/>
           <w:noProof/>
           <w:kern w:val="2"/>
-          <w:sz w:val="24"/>
           <w:szCs w:val="24"/>
           <w:lang w:eastAsia="zh-CN"/>
           <w14:ligatures w14:val="standardContextual"/>
         </w:rPr>
       </w:pPr>
-      <w:hyperlink w:anchor="_Toc236359188" w:history="1">
+      <w:hyperlink w:anchor="_Toc236419757" w:history="1">
         <w:r>
           <w:rPr>
             <w:rStyle w:val="aff9"/>
-            <w:rFonts w:ascii="SimHei" w:eastAsia="SimHei" w:hAnsi="SimHei"/>
+            <w:rFonts w:ascii="Microsoft YaHei" w:eastAsia="Microsoft YaHei" w:hAnsi="Microsoft YaHei"/>
             <w:noProof/>
           </w:rPr>
-          <w:t>4.2  新兴保险产品发展</w:t>
+          <w:t>4.3  产品定价策略变化</w:t>
         </w:r>
         <w:r>
           <w:rPr>
@@ -1339,7 +1419,81 @@
             <w:noProof/>
             <w:webHidden/>
           </w:rPr>
-          <w:instrText xml:space="preserve"> PAGEREF _Toc236359188 \h </w:instrText>
+          <w:instrText xml:space="preserve"> PAGEREF _Toc236419757 \h </w:instrText>
+        </w:r>
+        <w:r>
+          <w:rPr>
+            <w:noProof/>
+            <w:webHidden/>
+          </w:rPr>
+        </w:r>
+        <w:r>
+          <w:rPr>
+            <w:noProof/>
+            <w:webHidden/>
+          </w:rPr>
+          <w:fldChar w:fldCharType="separate"/>
+        </w:r>
+        <w:r>
+          <w:rPr>
+            <w:noProof/>
+            <w:webHidden/>
+          </w:rPr>
+          <w:t>11</w:t>
+        </w:r>
+        <w:r>
+          <w:rPr>
+            <w:noProof/>
+            <w:webHidden/>
+          </w:rPr>
+          <w:fldChar w:fldCharType="end"/>
+        </w:r>
+      </w:hyperlink>
+    </w:p>
+    <w:p>
+      <w:pPr>
+        <w:pStyle w:val="TOC2"/>
+        <w:tabs>
+          <w:tab w:val="right" w:leader="dot" w:pos="8290"/>
+        </w:tabs>
+        <w:rPr>
+          <w:rFonts w:asciiTheme="minorHAnsi" w:eastAsiaTheme="minorEastAsia" w:hAnsiTheme="minorHAnsi"/>
+          <w:noProof/>
+          <w:kern w:val="2"/>
+          <w:szCs w:val="24"/>
+          <w:lang w:eastAsia="zh-CN"/>
+          <w14:ligatures w14:val="standardContextual"/>
+        </w:rPr>
+      </w:pPr>
+      <w:hyperlink w:anchor="_Toc236419758" w:history="1">
+        <w:r>
+          <w:rPr>
+            <w:rStyle w:val="aff9"/>
+            <w:rFonts w:ascii="Microsoft YaHei" w:eastAsia="Microsoft YaHei" w:hAnsi="Microsoft YaHei"/>
+            <w:noProof/>
+          </w:rPr>
+          <w:t>4.4  再保险市场动态</w:t>
+        </w:r>
+        <w:r>
+          <w:rPr>
+            <w:noProof/>
+            <w:webHidden/>
+          </w:rPr>
+          <w:tab/>
+        </w:r>
+        <w:r>
+          <w:rPr>
+            <w:noProof/>
+            <w:webHidden/>
+          </w:rPr>
+          <w:fldChar w:fldCharType="begin"/>
+        </w:r>
+        <w:r>
+          <w:rPr>
+            <w:noProof/>
+            <w:webHidden/>
+          </w:rPr>
+          <w:instrText xml:space="preserve"> PAGEREF _Toc236419758 \h </w:instrText>
         </w:r>
         <w:r>
           <w:rPr>
@@ -1380,20 +1534,19 @@
           <w:rFonts w:asciiTheme="minorHAnsi" w:eastAsiaTheme="minorEastAsia" w:hAnsiTheme="minorHAnsi"/>
           <w:noProof/>
           <w:kern w:val="2"/>
-          <w:sz w:val="24"/>
           <w:szCs w:val="24"/>
           <w:lang w:eastAsia="zh-CN"/>
           <w14:ligatures w14:val="standardContextual"/>
         </w:rPr>
       </w:pPr>
-      <w:hyperlink w:anchor="_Toc236359189" w:history="1">
+      <w:hyperlink w:anchor="_Toc236419759" w:history="1">
         <w:r>
           <w:rPr>
             <w:rStyle w:val="aff9"/>
-            <w:rFonts w:ascii="SimHei" w:eastAsia="SimHei" w:hAnsi="SimHei"/>
+            <w:rFonts w:ascii="Microsoft YaHei" w:eastAsia="Microsoft YaHei" w:hAnsi="Microsoft YaHei"/>
             <w:noProof/>
           </w:rPr>
-          <w:t>4.3  产品定价策略变化</w:t>
+          <w:t>5.1  线下渠道</w:t>
         </w:r>
         <w:r>
           <w:rPr>
@@ -1414,7 +1567,7 @@
             <w:noProof/>
             <w:webHidden/>
           </w:rPr>
-          <w:instrText xml:space="preserve"> PAGEREF _Toc236359189 \h </w:instrText>
+          <w:instrText xml:space="preserve"> PAGEREF _Toc236419759 \h </w:instrText>
         </w:r>
         <w:r>
           <w:rPr>
@@ -1447,7 +1600,7 @@
     </w:p>
     <w:p>
       <w:pPr>
-        <w:pStyle w:val="TOC2"/>
+        <w:pStyle w:val="TOC3"/>
         <w:tabs>
           <w:tab w:val="right" w:leader="dot" w:pos="8290"/>
         </w:tabs>
@@ -1455,20 +1608,19 @@
           <w:rFonts w:asciiTheme="minorHAnsi" w:eastAsiaTheme="minorEastAsia" w:hAnsiTheme="minorHAnsi"/>
           <w:noProof/>
           <w:kern w:val="2"/>
-          <w:sz w:val="24"/>
           <w:szCs w:val="24"/>
           <w:lang w:eastAsia="zh-CN"/>
           <w14:ligatures w14:val="standardContextual"/>
         </w:rPr>
       </w:pPr>
-      <w:hyperlink w:anchor="_Toc236359190" w:history="1">
+      <w:hyperlink w:anchor="_Toc236419760" w:history="1">
         <w:r>
           <w:rPr>
             <w:rStyle w:val="aff9"/>
-            <w:rFonts w:ascii="SimHei" w:eastAsia="SimHei" w:hAnsi="SimHei"/>
+            <w:rFonts w:ascii="Microsoft YaHei" w:eastAsia="Microsoft YaHei" w:hAnsi="Microsoft YaHei"/>
             <w:noProof/>
           </w:rPr>
-          <w:t>4.4  再保险市场动态</w:t>
+          <w:t>5.1.1  个险渠道分析</w:t>
         </w:r>
         <w:r>
           <w:rPr>
@@ -1489,7 +1641,81 @@
             <w:noProof/>
             <w:webHidden/>
           </w:rPr>
-          <w:instrText xml:space="preserve"> PAGEREF _Toc236359190 \h </w:instrText>
+          <w:instrText xml:space="preserve"> PAGEREF _Toc236419760 \h </w:instrText>
+        </w:r>
+        <w:r>
+          <w:rPr>
+            <w:noProof/>
+            <w:webHidden/>
+          </w:rPr>
+        </w:r>
+        <w:r>
+          <w:rPr>
+            <w:noProof/>
+            <w:webHidden/>
+          </w:rPr>
+          <w:fldChar w:fldCharType="separate"/>
+        </w:r>
+        <w:r>
+          <w:rPr>
+            <w:noProof/>
+            <w:webHidden/>
+          </w:rPr>
+          <w:t>12</w:t>
+        </w:r>
+        <w:r>
+          <w:rPr>
+            <w:noProof/>
+            <w:webHidden/>
+          </w:rPr>
+          <w:fldChar w:fldCharType="end"/>
+        </w:r>
+      </w:hyperlink>
+    </w:p>
+    <w:p>
+      <w:pPr>
+        <w:pStyle w:val="TOC3"/>
+        <w:tabs>
+          <w:tab w:val="right" w:leader="dot" w:pos="8290"/>
+        </w:tabs>
+        <w:rPr>
+          <w:rFonts w:asciiTheme="minorHAnsi" w:eastAsiaTheme="minorEastAsia" w:hAnsiTheme="minorHAnsi"/>
+          <w:noProof/>
+          <w:kern w:val="2"/>
+          <w:szCs w:val="24"/>
+          <w:lang w:eastAsia="zh-CN"/>
+          <w14:ligatures w14:val="standardContextual"/>
+        </w:rPr>
+      </w:pPr>
+      <w:hyperlink w:anchor="_Toc236419761" w:history="1">
+        <w:r>
+          <w:rPr>
+            <w:rStyle w:val="aff9"/>
+            <w:rFonts w:ascii="Microsoft YaHei" w:eastAsia="Microsoft YaHei" w:hAnsi="Microsoft YaHei"/>
+            <w:noProof/>
+          </w:rPr>
+          <w:t>5.1.2  银保渠道分析</w:t>
+        </w:r>
+        <w:r>
+          <w:rPr>
+            <w:noProof/>
+            <w:webHidden/>
+          </w:rPr>
+          <w:tab/>
+        </w:r>
+        <w:r>
+          <w:rPr>
+            <w:noProof/>
+            <w:webHidden/>
+          </w:rPr>
+          <w:fldChar w:fldCharType="begin"/>
+        </w:r>
+        <w:r>
+          <w:rPr>
+            <w:noProof/>
+            <w:webHidden/>
+          </w:rPr>
+          <w:instrText xml:space="preserve"> PAGEREF _Toc236419761 \h </w:instrText>
         </w:r>
         <w:r>
           <w:rPr>
@@ -1530,20 +1756,19 @@
           <w:rFonts w:asciiTheme="minorHAnsi" w:eastAsiaTheme="minorEastAsia" w:hAnsiTheme="minorHAnsi"/>
           <w:noProof/>
           <w:kern w:val="2"/>
-          <w:sz w:val="24"/>
           <w:szCs w:val="24"/>
           <w:lang w:eastAsia="zh-CN"/>
           <w14:ligatures w14:val="standardContextual"/>
         </w:rPr>
       </w:pPr>
-      <w:hyperlink w:anchor="_Toc236359191" w:history="1">
+      <w:hyperlink w:anchor="_Toc236419762" w:history="1">
         <w:r>
           <w:rPr>
             <w:rStyle w:val="aff9"/>
-            <w:rFonts w:ascii="SimHei" w:eastAsia="SimHei" w:hAnsi="SimHei"/>
+            <w:rFonts w:ascii="Microsoft YaHei" w:eastAsia="Microsoft YaHei" w:hAnsi="Microsoft YaHei"/>
             <w:noProof/>
           </w:rPr>
-          <w:t>5.1  线下渠道</w:t>
+          <w:t>5.2  线上渠道</w:t>
         </w:r>
         <w:r>
           <w:rPr>
@@ -1564,7 +1789,7 @@
             <w:noProof/>
             <w:webHidden/>
           </w:rPr>
-          <w:instrText xml:space="preserve"> PAGEREF _Toc236359191 \h </w:instrText>
+          <w:instrText xml:space="preserve"> PAGEREF _Toc236419762 \h </w:instrText>
         </w:r>
         <w:r>
           <w:rPr>
@@ -1605,20 +1830,19 @@
           <w:rFonts w:asciiTheme="minorHAnsi" w:eastAsiaTheme="minorEastAsia" w:hAnsiTheme="minorHAnsi"/>
           <w:noProof/>
           <w:kern w:val="2"/>
-          <w:sz w:val="24"/>
           <w:szCs w:val="24"/>
           <w:lang w:eastAsia="zh-CN"/>
           <w14:ligatures w14:val="standardContextual"/>
         </w:rPr>
       </w:pPr>
-      <w:hyperlink w:anchor="_Toc236359192" w:history="1">
+      <w:hyperlink w:anchor="_Toc236419763" w:history="1">
         <w:r>
           <w:rPr>
             <w:rStyle w:val="aff9"/>
-            <w:rFonts w:ascii="SimHei" w:eastAsia="SimHei" w:hAnsi="SimHei"/>
+            <w:rFonts w:ascii="Microsoft YaHei" w:eastAsia="Microsoft YaHei" w:hAnsi="Microsoft YaHei"/>
             <w:noProof/>
           </w:rPr>
-          <w:t>5.1.1  个险渠道分析</w:t>
+          <w:t>5.2.1  互联网保险平台</w:t>
         </w:r>
         <w:r>
           <w:rPr>
@@ -1639,82 +1863,7 @@
             <w:noProof/>
             <w:webHidden/>
           </w:rPr>
-          <w:instrText xml:space="preserve"> PAGEREF _Toc236359192 \h </w:instrText>
-        </w:r>
-        <w:r>
-          <w:rPr>
-            <w:noProof/>
-            <w:webHidden/>
-          </w:rPr>
-        </w:r>
-        <w:r>
-          <w:rPr>
-            <w:noProof/>
-            <w:webHidden/>
-          </w:rPr>
-          <w:fldChar w:fldCharType="separate"/>
-        </w:r>
-        <w:r>
-          <w:rPr>
-            <w:noProof/>
-            <w:webHidden/>
-          </w:rPr>
-          <w:t>13</w:t>
-        </w:r>
-        <w:r>
-          <w:rPr>
-            <w:noProof/>
-            <w:webHidden/>
-          </w:rPr>
-          <w:fldChar w:fldCharType="end"/>
-        </w:r>
-      </w:hyperlink>
-    </w:p>
-    <w:p>
-      <w:pPr>
-        <w:pStyle w:val="TOC3"/>
-        <w:tabs>
-          <w:tab w:val="right" w:leader="dot" w:pos="8290"/>
-        </w:tabs>
-        <w:rPr>
-          <w:rFonts w:asciiTheme="minorHAnsi" w:eastAsiaTheme="minorEastAsia" w:hAnsiTheme="minorHAnsi"/>
-          <w:noProof/>
-          <w:kern w:val="2"/>
-          <w:sz w:val="24"/>
-          <w:szCs w:val="24"/>
-          <w:lang w:eastAsia="zh-CN"/>
-          <w14:ligatures w14:val="standardContextual"/>
-        </w:rPr>
-      </w:pPr>
-      <w:hyperlink w:anchor="_Toc236359193" w:history="1">
-        <w:r>
-          <w:rPr>
-            <w:rStyle w:val="aff9"/>
-            <w:rFonts w:ascii="SimHei" w:eastAsia="SimHei" w:hAnsi="SimHei"/>
-            <w:noProof/>
-          </w:rPr>
-          <w:t>5.1.2  银保渠道分析</w:t>
-        </w:r>
-        <w:r>
-          <w:rPr>
-            <w:noProof/>
-            <w:webHidden/>
-          </w:rPr>
-          <w:tab/>
-        </w:r>
-        <w:r>
-          <w:rPr>
-            <w:noProof/>
-            <w:webHidden/>
-          </w:rPr>
-          <w:fldChar w:fldCharType="begin"/>
-        </w:r>
-        <w:r>
-          <w:rPr>
-            <w:noProof/>
-            <w:webHidden/>
-          </w:rPr>
-          <w:instrText xml:space="preserve"> PAGEREF _Toc236359193 \h </w:instrText>
+          <w:instrText xml:space="preserve"> PAGEREF _Toc236419763 \h </w:instrText>
         </w:r>
         <w:r>
           <w:rPr>
@@ -1755,167 +1904,16 @@
           <w:rFonts w:asciiTheme="minorHAnsi" w:eastAsiaTheme="minorEastAsia" w:hAnsiTheme="minorHAnsi"/>
           <w:noProof/>
           <w:kern w:val="2"/>
-          <w:sz w:val="24"/>
           <w:szCs w:val="24"/>
           <w:lang w:eastAsia="zh-CN"/>
           <w14:ligatures w14:val="standardContextual"/>
         </w:rPr>
       </w:pPr>
-      <w:hyperlink w:anchor="_Toc236359194" w:history="1">
+      <w:hyperlink w:anchor="_Toc236419764" w:history="1">
         <w:r>
           <w:rPr>
             <w:rStyle w:val="aff9"/>
-            <w:rFonts w:ascii="SimHei" w:eastAsia="SimHei" w:hAnsi="SimHei"/>
-            <w:noProof/>
-          </w:rPr>
-          <w:t>5.2  线上渠道</w:t>
-        </w:r>
-        <w:r>
-          <w:rPr>
-            <w:noProof/>
-            <w:webHidden/>
-          </w:rPr>
-          <w:tab/>
-        </w:r>
-        <w:r>
-          <w:rPr>
-            <w:noProof/>
-            <w:webHidden/>
-          </w:rPr>
-          <w:fldChar w:fldCharType="begin"/>
-        </w:r>
-        <w:r>
-          <w:rPr>
-            <w:noProof/>
-            <w:webHidden/>
-          </w:rPr>
-          <w:instrText xml:space="preserve"> PAGEREF _Toc236359194 \h </w:instrText>
-        </w:r>
-        <w:r>
-          <w:rPr>
-            <w:noProof/>
-            <w:webHidden/>
-          </w:rPr>
-        </w:r>
-        <w:r>
-          <w:rPr>
-            <w:noProof/>
-            <w:webHidden/>
-          </w:rPr>
-          <w:fldChar w:fldCharType="separate"/>
-        </w:r>
-        <w:r>
-          <w:rPr>
-            <w:noProof/>
-            <w:webHidden/>
-          </w:rPr>
-          <w:t>14</w:t>
-        </w:r>
-        <w:r>
-          <w:rPr>
-            <w:noProof/>
-            <w:webHidden/>
-          </w:rPr>
-          <w:fldChar w:fldCharType="end"/>
-        </w:r>
-      </w:hyperlink>
-    </w:p>
-    <w:p>
-      <w:pPr>
-        <w:pStyle w:val="TOC3"/>
-        <w:tabs>
-          <w:tab w:val="right" w:leader="dot" w:pos="8290"/>
-        </w:tabs>
-        <w:rPr>
-          <w:rFonts w:asciiTheme="minorHAnsi" w:eastAsiaTheme="minorEastAsia" w:hAnsiTheme="minorHAnsi"/>
-          <w:noProof/>
-          <w:kern w:val="2"/>
-          <w:sz w:val="24"/>
-          <w:szCs w:val="24"/>
-          <w:lang w:eastAsia="zh-CN"/>
-          <w14:ligatures w14:val="standardContextual"/>
-        </w:rPr>
-      </w:pPr>
-      <w:hyperlink w:anchor="_Toc236359195" w:history="1">
-        <w:r>
-          <w:rPr>
-            <w:rStyle w:val="aff9"/>
-            <w:rFonts w:ascii="SimHei" w:eastAsia="SimHei" w:hAnsi="SimHei"/>
-            <w:noProof/>
-          </w:rPr>
-          <w:t>5.2.1  互联网保险平台</w:t>
-        </w:r>
-        <w:r>
-          <w:rPr>
-            <w:noProof/>
-            <w:webHidden/>
-          </w:rPr>
-          <w:tab/>
-        </w:r>
-        <w:r>
-          <w:rPr>
-            <w:noProof/>
-            <w:webHidden/>
-          </w:rPr>
-          <w:fldChar w:fldCharType="begin"/>
-        </w:r>
-        <w:r>
-          <w:rPr>
-            <w:noProof/>
-            <w:webHidden/>
-          </w:rPr>
-          <w:instrText xml:space="preserve"> PAGEREF _Toc236359195 \h </w:instrText>
-        </w:r>
-        <w:r>
-          <w:rPr>
-            <w:noProof/>
-            <w:webHidden/>
-          </w:rPr>
-        </w:r>
-        <w:r>
-          <w:rPr>
-            <w:noProof/>
-            <w:webHidden/>
-          </w:rPr>
-          <w:fldChar w:fldCharType="separate"/>
-        </w:r>
-        <w:r>
-          <w:rPr>
-            <w:noProof/>
-            <w:webHidden/>
-          </w:rPr>
-          <w:t>14</w:t>
-        </w:r>
-        <w:r>
-          <w:rPr>
-            <w:noProof/>
-            <w:webHidden/>
-          </w:rPr>
-          <w:fldChar w:fldCharType="end"/>
-        </w:r>
-      </w:hyperlink>
-    </w:p>
-    <w:p>
-      <w:pPr>
-        <w:pStyle w:val="TOC2"/>
-        <w:tabs>
-          <w:tab w:val="right" w:leader="dot" w:pos="8290"/>
-        </w:tabs>
-        <w:rPr>
-          <w:rFonts w:asciiTheme="minorHAnsi" w:eastAsiaTheme="minorEastAsia" w:hAnsiTheme="minorHAnsi"/>
-          <w:noProof/>
-          <w:kern w:val="2"/>
-          <w:sz w:val="24"/>
-          <w:szCs w:val="24"/>
-          <w:lang w:eastAsia="zh-CN"/>
-          <w14:ligatures w14:val="standardContextual"/>
-        </w:rPr>
-      </w:pPr>
-      <w:hyperlink w:anchor="_Toc236359196" w:history="1">
-        <w:r>
-          <w:rPr>
-            <w:rStyle w:val="aff9"/>
-            <w:rFonts w:ascii="SimHei" w:eastAsia="SimHei" w:hAnsi="SimHei"/>
+            <w:rFonts w:ascii="Microsoft YaHei" w:eastAsia="Microsoft YaHei" w:hAnsi="Microsoft YaHei"/>
             <w:noProof/>
           </w:rPr>
           <w:t>6.1  风险评估体系</w:t>
@@ -1939,7 +1937,7 @@
             <w:noProof/>
             <w:webHidden/>
           </w:rPr>
-          <w:instrText xml:space="preserve"> PAGEREF _Toc236359196 \h </w:instrText>
+          <w:instrText xml:space="preserve"> PAGEREF _Toc236419764 \h </w:instrText>
         </w:r>
         <w:r>
           <w:rPr>
@@ -1980,17 +1978,16 @@
           <w:rFonts w:asciiTheme="minorHAnsi" w:eastAsiaTheme="minorEastAsia" w:hAnsiTheme="minorHAnsi"/>
           <w:noProof/>
           <w:kern w:val="2"/>
-          <w:sz w:val="24"/>
           <w:szCs w:val="24"/>
           <w:lang w:eastAsia="zh-CN"/>
           <w14:ligatures w14:val="standardContextual"/>
         </w:rPr>
       </w:pPr>
-      <w:hyperlink w:anchor="_Toc236359197" w:history="1">
+      <w:hyperlink w:anchor="_Toc236419765" w:history="1">
         <w:r>
           <w:rPr>
             <w:rStyle w:val="aff9"/>
-            <w:rFonts w:ascii="SimHei" w:eastAsia="SimHei" w:hAnsi="SimHei"/>
+            <w:rFonts w:ascii="Microsoft YaHei" w:eastAsia="Microsoft YaHei" w:hAnsi="Microsoft YaHei"/>
             <w:noProof/>
           </w:rPr>
           <w:t>6.2  理赔服务效率</w:t>
@@ -2014,7 +2011,81 @@
             <w:noProof/>
             <w:webHidden/>
           </w:rPr>
-          <w:instrText xml:space="preserve"> PAGEREF _Toc236359197 \h </w:instrText>
+          <w:instrText xml:space="preserve"> PAGEREF _Toc236419765 \h </w:instrText>
+        </w:r>
+        <w:r>
+          <w:rPr>
+            <w:noProof/>
+            <w:webHidden/>
+          </w:rPr>
+        </w:r>
+        <w:r>
+          <w:rPr>
+            <w:noProof/>
+            <w:webHidden/>
+          </w:rPr>
+          <w:fldChar w:fldCharType="separate"/>
+        </w:r>
+        <w:r>
+          <w:rPr>
+            <w:noProof/>
+            <w:webHidden/>
+          </w:rPr>
+          <w:t>15</w:t>
+        </w:r>
+        <w:r>
+          <w:rPr>
+            <w:noProof/>
+            <w:webHidden/>
+          </w:rPr>
+          <w:fldChar w:fldCharType="end"/>
+        </w:r>
+      </w:hyperlink>
+    </w:p>
+    <w:p>
+      <w:pPr>
+        <w:pStyle w:val="TOC2"/>
+        <w:tabs>
+          <w:tab w:val="right" w:leader="dot" w:pos="8290"/>
+        </w:tabs>
+        <w:rPr>
+          <w:rFonts w:asciiTheme="minorHAnsi" w:eastAsiaTheme="minorEastAsia" w:hAnsiTheme="minorHAnsi"/>
+          <w:noProof/>
+          <w:kern w:val="2"/>
+          <w:szCs w:val="24"/>
+          <w:lang w:eastAsia="zh-CN"/>
+          <w14:ligatures w14:val="standardContextual"/>
+        </w:rPr>
+      </w:pPr>
+      <w:hyperlink w:anchor="_Toc236419766" w:history="1">
+        <w:r>
+          <w:rPr>
+            <w:rStyle w:val="aff9"/>
+            <w:rFonts w:ascii="Microsoft YaHei" w:eastAsia="Microsoft YaHei" w:hAnsi="Microsoft YaHei"/>
+            <w:noProof/>
+          </w:rPr>
+          <w:t>6.3  反欺诈技术应用</w:t>
+        </w:r>
+        <w:r>
+          <w:rPr>
+            <w:noProof/>
+            <w:webHidden/>
+          </w:rPr>
+          <w:tab/>
+        </w:r>
+        <w:r>
+          <w:rPr>
+            <w:noProof/>
+            <w:webHidden/>
+          </w:rPr>
+          <w:fldChar w:fldCharType="begin"/>
+        </w:r>
+        <w:r>
+          <w:rPr>
+            <w:noProof/>
+            <w:webHidden/>
+          </w:rPr>
+          <w:instrText xml:space="preserve"> PAGEREF _Toc236419766 \h </w:instrText>
         </w:r>
         <w:r>
           <w:rPr>
@@ -2047,7 +2118,7 @@
     </w:p>
     <w:p>
       <w:pPr>
-        <w:pStyle w:val="TOC2"/>
+        <w:pStyle w:val="TOC1"/>
         <w:tabs>
           <w:tab w:val="right" w:leader="dot" w:pos="8290"/>
         </w:tabs>
@@ -2055,20 +2126,19 @@
           <w:rFonts w:asciiTheme="minorHAnsi" w:eastAsiaTheme="minorEastAsia" w:hAnsiTheme="minorHAnsi"/>
           <w:noProof/>
           <w:kern w:val="2"/>
-          <w:sz w:val="24"/>
           <w:szCs w:val="24"/>
           <w:lang w:eastAsia="zh-CN"/>
           <w14:ligatures w14:val="standardContextual"/>
         </w:rPr>
       </w:pPr>
-      <w:hyperlink w:anchor="_Toc236359198" w:history="1">
+      <w:hyperlink w:anchor="_Toc236419767" w:history="1">
         <w:r>
           <w:rPr>
             <w:rStyle w:val="aff9"/>
-            <w:rFonts w:ascii="SimHei" w:eastAsia="SimHei" w:hAnsi="SimHei"/>
+            <w:rFonts w:ascii="Microsoft YaHei" w:eastAsia="Microsoft YaHei" w:hAnsi="Microsoft YaHei"/>
             <w:noProof/>
           </w:rPr>
-          <w:t>6.3  反欺诈技术应用</w:t>
+          <w:t>第七章  行业竞争格局</w:t>
         </w:r>
         <w:r>
           <w:rPr>
@@ -2089,7 +2159,7 @@
             <w:noProof/>
             <w:webHidden/>
           </w:rPr>
-          <w:instrText xml:space="preserve"> PAGEREF _Toc236359198 \h </w:instrText>
+          <w:instrText xml:space="preserve"> PAGEREF _Toc236419767 \h </w:instrText>
         </w:r>
         <w:r>
           <w:rPr>
@@ -2130,20 +2200,19 @@
           <w:rFonts w:asciiTheme="minorHAnsi" w:eastAsiaTheme="minorEastAsia" w:hAnsiTheme="minorHAnsi"/>
           <w:noProof/>
           <w:kern w:val="2"/>
-          <w:sz w:val="24"/>
           <w:szCs w:val="24"/>
           <w:lang w:eastAsia="zh-CN"/>
           <w14:ligatures w14:val="standardContextual"/>
         </w:rPr>
       </w:pPr>
-      <w:hyperlink w:anchor="_Toc236359199" w:history="1">
+      <w:hyperlink w:anchor="_Toc236419768" w:history="1">
         <w:r>
           <w:rPr>
             <w:rStyle w:val="aff9"/>
-            <w:rFonts w:ascii="SimHei" w:eastAsia="SimHei" w:hAnsi="SimHei"/>
+            <w:rFonts w:ascii="Microsoft YaHei" w:eastAsia="Microsoft YaHei" w:hAnsi="Microsoft YaHei"/>
             <w:noProof/>
           </w:rPr>
-          <w:t>第七章  行业竞争格局</w:t>
+          <w:t>第八章  趋势展望与策略建议</w:t>
         </w:r>
         <w:r>
           <w:rPr>
@@ -2164,7 +2233,7 @@
             <w:noProof/>
             <w:webHidden/>
           </w:rPr>
-          <w:instrText xml:space="preserve"> PAGEREF _Toc236359199 \h </w:instrText>
+          <w:instrText xml:space="preserve"> PAGEREF _Toc236419768 \h </w:instrText>
         </w:r>
         <w:r>
           <w:rPr>
@@ -2196,81 +2265,6 @@
       </w:hyperlink>
     </w:p>
     <w:p>
-      <w:pPr>
-        <w:pStyle w:val="TOC1"/>
-        <w:tabs>
-          <w:tab w:val="right" w:leader="dot" w:pos="8290"/>
-        </w:tabs>
-        <w:rPr>
-          <w:rFonts w:asciiTheme="minorHAnsi" w:eastAsiaTheme="minorEastAsia" w:hAnsiTheme="minorHAnsi"/>
-          <w:noProof/>
-          <w:kern w:val="2"/>
-          <w:sz w:val="24"/>
-          <w:szCs w:val="24"/>
-          <w:lang w:eastAsia="zh-CN"/>
-          <w14:ligatures w14:val="standardContextual"/>
-        </w:rPr>
-      </w:pPr>
-      <w:hyperlink w:anchor="_Toc236359200" w:history="1">
-        <w:r>
-          <w:rPr>
-            <w:rStyle w:val="aff9"/>
-            <w:rFonts w:ascii="SimHei" w:eastAsia="SimHei" w:hAnsi="SimHei"/>
-            <w:noProof/>
-          </w:rPr>
-          <w:t>第八章  趋势展望与策略建议</w:t>
-        </w:r>
-        <w:r>
-          <w:rPr>
-            <w:noProof/>
-            <w:webHidden/>
-          </w:rPr>
-          <w:tab/>
-        </w:r>
-        <w:r>
-          <w:rPr>
-            <w:noProof/>
-            <w:webHidden/>
-          </w:rPr>
-          <w:fldChar w:fldCharType="begin"/>
-        </w:r>
-        <w:r>
-          <w:rPr>
-            <w:noProof/>
-            <w:webHidden/>
-          </w:rPr>
-          <w:instrText xml:space="preserve"> PAGEREF _Toc236359200 \h </w:instrText>
-        </w:r>
-        <w:r>
-          <w:rPr>
-            <w:noProof/>
-            <w:webHidden/>
-          </w:rPr>
-        </w:r>
-        <w:r>
-          <w:rPr>
-            <w:noProof/>
-            <w:webHidden/>
-          </w:rPr>
-          <w:fldChar w:fldCharType="separate"/>
-        </w:r>
-        <w:r>
-          <w:rPr>
-            <w:noProof/>
-            <w:webHidden/>
-          </w:rPr>
-          <w:t>19</w:t>
-        </w:r>
-        <w:r>
-          <w:rPr>
-            <w:noProof/>
-            <w:webHidden/>
-          </w:rPr>
-          <w:fldChar w:fldCharType="end"/>
-        </w:r>
-      </w:hyperlink>
-    </w:p>
-    <w:p>
       <w:r>
         <w:fldChar w:fldCharType="end"/>
       </w:r>
@@ -2285,23 +2279,23 @@
         <w:pStyle w:val="1"/>
         <w:spacing w:before="360" w:after="120"/>
       </w:pPr>
-      <w:bookmarkStart w:id="0" w:name="_Toc236359173"/>
-      <w:r>
-        <w:rPr>
-          <w:rFonts w:ascii="SimHei" w:eastAsia="SimHei" w:hAnsi="SimHei"/>
+      <w:bookmarkStart w:id="0" w:name="_Toc236419741"/>
+      <w:r>
+        <w:rPr>
+          <w:rFonts w:ascii="Microsoft YaHei" w:eastAsia="Microsoft YaHei" w:hAnsi="Microsoft YaHei"/>
         </w:rPr>
         <w:lastRenderedPageBreak/>
         <w:t>第一章</w:t>
       </w:r>
       <w:r>
         <w:rPr>
-          <w:rFonts w:ascii="SimHei" w:eastAsia="SimHei" w:hAnsi="SimHei"/>
+          <w:rFonts w:ascii="Microsoft YaHei" w:eastAsia="Microsoft YaHei" w:hAnsi="Microsoft YaHei"/>
         </w:rPr>
         <w:t xml:space="preserve">  </w:t>
       </w:r>
       <w:r>
         <w:rPr>
-          <w:rFonts w:ascii="SimHei" w:eastAsia="SimHei" w:hAnsi="SimHei"/>
+          <w:rFonts w:ascii="Microsoft YaHei" w:eastAsia="Microsoft YaHei" w:hAnsi="Microsoft YaHei"/>
         </w:rPr>
         <w:t>报告概述</w:t>
       </w:r>
@@ -2310,59 +2304,59 @@
     <w:p>
       <w:pPr>
         <w:spacing w:after="80" w:line="360" w:lineRule="auto"/>
-        <w:ind w:firstLineChars="200" w:firstLine="560"/>
-      </w:pPr>
-      <w:r>
-        <w:rPr>
-          <w:color w:val="F79646"/>
+        <w:ind w:firstLineChars="200" w:firstLine="480"/>
+      </w:pPr>
+      <w:r>
+        <w:rPr>
+          <w:color w:val="000000"/>
         </w:rPr>
         <w:t>本期报告聚焦</w:t>
       </w:r>
       <w:r>
         <w:rPr>
-          <w:color w:val="F79646"/>
+          <w:color w:val="000000"/>
         </w:rPr>
         <w:t>2026</w:t>
       </w:r>
       <w:r>
         <w:rPr>
-          <w:color w:val="F79646"/>
+          <w:color w:val="000000"/>
         </w:rPr>
         <w:t>年第三季度中国保险市场的运行情况，围绕宏观环境、保费景气度、产品迭代、渠道演进、风险管控及竞争格局六大维度展开系统性研判。本次调研走访覆盖全国</w:t>
       </w:r>
       <w:r>
         <w:rPr>
-          <w:color w:val="F79646"/>
+          <w:color w:val="000000"/>
         </w:rPr>
         <w:t>31</w:t>
       </w:r>
       <w:r>
         <w:rPr>
-          <w:color w:val="F79646"/>
+          <w:color w:val="000000"/>
         </w:rPr>
         <w:t>个省级行政区的</w:t>
       </w:r>
       <w:r>
         <w:rPr>
-          <w:color w:val="F79646"/>
+          <w:color w:val="000000"/>
         </w:rPr>
         <w:t>158</w:t>
       </w:r>
       <w:r>
         <w:rPr>
-          <w:color w:val="F79646"/>
+          <w:color w:val="000000"/>
         </w:rPr>
         <w:t>家保险机构，回收有效问卷逾</w:t>
       </w:r>
       <w:r>
         <w:rPr>
-          <w:color w:val="F79646"/>
+          <w:color w:val="000000"/>
         </w:rPr>
         <w:t>13,500</w:t>
       </w:r>
       <w:r>
         <w:rPr>
-          <w:color w:val="F79646"/>
+          <w:color w:val="000000"/>
         </w:rPr>
         <w:t>份，力求多角度、立体化地呈现行业最新动态。</w:t>
       </w:r>
@@ -2370,12 +2364,11 @@
     <w:p>
       <w:pPr>
         <w:spacing w:before="120" w:after="40" w:line="360" w:lineRule="auto"/>
-        <w:ind w:firstLineChars="200" w:firstLine="562"/>
       </w:pPr>
       <w:r>
         <w:rPr>
           <w:b/>
-          <w:color w:val="F79646"/>
+          <w:color w:val="000000"/>
         </w:rPr>
         <w:t>调研立意与目标</w:t>
       </w:r>
@@ -2383,12 +2376,11 @@
     <w:p>
       <w:pPr>
         <w:pStyle w:val="a0"/>
-        <w:spacing w:after="20" w:line="336" w:lineRule="auto"/>
-      </w:pPr>
-      <w:r>
-        <w:rPr>
-          <w:color w:val="F79646"/>
-          <w:sz w:val="21"/>
+        <w:spacing w:after="20" w:line="360" w:lineRule="auto"/>
+      </w:pPr>
+      <w:r>
+        <w:rPr>
+          <w:color w:val="000000"/>
         </w:rPr>
         <w:t>持续追踪保险业季度经营景气度，识别市场结构性拐点</w:t>
       </w:r>
@@ -2396,12 +2388,11 @@
     <w:p>
       <w:pPr>
         <w:pStyle w:val="a0"/>
-        <w:spacing w:after="20" w:line="336" w:lineRule="auto"/>
-      </w:pPr>
-      <w:r>
-        <w:rPr>
-          <w:color w:val="F79646"/>
-          <w:sz w:val="21"/>
+        <w:spacing w:after="20" w:line="360" w:lineRule="auto"/>
+      </w:pPr>
+      <w:r>
+        <w:rPr>
+          <w:color w:val="000000"/>
         </w:rPr>
         <w:t>研判宏观与监管环境变化向保险业传导的具体路径</w:t>
       </w:r>
@@ -2409,12 +2400,11 @@
     <w:p>
       <w:pPr>
         <w:pStyle w:val="a0"/>
-        <w:spacing w:after="20" w:line="336" w:lineRule="auto"/>
-      </w:pPr>
-      <w:r>
-        <w:rPr>
-          <w:color w:val="F79646"/>
-          <w:sz w:val="21"/>
+        <w:spacing w:after="20" w:line="360" w:lineRule="auto"/>
+      </w:pPr>
+      <w:r>
+        <w:rPr>
+          <w:color w:val="000000"/>
         </w:rPr>
         <w:t>检验产品端创新与渠道端变革的阶段成效</w:t>
       </w:r>
@@ -2422,12 +2412,11 @@
     <w:p>
       <w:pPr>
         <w:pStyle w:val="a0"/>
-        <w:spacing w:after="20" w:line="336" w:lineRule="auto"/>
-      </w:pPr>
-      <w:r>
-        <w:rPr>
-          <w:color w:val="F79646"/>
-          <w:sz w:val="21"/>
+        <w:spacing w:after="20" w:line="360" w:lineRule="auto"/>
+      </w:pPr>
+      <w:r>
+        <w:rPr>
+          <w:color w:val="000000"/>
         </w:rPr>
         <w:t>为机构经营决策与监管政策完善提供数据依据</w:t>
       </w:r>
@@ -2435,12 +2424,11 @@
     <w:p>
       <w:pPr>
         <w:spacing w:before="120" w:after="40" w:line="360" w:lineRule="auto"/>
-        <w:ind w:firstLineChars="200" w:firstLine="562"/>
       </w:pPr>
       <w:r>
         <w:rPr>
           <w:b/>
-          <w:color w:val="F79646"/>
+          <w:color w:val="000000"/>
         </w:rPr>
         <w:t>调研边界与方法论</w:t>
       </w:r>
@@ -2448,12 +2436,11 @@
     <w:p>
       <w:pPr>
         <w:pStyle w:val="a0"/>
-        <w:spacing w:after="20" w:line="336" w:lineRule="auto"/>
-      </w:pPr>
-      <w:r>
-        <w:rPr>
-          <w:color w:val="F79646"/>
-          <w:sz w:val="21"/>
+        <w:spacing w:after="20" w:line="360" w:lineRule="auto"/>
+      </w:pPr>
+      <w:r>
+        <w:rPr>
+          <w:color w:val="000000"/>
         </w:rPr>
         <w:t>信息来源：金融监管部门披露数据、行业协会月报、上市公司财报、一线机构走访访谈</w:t>
       </w:r>
@@ -2461,40 +2448,35 @@
     <w:p>
       <w:pPr>
         <w:pStyle w:val="a0"/>
-        <w:spacing w:after="20" w:line="336" w:lineRule="auto"/>
-      </w:pPr>
-      <w:r>
-        <w:rPr>
-          <w:color w:val="F79646"/>
-          <w:sz w:val="21"/>
+        <w:spacing w:after="20" w:line="360" w:lineRule="auto"/>
+      </w:pPr>
+      <w:r>
+        <w:rPr>
+          <w:color w:val="000000"/>
         </w:rPr>
         <w:t>样本构成：人身险公司</w:t>
       </w:r>
       <w:r>
         <w:rPr>
-          <w:color w:val="F79646"/>
-          <w:sz w:val="21"/>
+          <w:color w:val="000000"/>
         </w:rPr>
         <w:t>82</w:t>
       </w:r>
       <w:r>
         <w:rPr>
-          <w:color w:val="F79646"/>
-          <w:sz w:val="21"/>
+          <w:color w:val="000000"/>
         </w:rPr>
         <w:t>家、财产险公司</w:t>
       </w:r>
       <w:r>
         <w:rPr>
-          <w:color w:val="F79646"/>
-          <w:sz w:val="21"/>
+          <w:color w:val="000000"/>
         </w:rPr>
         <w:t>76</w:t>
       </w:r>
       <w:r>
         <w:rPr>
-          <w:color w:val="F79646"/>
-          <w:sz w:val="21"/>
+          <w:color w:val="000000"/>
         </w:rPr>
         <w:t>家，覆盖主要业务条线</w:t>
       </w:r>
@@ -2502,12 +2484,11 @@
     <w:p>
       <w:pPr>
         <w:pStyle w:val="a0"/>
-        <w:spacing w:after="20" w:line="336" w:lineRule="auto"/>
-      </w:pPr>
-      <w:r>
-        <w:rPr>
-          <w:color w:val="F79646"/>
-          <w:sz w:val="21"/>
+        <w:spacing w:after="20" w:line="360" w:lineRule="auto"/>
+      </w:pPr>
+      <w:r>
+        <w:rPr>
+          <w:color w:val="000000"/>
         </w:rPr>
         <w:t>研究方法：定量统计与定性研判相结合，截面比较与时间序列追踪互为补充</w:t>
       </w:r>
@@ -2515,12 +2496,11 @@
     <w:p>
       <w:pPr>
         <w:spacing w:before="120" w:after="40" w:line="360" w:lineRule="auto"/>
-        <w:ind w:firstLineChars="200" w:firstLine="562"/>
       </w:pPr>
       <w:r>
         <w:rPr>
           <w:b/>
-          <w:color w:val="F79646"/>
+          <w:color w:val="000000"/>
         </w:rPr>
         <w:t>核心结论速览</w:t>
       </w:r>
@@ -2528,40 +2508,35 @@
     <w:p>
       <w:pPr>
         <w:pStyle w:val="a0"/>
-        <w:spacing w:after="20" w:line="336" w:lineRule="auto"/>
-      </w:pPr>
-      <w:r>
-        <w:rPr>
-          <w:color w:val="F79646"/>
-          <w:sz w:val="21"/>
+        <w:spacing w:after="20" w:line="360" w:lineRule="auto"/>
+      </w:pPr>
+      <w:r>
+        <w:rPr>
+          <w:color w:val="000000"/>
         </w:rPr>
         <w:t>三季度行业原保险保费收入达</w:t>
       </w:r>
       <w:r>
         <w:rPr>
-          <w:color w:val="F79646"/>
-          <w:sz w:val="21"/>
+          <w:color w:val="000000"/>
         </w:rPr>
         <w:t>2.35</w:t>
       </w:r>
       <w:r>
         <w:rPr>
-          <w:color w:val="F79646"/>
-          <w:sz w:val="21"/>
+          <w:color w:val="000000"/>
         </w:rPr>
         <w:t>万亿元，同比扩张</w:t>
       </w:r>
       <w:r>
         <w:rPr>
-          <w:color w:val="F79646"/>
-          <w:sz w:val="21"/>
+          <w:color w:val="000000"/>
         </w:rPr>
         <w:t>7.2%</w:t>
       </w:r>
       <w:r>
         <w:rPr>
-          <w:color w:val="F79646"/>
-          <w:sz w:val="21"/>
+          <w:color w:val="000000"/>
         </w:rPr>
         <w:t>，景气度环比小幅改善</w:t>
       </w:r>
@@ -2569,40 +2544,35 @@
     <w:p>
       <w:pPr>
         <w:pStyle w:val="a0"/>
-        <w:spacing w:after="20" w:line="336" w:lineRule="auto"/>
-      </w:pPr>
-      <w:r>
-        <w:rPr>
-          <w:color w:val="F79646"/>
-          <w:sz w:val="21"/>
+        <w:spacing w:after="20" w:line="360" w:lineRule="auto"/>
+      </w:pPr>
+      <w:r>
+        <w:rPr>
+          <w:color w:val="000000"/>
         </w:rPr>
         <w:t>线上化进程明显提速，互联网渠道保费份额升至</w:t>
       </w:r>
       <w:r>
         <w:rPr>
-          <w:color w:val="F79646"/>
-          <w:sz w:val="21"/>
+          <w:color w:val="000000"/>
         </w:rPr>
         <w:t>22.5%</w:t>
       </w:r>
       <w:r>
         <w:rPr>
-          <w:color w:val="F79646"/>
-          <w:sz w:val="21"/>
+          <w:color w:val="000000"/>
         </w:rPr>
         <w:t>，较上季再增</w:t>
       </w:r>
       <w:r>
         <w:rPr>
-          <w:color w:val="F79646"/>
-          <w:sz w:val="21"/>
+          <w:color w:val="000000"/>
         </w:rPr>
         <w:t>2.5</w:t>
       </w:r>
       <w:r>
         <w:rPr>
-          <w:color w:val="F79646"/>
-          <w:sz w:val="21"/>
+          <w:color w:val="000000"/>
         </w:rPr>
         <w:t>个百分点</w:t>
       </w:r>
@@ -2610,26 +2580,23 @@
     <w:p>
       <w:pPr>
         <w:pStyle w:val="a0"/>
-        <w:spacing w:after="20" w:line="336" w:lineRule="auto"/>
-      </w:pPr>
-      <w:r>
-        <w:rPr>
-          <w:color w:val="F79646"/>
-          <w:sz w:val="21"/>
+        <w:spacing w:after="20" w:line="360" w:lineRule="auto"/>
+      </w:pPr>
+      <w:r>
+        <w:rPr>
+          <w:color w:val="000000"/>
         </w:rPr>
         <w:t>健康险继续保持双位数增长，同比</w:t>
       </w:r>
       <w:r>
         <w:rPr>
-          <w:color w:val="F79646"/>
-          <w:sz w:val="21"/>
+          <w:color w:val="000000"/>
         </w:rPr>
         <w:t>13.8%</w:t>
       </w:r>
       <w:r>
         <w:rPr>
-          <w:color w:val="F79646"/>
-          <w:sz w:val="21"/>
+          <w:color w:val="000000"/>
         </w:rPr>
         <w:t>的增速成为人身险板块首要拉动力</w:t>
       </w:r>
@@ -2637,19 +2604,17 @@
     <w:p>
       <w:pPr>
         <w:pStyle w:val="a0"/>
-        <w:spacing w:after="20" w:line="336" w:lineRule="auto"/>
-      </w:pPr>
-      <w:r>
-        <w:rPr>
-          <w:color w:val="F79646"/>
-          <w:sz w:val="21"/>
+        <w:spacing w:after="20" w:line="360" w:lineRule="auto"/>
+      </w:pPr>
+      <w:r>
+        <w:rPr>
+          <w:color w:val="000000"/>
         </w:rPr>
         <w:t>低利率环境下利差损防控压力未减，定价利率上限维持在</w:t>
       </w:r>
       <w:r>
         <w:rPr>
-          <w:color w:val="F79646"/>
-          <w:sz w:val="21"/>
+          <w:color w:val="000000"/>
         </w:rPr>
         <w:t>2.5%</w:t>
       </w:r>
@@ -2657,12 +2622,11 @@
     <w:p>
       <w:pPr>
         <w:pStyle w:val="a0"/>
-        <w:spacing w:after="20" w:line="336" w:lineRule="auto"/>
-      </w:pPr>
-      <w:r>
-        <w:rPr>
-          <w:color w:val="F79646"/>
-          <w:sz w:val="21"/>
+        <w:spacing w:after="20" w:line="360" w:lineRule="auto"/>
+      </w:pPr>
+      <w:r>
+        <w:rPr>
+          <w:color w:val="000000"/>
         </w:rPr>
         <w:t>中小公司差异化竞争成效显现，在若干细分赛道份额稳步抬升</w:t>
       </w:r>
@@ -2672,16 +2636,16 @@
         <w:pStyle w:val="21"/>
         <w:spacing w:before="240" w:after="120"/>
       </w:pPr>
-      <w:bookmarkStart w:id="1" w:name="_Toc236359174"/>
-      <w:r>
-        <w:rPr>
-          <w:rFonts w:ascii="SimHei" w:eastAsia="SimHei" w:hAnsi="SimHei"/>
+      <w:bookmarkStart w:id="1" w:name="_Toc236419742"/>
+      <w:r>
+        <w:rPr>
+          <w:rFonts w:ascii="Microsoft YaHei" w:eastAsia="Microsoft YaHei" w:hAnsi="Microsoft YaHei"/>
         </w:rPr>
         <w:t xml:space="preserve">2.1  </w:t>
       </w:r>
       <w:r>
         <w:rPr>
-          <w:rFonts w:ascii="SimHei" w:eastAsia="SimHei" w:hAnsi="SimHei"/>
+          <w:rFonts w:ascii="Microsoft YaHei" w:eastAsia="Microsoft YaHei" w:hAnsi="Microsoft YaHei"/>
         </w:rPr>
         <w:t>经济政策环境</w:t>
       </w:r>
@@ -2690,32 +2654,25 @@
     <w:p>
       <w:pPr>
         <w:spacing w:after="80" w:line="360" w:lineRule="auto"/>
-        <w:ind w:firstLineChars="200" w:firstLine="560"/>
-      </w:pPr>
-      <w:r>
-        <w:rPr>
-          <w:color w:val="F79646"/>
+        <w:ind w:firstLineChars="200" w:firstLine="480"/>
+      </w:pPr>
+      <w:r>
+        <w:rPr>
+          <w:color w:val="000000"/>
         </w:rPr>
         <w:t>本节从宏观经济基本面与行业监管政策两条线索切入，剖析</w:t>
       </w:r>
       <w:r>
         <w:rPr>
-          <w:color w:val="F79646"/>
+          <w:color w:val="000000"/>
         </w:rPr>
         <w:t>2026</w:t>
       </w:r>
       <w:r>
         <w:rPr>
-          <w:color w:val="F79646"/>
-        </w:rPr>
-        <w:t>年第三季度影响保险业发展的外部条件。三季度经济延续温和</w:t>
-      </w:r>
-      <w:r>
-        <w:rPr>
-          <w:color w:val="F79646"/>
-        </w:rPr>
-        <w:lastRenderedPageBreak/>
-        <w:t>修复，政策面积极信号密集释放，共同塑造了行业运行的制度与宏观背景。</w:t>
+          <w:color w:val="000000"/>
+        </w:rPr>
+        <w:t>年第三季度影响保险业发展的外部条件。三季度经济延续温和修复，政策面积极信号密集释放，共同塑造了行业运行的制度与宏观背景。</w:t>
       </w:r>
     </w:p>
     <w:p>
@@ -2723,16 +2680,17 @@
         <w:pStyle w:val="31"/>
         <w:spacing w:before="240" w:after="120"/>
       </w:pPr>
-      <w:bookmarkStart w:id="2" w:name="_Toc236359175"/>
-      <w:r>
-        <w:rPr>
-          <w:rFonts w:ascii="SimHei" w:eastAsia="SimHei" w:hAnsi="SimHei"/>
-        </w:rPr>
+      <w:bookmarkStart w:id="2" w:name="_Toc236419743"/>
+      <w:r>
+        <w:rPr>
+          <w:rFonts w:ascii="Microsoft YaHei" w:eastAsia="Microsoft YaHei" w:hAnsi="Microsoft YaHei"/>
+        </w:rPr>
+        <w:lastRenderedPageBreak/>
         <w:t xml:space="preserve">2.1.1  </w:t>
       </w:r>
       <w:r>
         <w:rPr>
-          <w:rFonts w:ascii="SimHei" w:eastAsia="SimHei" w:hAnsi="SimHei"/>
+          <w:rFonts w:ascii="Microsoft YaHei" w:eastAsia="Microsoft YaHei" w:hAnsi="Microsoft YaHei"/>
         </w:rPr>
         <w:t>宏观经济运行情况</w:t>
       </w:r>
@@ -2741,53 +2699,53 @@
     <w:p>
       <w:pPr>
         <w:spacing w:after="80" w:line="360" w:lineRule="auto"/>
-        <w:ind w:firstLineChars="200" w:firstLine="560"/>
-      </w:pPr>
-      <w:r>
-        <w:rPr>
-          <w:color w:val="F79646"/>
+        <w:ind w:firstLineChars="200" w:firstLine="480"/>
+      </w:pPr>
+      <w:r>
+        <w:rPr>
+          <w:color w:val="000000"/>
         </w:rPr>
         <w:t>2026</w:t>
       </w:r>
       <w:r>
         <w:rPr>
-          <w:color w:val="F79646"/>
+          <w:color w:val="000000"/>
         </w:rPr>
         <w:t>年第三季度，国民经济保持平稳恢复节奏。据国家统计局公布，三季度</w:t>
       </w:r>
       <w:r>
         <w:rPr>
-          <w:color w:val="F79646"/>
+          <w:color w:val="000000"/>
         </w:rPr>
         <w:t>GDP</w:t>
       </w:r>
       <w:r>
         <w:rPr>
-          <w:color w:val="F79646"/>
+          <w:color w:val="000000"/>
         </w:rPr>
         <w:t>同比增速</w:t>
       </w:r>
       <w:r>
         <w:rPr>
-          <w:color w:val="F79646"/>
+          <w:color w:val="000000"/>
         </w:rPr>
         <w:t>4.9%</w:t>
       </w:r>
       <w:r>
         <w:rPr>
-          <w:color w:val="F79646"/>
+          <w:color w:val="000000"/>
         </w:rPr>
         <w:t>，环比扩张</w:t>
       </w:r>
       <w:r>
         <w:rPr>
-          <w:color w:val="F79646"/>
+          <w:color w:val="000000"/>
         </w:rPr>
         <w:t>1.1%</w:t>
       </w:r>
       <w:r>
         <w:rPr>
-          <w:color w:val="F79646"/>
+          <w:color w:val="000000"/>
         </w:rPr>
         <w:t>，整体运行于合理区间，内生增长动能逐步蓄积。</w:t>
       </w:r>
@@ -2795,12 +2753,11 @@
     <w:p>
       <w:pPr>
         <w:spacing w:before="120" w:after="40" w:line="360" w:lineRule="auto"/>
-        <w:ind w:firstLineChars="200" w:firstLine="562"/>
       </w:pPr>
       <w:r>
         <w:rPr>
           <w:b/>
-          <w:color w:val="F79646"/>
+          <w:color w:val="000000"/>
         </w:rPr>
         <w:t>三驾马车表现</w:t>
       </w:r>
@@ -2808,26 +2765,23 @@
     <w:p>
       <w:pPr>
         <w:pStyle w:val="a0"/>
-        <w:spacing w:after="20" w:line="336" w:lineRule="auto"/>
-      </w:pPr>
-      <w:r>
-        <w:rPr>
-          <w:color w:val="F79646"/>
-          <w:sz w:val="21"/>
+        <w:spacing w:after="20" w:line="360" w:lineRule="auto"/>
+      </w:pPr>
+      <w:r>
+        <w:rPr>
+          <w:color w:val="000000"/>
         </w:rPr>
         <w:t>消费：社会消费品零售总额同比扩张</w:t>
       </w:r>
       <w:r>
         <w:rPr>
-          <w:color w:val="F79646"/>
-          <w:sz w:val="21"/>
+          <w:color w:val="000000"/>
         </w:rPr>
         <w:t>4.5%</w:t>
       </w:r>
       <w:r>
         <w:rPr>
-          <w:color w:val="F79646"/>
-          <w:sz w:val="21"/>
+          <w:color w:val="000000"/>
         </w:rPr>
         <w:t>，服务类消费回暖势头延续</w:t>
       </w:r>
@@ -2835,26 +2789,23 @@
     <w:p>
       <w:pPr>
         <w:pStyle w:val="a0"/>
-        <w:spacing w:after="20" w:line="336" w:lineRule="auto"/>
-      </w:pPr>
-      <w:r>
-        <w:rPr>
-          <w:color w:val="F79646"/>
-          <w:sz w:val="21"/>
+        <w:spacing w:after="20" w:line="360" w:lineRule="auto"/>
+      </w:pPr>
+      <w:r>
+        <w:rPr>
+          <w:color w:val="000000"/>
         </w:rPr>
         <w:t>投资：固定资产投资同比扩张</w:t>
       </w:r>
       <w:r>
         <w:rPr>
-          <w:color w:val="F79646"/>
-          <w:sz w:val="21"/>
+          <w:color w:val="000000"/>
         </w:rPr>
         <w:t>5.1%</w:t>
       </w:r>
       <w:r>
         <w:rPr>
-          <w:color w:val="F79646"/>
-          <w:sz w:val="21"/>
+          <w:color w:val="000000"/>
         </w:rPr>
         <w:t>，高技术制造业投资增速居前</w:t>
       </w:r>
@@ -2862,26 +2813,23 @@
     <w:p>
       <w:pPr>
         <w:pStyle w:val="a0"/>
-        <w:spacing w:after="20" w:line="336" w:lineRule="auto"/>
-      </w:pPr>
-      <w:r>
-        <w:rPr>
-          <w:color w:val="F79646"/>
-          <w:sz w:val="21"/>
+        <w:spacing w:after="20" w:line="360" w:lineRule="auto"/>
+      </w:pPr>
+      <w:r>
+        <w:rPr>
+          <w:color w:val="000000"/>
         </w:rPr>
         <w:t>外贸：货物出口同比扩张</w:t>
       </w:r>
       <w:r>
         <w:rPr>
-          <w:color w:val="F79646"/>
-          <w:sz w:val="21"/>
+          <w:color w:val="000000"/>
         </w:rPr>
         <w:t>4.2%</w:t>
       </w:r>
       <w:r>
         <w:rPr>
-          <w:color w:val="F79646"/>
-          <w:sz w:val="21"/>
+          <w:color w:val="000000"/>
         </w:rPr>
         <w:t>，对新兴市场出口表现亮眼</w:t>
       </w:r>
@@ -2889,12 +2837,11 @@
     <w:p>
       <w:pPr>
         <w:spacing w:before="120" w:after="40" w:line="360" w:lineRule="auto"/>
-        <w:ind w:firstLineChars="200" w:firstLine="562"/>
       </w:pPr>
       <w:r>
         <w:rPr>
           <w:b/>
-          <w:color w:val="F79646"/>
+          <w:color w:val="000000"/>
         </w:rPr>
         <w:t>价格运行</w:t>
       </w:r>
@@ -2902,33 +2849,29 @@
     <w:p>
       <w:pPr>
         <w:pStyle w:val="a0"/>
-        <w:spacing w:after="20" w:line="336" w:lineRule="auto"/>
-      </w:pPr>
-      <w:r>
-        <w:rPr>
-          <w:color w:val="F79646"/>
-          <w:sz w:val="21"/>
+        <w:spacing w:after="20" w:line="360" w:lineRule="auto"/>
+      </w:pPr>
+      <w:r>
+        <w:rPr>
+          <w:color w:val="000000"/>
         </w:rPr>
         <w:t>CPI</w:t>
       </w:r>
       <w:r>
         <w:rPr>
-          <w:color w:val="F79646"/>
-          <w:sz w:val="21"/>
+          <w:color w:val="000000"/>
         </w:rPr>
         <w:t>同比上涨</w:t>
       </w:r>
       <w:r>
         <w:rPr>
-          <w:color w:val="F79646"/>
-          <w:sz w:val="21"/>
+          <w:color w:val="000000"/>
         </w:rPr>
         <w:t>1.1%</w:t>
       </w:r>
       <w:r>
         <w:rPr>
-          <w:color w:val="F79646"/>
-          <w:sz w:val="21"/>
+          <w:color w:val="000000"/>
         </w:rPr>
         <w:t>，物价中枢温和抬升</w:t>
       </w:r>
@@ -2936,33 +2879,29 @@
     <w:p>
       <w:pPr>
         <w:pStyle w:val="a0"/>
-        <w:spacing w:after="20" w:line="336" w:lineRule="auto"/>
-      </w:pPr>
-      <w:r>
-        <w:rPr>
-          <w:color w:val="F79646"/>
-          <w:sz w:val="21"/>
+        <w:spacing w:after="20" w:line="360" w:lineRule="auto"/>
+      </w:pPr>
+      <w:r>
+        <w:rPr>
+          <w:color w:val="000000"/>
         </w:rPr>
         <w:t>PPI</w:t>
       </w:r>
       <w:r>
         <w:rPr>
-          <w:color w:val="F79646"/>
-          <w:sz w:val="21"/>
+          <w:color w:val="000000"/>
         </w:rPr>
         <w:t>同比微降</w:t>
       </w:r>
       <w:r>
         <w:rPr>
-          <w:color w:val="F79646"/>
-          <w:sz w:val="21"/>
+          <w:color w:val="000000"/>
         </w:rPr>
         <w:t>0.1%</w:t>
       </w:r>
       <w:r>
         <w:rPr>
-          <w:color w:val="F79646"/>
-          <w:sz w:val="21"/>
+          <w:color w:val="000000"/>
         </w:rPr>
         <w:t>，工业品价格通缩压力明显缓解</w:t>
       </w:r>
@@ -2970,40 +2909,35 @@
     <w:p>
       <w:pPr>
         <w:pStyle w:val="a0"/>
-        <w:spacing w:after="20" w:line="336" w:lineRule="auto"/>
-      </w:pPr>
-      <w:r>
-        <w:rPr>
-          <w:color w:val="F79646"/>
-          <w:sz w:val="21"/>
+        <w:spacing w:after="20" w:line="360" w:lineRule="auto"/>
+      </w:pPr>
+      <w:r>
+        <w:rPr>
+          <w:color w:val="000000"/>
         </w:rPr>
         <w:t>核心</w:t>
       </w:r>
       <w:r>
         <w:rPr>
-          <w:color w:val="F79646"/>
-          <w:sz w:val="21"/>
+          <w:color w:val="000000"/>
         </w:rPr>
         <w:t>CPI</w:t>
       </w:r>
       <w:r>
         <w:rPr>
-          <w:color w:val="F79646"/>
-          <w:sz w:val="21"/>
+          <w:color w:val="000000"/>
         </w:rPr>
         <w:t>同比上涨</w:t>
       </w:r>
       <w:r>
         <w:rPr>
-          <w:color w:val="F79646"/>
-          <w:sz w:val="21"/>
+          <w:color w:val="000000"/>
         </w:rPr>
         <w:t>0.9%</w:t>
       </w:r>
       <w:r>
         <w:rPr>
-          <w:color w:val="F79646"/>
-          <w:sz w:val="21"/>
+          <w:color w:val="000000"/>
         </w:rPr>
         <w:t>，终端需求复苏节奏趋于平稳</w:t>
       </w:r>
@@ -3011,12 +2945,11 @@
     <w:p>
       <w:pPr>
         <w:spacing w:before="120" w:after="40" w:line="360" w:lineRule="auto"/>
-        <w:ind w:firstLineChars="200" w:firstLine="562"/>
       </w:pPr>
       <w:r>
         <w:rPr>
           <w:b/>
-          <w:color w:val="F79646"/>
+          <w:color w:val="000000"/>
         </w:rPr>
         <w:t>劳动力市场</w:t>
       </w:r>
@@ -3024,40 +2957,35 @@
     <w:p>
       <w:pPr>
         <w:pStyle w:val="a0"/>
-        <w:spacing w:after="20" w:line="336" w:lineRule="auto"/>
-      </w:pPr>
-      <w:r>
-        <w:rPr>
-          <w:color w:val="F79646"/>
-          <w:sz w:val="21"/>
+        <w:spacing w:after="20" w:line="360" w:lineRule="auto"/>
+      </w:pPr>
+      <w:r>
+        <w:rPr>
+          <w:color w:val="000000"/>
         </w:rPr>
         <w:t>城镇调查失业率均值</w:t>
       </w:r>
       <w:r>
         <w:rPr>
-          <w:color w:val="F79646"/>
-          <w:sz w:val="21"/>
+          <w:color w:val="000000"/>
         </w:rPr>
         <w:t>5.0%</w:t>
       </w:r>
       <w:r>
         <w:rPr>
-          <w:color w:val="F79646"/>
-          <w:sz w:val="21"/>
+          <w:color w:val="000000"/>
         </w:rPr>
         <w:t>，较二季度回落</w:t>
       </w:r>
       <w:r>
         <w:rPr>
-          <w:color w:val="F79646"/>
-          <w:sz w:val="21"/>
+          <w:color w:val="000000"/>
         </w:rPr>
         <w:t>0.1</w:t>
       </w:r>
       <w:r>
         <w:rPr>
-          <w:color w:val="F79646"/>
-          <w:sz w:val="21"/>
+          <w:color w:val="000000"/>
         </w:rPr>
         <w:t>个百分点</w:t>
       </w:r>
@@ -3065,12 +2993,11 @@
     <w:p>
       <w:pPr>
         <w:pStyle w:val="a0"/>
-        <w:spacing w:after="20" w:line="336" w:lineRule="auto"/>
-      </w:pPr>
-      <w:r>
-        <w:rPr>
-          <w:color w:val="F79646"/>
-          <w:sz w:val="21"/>
+        <w:spacing w:after="20" w:line="360" w:lineRule="auto"/>
+      </w:pPr>
+      <w:r>
+        <w:rPr>
+          <w:color w:val="000000"/>
         </w:rPr>
         <w:t>新经济新业态吸纳就业作用增强，灵活就业群体规模稳步扩张</w:t>
       </w:r>
@@ -3078,23 +3005,23 @@
     <w:p>
       <w:pPr>
         <w:spacing w:after="80" w:line="360" w:lineRule="auto"/>
-        <w:ind w:firstLineChars="200" w:firstLine="560"/>
-      </w:pPr>
-      <w:r>
-        <w:rPr>
-          <w:color w:val="F79646"/>
+        <w:ind w:firstLineChars="200" w:firstLine="480"/>
+      </w:pPr>
+      <w:r>
+        <w:rPr>
+          <w:color w:val="000000"/>
         </w:rPr>
         <w:t>整体来看，宏观经济的温和修复为保险消费奠定了基础，居民收入预期改善持续释放保险需求，三季度保险消费信心指数环比上扬</w:t>
       </w:r>
       <w:r>
         <w:rPr>
-          <w:color w:val="F79646"/>
+          <w:color w:val="000000"/>
         </w:rPr>
         <w:t>2.3</w:t>
       </w:r>
       <w:r>
         <w:rPr>
-          <w:color w:val="F79646"/>
+          <w:color w:val="000000"/>
         </w:rPr>
         <w:t>个点。</w:t>
       </w:r>
@@ -3104,16 +3031,16 @@
         <w:pStyle w:val="31"/>
         <w:spacing w:before="240" w:after="120"/>
       </w:pPr>
-      <w:bookmarkStart w:id="3" w:name="_Toc236359176"/>
-      <w:r>
-        <w:rPr>
-          <w:rFonts w:ascii="SimHei" w:eastAsia="SimHei" w:hAnsi="SimHei"/>
+      <w:bookmarkStart w:id="3" w:name="_Toc236419744"/>
+      <w:r>
+        <w:rPr>
+          <w:rFonts w:ascii="Microsoft YaHei" w:eastAsia="Microsoft YaHei" w:hAnsi="Microsoft YaHei"/>
         </w:rPr>
         <w:t xml:space="preserve">2.1.2  </w:t>
       </w:r>
       <w:r>
         <w:rPr>
-          <w:rFonts w:ascii="SimHei" w:eastAsia="SimHei" w:hAnsi="SimHei"/>
+          <w:rFonts w:ascii="Microsoft YaHei" w:eastAsia="Microsoft YaHei" w:hAnsi="Microsoft YaHei"/>
         </w:rPr>
         <w:t>保险行业政策动态</w:t>
       </w:r>
@@ -3122,7 +3049,7 @@
     <w:p>
       <w:pPr>
         <w:spacing w:after="80" w:line="360" w:lineRule="auto"/>
-        <w:ind w:firstLineChars="200" w:firstLine="560"/>
+        <w:ind w:firstLineChars="200" w:firstLine="480"/>
       </w:pPr>
       <w:r>
         <w:rPr>
@@ -3140,7 +3067,6 @@
     <w:p>
       <w:pPr>
         <w:spacing w:before="120" w:after="40" w:line="360" w:lineRule="auto"/>
-        <w:ind w:firstLineChars="200" w:firstLine="562"/>
       </w:pPr>
       <w:r>
         <w:rPr>
@@ -3153,91 +3079,84 @@
     <w:p>
       <w:pPr>
         <w:pStyle w:val="a0"/>
-        <w:spacing w:after="20" w:line="336" w:lineRule="auto"/>
-      </w:pPr>
-      <w:r>
-        <w:rPr>
-          <w:color w:val="000000"/>
-          <w:sz w:val="21"/>
+        <w:spacing w:after="20" w:line="360" w:lineRule="auto"/>
+      </w:pPr>
+      <w:r>
+        <w:rPr>
+          <w:color w:val="000000"/>
+        </w:rPr>
+        <w:t>金融监管总局印发《关于推进保险业高质量发展的指导意见》，明确数字化转型路线图</w:t>
+      </w:r>
+    </w:p>
+    <w:p>
+      <w:pPr>
+        <w:pStyle w:val="a0"/>
+        <w:spacing w:after="20" w:line="360" w:lineRule="auto"/>
+      </w:pPr>
+      <w:r>
+        <w:rPr>
+          <w:color w:val="000000"/>
+        </w:rPr>
+        <w:t>《保险资金运用管理办法》补充规定落地，权益类资产配置比例上限进一步放宽</w:t>
+      </w:r>
+    </w:p>
+    <w:p>
+      <w:pPr>
+        <w:pStyle w:val="a0"/>
+        <w:spacing w:after="20" w:line="360" w:lineRule="auto"/>
+      </w:pPr>
+      <w:r>
+        <w:rPr>
+          <w:color w:val="000000"/>
+        </w:rPr>
+        <w:t>个人养老金制度全国推广进入深化阶段，税收优惠力度加码</w:t>
+      </w:r>
+    </w:p>
+    <w:p>
+      <w:pPr>
+        <w:spacing w:before="120" w:after="40" w:line="360" w:lineRule="auto"/>
+      </w:pPr>
+      <w:r>
+        <w:rPr>
+          <w:b/>
+          <w:color w:val="000000"/>
+        </w:rPr>
+        <w:t>行业规则升级</w:t>
+      </w:r>
+    </w:p>
+    <w:p>
+      <w:pPr>
+        <w:pStyle w:val="a0"/>
+        <w:spacing w:after="20" w:line="360" w:lineRule="auto"/>
+      </w:pPr>
+      <w:r>
+        <w:rPr>
+          <w:color w:val="000000"/>
         </w:rPr>
         <w:lastRenderedPageBreak/>
-        <w:t>金融监管总局印发《关于推进保险业高质量发展的指导意见》，明确数字化转型路线图</w:t>
+        <w:t>车险综改持续深化，新能源车险专属条款完成修订</w:t>
       </w:r>
     </w:p>
     <w:p>
       <w:pPr>
         <w:pStyle w:val="a0"/>
-        <w:spacing w:after="20" w:line="336" w:lineRule="auto"/>
-      </w:pPr>
-      <w:r>
-        <w:rPr>
-          <w:color w:val="000000"/>
-          <w:sz w:val="21"/>
-        </w:rPr>
-        <w:t>《保险资金运用管理办法》补充规定落地，权益类资产配置比例上限进一步放宽</w:t>
+        <w:spacing w:after="20" w:line="360" w:lineRule="auto"/>
+      </w:pPr>
+      <w:r>
+        <w:rPr>
+          <w:color w:val="000000"/>
+        </w:rPr>
+        <w:t>健康险产品设计指引更新，长期医疗险费率调整机制走向规范化</w:t>
       </w:r>
     </w:p>
     <w:p>
       <w:pPr>
         <w:pStyle w:val="a0"/>
-        <w:spacing w:after="20" w:line="336" w:lineRule="auto"/>
-      </w:pPr>
-      <w:r>
-        <w:rPr>
-          <w:color w:val="000000"/>
-          <w:sz w:val="21"/>
-        </w:rPr>
-        <w:t>个人养老金制度全国推广进入深化阶段，税收优惠力度加码</w:t>
-      </w:r>
-    </w:p>
-    <w:p>
-      <w:pPr>
-        <w:spacing w:before="120" w:after="40" w:line="360" w:lineRule="auto"/>
-        <w:ind w:firstLineChars="200" w:firstLine="562"/>
-      </w:pPr>
-      <w:r>
-        <w:rPr>
-          <w:b/>
-          <w:color w:val="000000"/>
-        </w:rPr>
-        <w:t>行业规则升级</w:t>
-      </w:r>
-    </w:p>
-    <w:p>
-      <w:pPr>
-        <w:pStyle w:val="a0"/>
-        <w:spacing w:after="20" w:line="336" w:lineRule="auto"/>
-      </w:pPr>
-      <w:r>
-        <w:rPr>
-          <w:color w:val="000000"/>
-          <w:sz w:val="21"/>
-        </w:rPr>
-        <w:t>车险综改持续深化，新能源车险专属条款完成修订</w:t>
-      </w:r>
-    </w:p>
-    <w:p>
-      <w:pPr>
-        <w:pStyle w:val="a0"/>
-        <w:spacing w:after="20" w:line="336" w:lineRule="auto"/>
-      </w:pPr>
-      <w:r>
-        <w:rPr>
-          <w:color w:val="000000"/>
-          <w:sz w:val="21"/>
-        </w:rPr>
-        <w:t>健康险产品设计指引更新，长期医疗险费率调整机制走向规范化</w:t>
-      </w:r>
-    </w:p>
-    <w:p>
-      <w:pPr>
-        <w:pStyle w:val="a0"/>
-        <w:spacing w:after="20" w:line="336" w:lineRule="auto"/>
-      </w:pPr>
-      <w:r>
-        <w:rPr>
-          <w:color w:val="000000"/>
-          <w:sz w:val="21"/>
+        <w:spacing w:after="20" w:line="360" w:lineRule="auto"/>
+      </w:pPr>
+      <w:r>
+        <w:rPr>
+          <w:color w:val="000000"/>
         </w:rPr>
         <w:t>互联网保险销售行为可回溯管理要求全面执行</w:t>
       </w:r>
@@ -3245,7 +3164,7 @@
     <w:p>
       <w:pPr>
         <w:spacing w:after="80" w:line="360" w:lineRule="auto"/>
-        <w:ind w:firstLineChars="200" w:firstLine="560"/>
+        <w:ind w:firstLineChars="200" w:firstLine="480"/>
       </w:pPr>
       <w:r>
         <w:rPr>
@@ -3259,16 +3178,16 @@
         <w:pStyle w:val="21"/>
         <w:spacing w:before="240" w:after="120"/>
       </w:pPr>
-      <w:bookmarkStart w:id="4" w:name="_Toc236359177"/>
-      <w:r>
-        <w:rPr>
-          <w:rFonts w:ascii="SimHei" w:eastAsia="SimHei" w:hAnsi="SimHei"/>
+      <w:bookmarkStart w:id="4" w:name="_Toc236419745"/>
+      <w:r>
+        <w:rPr>
+          <w:rFonts w:ascii="Microsoft YaHei" w:eastAsia="Microsoft YaHei" w:hAnsi="Microsoft YaHei"/>
         </w:rPr>
         <w:t xml:space="preserve">2.2  </w:t>
       </w:r>
       <w:r>
         <w:rPr>
-          <w:rFonts w:ascii="SimHei" w:eastAsia="SimHei" w:hAnsi="SimHei"/>
+          <w:rFonts w:ascii="Microsoft YaHei" w:eastAsia="Microsoft YaHei" w:hAnsi="Microsoft YaHei"/>
         </w:rPr>
         <w:t>利率与资金面</w:t>
       </w:r>
@@ -3277,7 +3196,7 @@
     <w:p>
       <w:pPr>
         <w:spacing w:after="80" w:line="360" w:lineRule="auto"/>
-        <w:ind w:firstLineChars="200" w:firstLine="560"/>
+        <w:ind w:firstLineChars="200" w:firstLine="480"/>
       </w:pPr>
       <w:r>
         <w:rPr>
@@ -3291,16 +3210,16 @@
         <w:pStyle w:val="31"/>
         <w:spacing w:before="240" w:after="120"/>
       </w:pPr>
-      <w:bookmarkStart w:id="5" w:name="_Toc236359178"/>
-      <w:r>
-        <w:rPr>
-          <w:rFonts w:ascii="SimHei" w:eastAsia="SimHei" w:hAnsi="SimHei"/>
+      <w:bookmarkStart w:id="5" w:name="_Toc236419746"/>
+      <w:r>
+        <w:rPr>
+          <w:rFonts w:ascii="Microsoft YaHei" w:eastAsia="Microsoft YaHei" w:hAnsi="Microsoft YaHei"/>
         </w:rPr>
         <w:t xml:space="preserve">2.2.1  </w:t>
       </w:r>
       <w:r>
         <w:rPr>
-          <w:rFonts w:ascii="SimHei" w:eastAsia="SimHei" w:hAnsi="SimHei"/>
+          <w:rFonts w:ascii="Microsoft YaHei" w:eastAsia="Microsoft YaHei" w:hAnsi="Microsoft YaHei"/>
         </w:rPr>
         <w:t>利率走势分析</w:t>
       </w:r>
@@ -3309,11 +3228,9 @@
     <w:p>
       <w:pPr>
         <w:spacing w:before="120" w:after="40" w:line="360" w:lineRule="auto"/>
-        <w:ind w:firstLineChars="200" w:firstLine="561"/>
-      </w:pPr>
-      <w:r>
-        <w:rPr>
-          <w:rFonts w:ascii="STZhongsong" w:eastAsia="STZhongsong" w:hAnsi="STZhongsong"/>
+      </w:pPr>
+      <w:r>
+        <w:rPr>
           <w:b/>
           <w:color w:val="000000"/>
         </w:rPr>
@@ -3323,117 +3240,89 @@
     <w:p>
       <w:pPr>
         <w:pStyle w:val="a0"/>
-        <w:spacing w:after="20" w:line="336" w:lineRule="auto"/>
-      </w:pPr>
-      <w:r>
-        <w:rPr>
-          <w:rFonts w:ascii="STZhongsong" w:eastAsia="STZhongsong" w:hAnsi="STZhongsong"/>
-          <w:color w:val="000000"/>
-          <w:sz w:val="21"/>
+        <w:spacing w:after="20" w:line="360" w:lineRule="auto"/>
+      </w:pPr>
+      <w:r>
+        <w:rPr>
+          <w:color w:val="000000"/>
         </w:rPr>
         <w:t>1</w:t>
       </w:r>
       <w:r>
         <w:rPr>
-          <w:rFonts w:ascii="STZhongsong" w:eastAsia="STZhongsong" w:hAnsi="STZhongsong"/>
-          <w:color w:val="000000"/>
-          <w:sz w:val="21"/>
+          <w:color w:val="000000"/>
         </w:rPr>
         <w:t>年期</w:t>
       </w:r>
       <w:r>
         <w:rPr>
-          <w:rFonts w:ascii="STZhongsong" w:eastAsia="STZhongsong" w:hAnsi="STZhongsong"/>
-          <w:color w:val="000000"/>
-          <w:sz w:val="21"/>
+          <w:color w:val="000000"/>
         </w:rPr>
         <w:t>LPR</w:t>
       </w:r>
       <w:r>
         <w:rPr>
-          <w:rFonts w:ascii="STZhongsong" w:eastAsia="STZhongsong" w:hAnsi="STZhongsong"/>
-          <w:color w:val="000000"/>
-          <w:sz w:val="21"/>
+          <w:color w:val="000000"/>
         </w:rPr>
         <w:t>持平于</w:t>
       </w:r>
       <w:r>
         <w:rPr>
-          <w:rFonts w:ascii="STZhongsong" w:eastAsia="STZhongsong" w:hAnsi="STZhongsong"/>
-          <w:color w:val="000000"/>
-          <w:sz w:val="21"/>
+          <w:color w:val="000000"/>
         </w:rPr>
         <w:t>3.10%</w:t>
       </w:r>
       <w:r>
         <w:rPr>
-          <w:rFonts w:ascii="STZhongsong" w:eastAsia="STZhongsong" w:hAnsi="STZhongsong"/>
-          <w:color w:val="000000"/>
-          <w:sz w:val="21"/>
+          <w:color w:val="000000"/>
         </w:rPr>
         <w:t>，</w:t>
       </w:r>
       <w:r>
         <w:rPr>
-          <w:rFonts w:ascii="STZhongsong" w:eastAsia="STZhongsong" w:hAnsi="STZhongsong"/>
-          <w:color w:val="000000"/>
-          <w:sz w:val="21"/>
+          <w:color w:val="000000"/>
         </w:rPr>
         <w:t>5</w:t>
       </w:r>
       <w:r>
         <w:rPr>
-          <w:rFonts w:ascii="STZhongsong" w:eastAsia="STZhongsong" w:hAnsi="STZhongsong"/>
-          <w:color w:val="000000"/>
-          <w:sz w:val="21"/>
+          <w:color w:val="000000"/>
         </w:rPr>
         <w:t>年期以上</w:t>
       </w:r>
       <w:r>
         <w:rPr>
-          <w:rFonts w:ascii="STZhongsong" w:eastAsia="STZhongsong" w:hAnsi="STZhongsong"/>
-          <w:color w:val="000000"/>
-          <w:sz w:val="21"/>
+          <w:color w:val="000000"/>
         </w:rPr>
         <w:t>LPR</w:t>
       </w:r>
       <w:r>
         <w:rPr>
-          <w:rFonts w:ascii="STZhongsong" w:eastAsia="STZhongsong" w:hAnsi="STZhongsong"/>
-          <w:color w:val="000000"/>
-          <w:sz w:val="21"/>
+          <w:color w:val="000000"/>
         </w:rPr>
         <w:t>下调至</w:t>
       </w:r>
       <w:r>
         <w:rPr>
-          <w:rFonts w:ascii="STZhongsong" w:eastAsia="STZhongsong" w:hAnsi="STZhongsong"/>
-          <w:color w:val="000000"/>
-          <w:sz w:val="21"/>
+          <w:color w:val="000000"/>
         </w:rPr>
         <w:t>3.55%</w:t>
       </w:r>
       <w:r>
         <w:rPr>
-          <w:rFonts w:ascii="STZhongsong" w:eastAsia="STZhongsong" w:hAnsi="STZhongsong"/>
-          <w:color w:val="000000"/>
-          <w:sz w:val="21"/>
+          <w:color w:val="000000"/>
         </w:rPr>
         <w:t>，较二季度下降</w:t>
       </w:r>
       <w:r>
         <w:rPr>
-          <w:rFonts w:ascii="STZhongsong" w:eastAsia="STZhongsong" w:hAnsi="STZhongsong"/>
-          <w:color w:val="000000"/>
-          <w:sz w:val="21"/>
+          <w:color w:val="000000"/>
         </w:rPr>
         <w:t>5</w:t>
       </w:r>
       <w:r>
         <w:rPr>
-          <w:rFonts w:ascii="STZhongsong" w:eastAsia="STZhongsong" w:hAnsi="STZhongsong"/>
-          <w:color w:val="000000"/>
-          <w:sz w:val="21"/>
+          <w:color w:val="000000"/>
         </w:rPr>
         <w:t>个基点</w:t>
       </w:r>
@@ -3441,37 +3330,29 @@
     <w:p>
       <w:pPr>
         <w:pStyle w:val="a0"/>
-        <w:spacing w:after="20" w:line="336" w:lineRule="auto"/>
-      </w:pPr>
-      <w:r>
-        <w:rPr>
-          <w:rFonts w:ascii="STZhongsong" w:eastAsia="STZhongsong" w:hAnsi="STZhongsong"/>
-          <w:color w:val="000000"/>
-          <w:sz w:val="21"/>
+        <w:spacing w:after="20" w:line="360" w:lineRule="auto"/>
+      </w:pPr>
+      <w:r>
+        <w:rPr>
+          <w:color w:val="000000"/>
         </w:rPr>
         <w:t>10</w:t>
       </w:r>
       <w:r>
         <w:rPr>
-          <w:rFonts w:ascii="STZhongsong" w:eastAsia="STZhongsong" w:hAnsi="STZhongsong"/>
-          <w:color w:val="000000"/>
-          <w:sz w:val="21"/>
+          <w:color w:val="000000"/>
         </w:rPr>
         <w:t>年期国债收益率于</w:t>
       </w:r>
       <w:r>
         <w:rPr>
-          <w:rFonts w:ascii="STZhongsong" w:eastAsia="STZhongsong" w:hAnsi="STZhongsong"/>
-          <w:color w:val="000000"/>
-          <w:sz w:val="21"/>
+          <w:color w:val="000000"/>
         </w:rPr>
         <w:t>2.30%-2.45%</w:t>
       </w:r>
       <w:r>
         <w:rPr>
-          <w:rFonts w:ascii="STZhongsong" w:eastAsia="STZhongsong" w:hAnsi="STZhongsong"/>
-          <w:color w:val="000000"/>
-          <w:sz w:val="21"/>
+          <w:color w:val="000000"/>
         </w:rPr>
         <w:t>区间窄幅波动，均值与二季度大致持平</w:t>
       </w:r>
@@ -3479,37 +3360,29 @@
     <w:p>
       <w:pPr>
         <w:pStyle w:val="a0"/>
-        <w:spacing w:after="20" w:line="336" w:lineRule="auto"/>
-      </w:pPr>
-      <w:r>
-        <w:rPr>
-          <w:rFonts w:ascii="STZhongsong" w:eastAsia="STZhongsong" w:hAnsi="STZhongsong"/>
-          <w:color w:val="000000"/>
-          <w:sz w:val="21"/>
+        <w:spacing w:after="20" w:line="360" w:lineRule="auto"/>
+      </w:pPr>
+      <w:r>
+        <w:rPr>
+          <w:color w:val="000000"/>
         </w:rPr>
         <w:t>货币市场利率中枢略有抬升，</w:t>
       </w:r>
       <w:r>
         <w:rPr>
-          <w:rFonts w:ascii="STZhongsong" w:eastAsia="STZhongsong" w:hAnsi="STZhongsong"/>
-          <w:color w:val="000000"/>
-          <w:sz w:val="21"/>
+          <w:color w:val="000000"/>
         </w:rPr>
         <w:t>DR007</w:t>
       </w:r>
       <w:r>
         <w:rPr>
-          <w:rFonts w:ascii="STZhongsong" w:eastAsia="STZhongsong" w:hAnsi="STZhongsong"/>
-          <w:color w:val="000000"/>
-          <w:sz w:val="21"/>
+          <w:color w:val="000000"/>
         </w:rPr>
         <w:t>均值约</w:t>
       </w:r>
       <w:r>
         <w:rPr>
-          <w:rFonts w:ascii="STZhongsong" w:eastAsia="STZhongsong" w:hAnsi="STZhongsong"/>
-          <w:color w:val="000000"/>
-          <w:sz w:val="21"/>
+          <w:color w:val="000000"/>
         </w:rPr>
         <w:t>1.90%</w:t>
       </w:r>
@@ -3517,11 +3390,9 @@
     <w:p>
       <w:pPr>
         <w:spacing w:before="120" w:after="40" w:line="360" w:lineRule="auto"/>
-        <w:ind w:firstLineChars="200" w:firstLine="561"/>
-      </w:pPr>
-      <w:r>
-        <w:rPr>
-          <w:rFonts w:ascii="STZhongsong" w:eastAsia="STZhongsong" w:hAnsi="STZhongsong"/>
+      </w:pPr>
+      <w:r>
+        <w:rPr>
           <w:b/>
           <w:color w:val="000000"/>
         </w:rPr>
@@ -3531,29 +3402,23 @@
     <w:p>
       <w:pPr>
         <w:pStyle w:val="a0"/>
-        <w:spacing w:after="20" w:line="336" w:lineRule="auto"/>
-      </w:pPr>
-      <w:r>
-        <w:rPr>
-          <w:rFonts w:ascii="STZhongsong" w:eastAsia="STZhongsong" w:hAnsi="STZhongsong"/>
-          <w:color w:val="000000"/>
-          <w:sz w:val="21"/>
+        <w:spacing w:after="20" w:line="360" w:lineRule="auto"/>
+      </w:pPr>
+      <w:r>
+        <w:rPr>
+          <w:color w:val="000000"/>
         </w:rPr>
         <w:t>新单定价：监管维持传统寿险定价利率上限</w:t>
       </w:r>
       <w:r>
         <w:rPr>
-          <w:rFonts w:ascii="STZhongsong" w:eastAsia="STZhongsong" w:hAnsi="STZhongsong"/>
-          <w:color w:val="000000"/>
-          <w:sz w:val="21"/>
+          <w:color w:val="000000"/>
         </w:rPr>
         <w:t>2.5%</w:t>
       </w:r>
       <w:r>
         <w:rPr>
-          <w:rFonts w:ascii="STZhongsong" w:eastAsia="STZhongsong" w:hAnsi="STZhongsong"/>
-          <w:color w:val="000000"/>
-          <w:sz w:val="21"/>
+          <w:color w:val="000000"/>
         </w:rPr>
         <w:t>，分红险与万能险相对吸引力进一步增强</w:t>
       </w:r>
@@ -3561,13 +3426,11 @@
     <w:p>
       <w:pPr>
         <w:pStyle w:val="a0"/>
-        <w:spacing w:after="20" w:line="336" w:lineRule="auto"/>
-      </w:pPr>
-      <w:r>
-        <w:rPr>
-          <w:rFonts w:ascii="STZhongsong" w:eastAsia="STZhongsong" w:hAnsi="STZhongsong"/>
-          <w:color w:val="000000"/>
-          <w:sz w:val="21"/>
+        <w:spacing w:after="20" w:line="360" w:lineRule="auto"/>
+      </w:pPr>
+      <w:r>
+        <w:rPr>
+          <w:color w:val="000000"/>
         </w:rPr>
         <w:t>存量业务：高利率存量保单利差损风险仍需警惕，部分公司主动优化产品结构以缓解压力</w:t>
       </w:r>
@@ -3575,13 +3438,11 @@
     <w:p>
       <w:pPr>
         <w:pStyle w:val="a0"/>
-        <w:spacing w:after="20" w:line="336" w:lineRule="auto"/>
-      </w:pPr>
-      <w:r>
-        <w:rPr>
-          <w:rFonts w:ascii="STZhongsong" w:eastAsia="STZhongsong" w:hAnsi="STZhongsong"/>
-          <w:color w:val="000000"/>
-          <w:sz w:val="21"/>
+        <w:spacing w:after="20" w:line="360" w:lineRule="auto"/>
+      </w:pPr>
+      <w:r>
+        <w:rPr>
+          <w:color w:val="000000"/>
         </w:rPr>
         <w:t>资产配置：险企加大长久期利率债与高股息权益资产配置，改善资产负债匹配</w:t>
       </w:r>
@@ -3589,14 +3450,12 @@
     <w:p>
       <w:pPr>
         <w:spacing w:after="80" w:line="360" w:lineRule="auto"/>
-        <w:ind w:firstLineChars="200" w:firstLine="560"/>
-      </w:pPr>
-      <w:r>
-        <w:rPr>
-          <w:rFonts w:ascii="STZhongsong" w:eastAsia="STZhongsong" w:hAnsi="STZhongsong"/>
-          <w:color w:val="000000"/>
-        </w:rPr>
-        <w:lastRenderedPageBreak/>
+        <w:ind w:firstLineChars="200" w:firstLine="480"/>
+      </w:pPr>
+      <w:r>
+        <w:rPr>
+          <w:color w:val="000000"/>
+        </w:rPr>
         <w:t>在利率长期低位运行的背景下，险企资产负债匹配管理挑战依旧，同时也驱动产品形态向分红型、保障型方向加速调整。</w:t>
       </w:r>
     </w:p>
@@ -3605,16 +3464,16 @@
         <w:pStyle w:val="21"/>
         <w:spacing w:before="240" w:after="120"/>
       </w:pPr>
-      <w:bookmarkStart w:id="6" w:name="_Toc236359179"/>
-      <w:r>
-        <w:rPr>
-          <w:rFonts w:ascii="SimHei" w:eastAsia="SimHei" w:hAnsi="SimHei"/>
+      <w:bookmarkStart w:id="6" w:name="_Toc236419747"/>
+      <w:r>
+        <w:rPr>
+          <w:rFonts w:ascii="Microsoft YaHei" w:eastAsia="Microsoft YaHei" w:hAnsi="Microsoft YaHei"/>
         </w:rPr>
         <w:t xml:space="preserve">2.3  </w:t>
       </w:r>
       <w:r>
         <w:rPr>
-          <w:rFonts w:ascii="SimHei" w:eastAsia="SimHei" w:hAnsi="SimHei"/>
+          <w:rFonts w:ascii="Microsoft YaHei" w:eastAsia="Microsoft YaHei" w:hAnsi="Microsoft YaHei"/>
         </w:rPr>
         <w:t>区域市场发展</w:t>
       </w:r>
@@ -3623,7 +3482,7 @@
     <w:p>
       <w:pPr>
         <w:spacing w:after="80" w:line="360" w:lineRule="auto"/>
-        <w:ind w:firstLineChars="200" w:firstLine="560"/>
+        <w:ind w:firstLineChars="200" w:firstLine="480"/>
       </w:pPr>
       <w:r>
         <w:rPr>
@@ -3637,16 +3496,17 @@
         <w:pStyle w:val="31"/>
         <w:spacing w:before="240" w:after="120"/>
       </w:pPr>
-      <w:bookmarkStart w:id="7" w:name="_Toc236359180"/>
-      <w:r>
-        <w:rPr>
-          <w:rFonts w:ascii="SimHei" w:eastAsia="SimHei" w:hAnsi="SimHei"/>
-        </w:rPr>
+      <w:bookmarkStart w:id="7" w:name="_Toc236419748"/>
+      <w:r>
+        <w:rPr>
+          <w:rFonts w:ascii="Microsoft YaHei" w:eastAsia="Microsoft YaHei" w:hAnsi="Microsoft YaHei"/>
+        </w:rPr>
+        <w:lastRenderedPageBreak/>
         <w:t xml:space="preserve">2.3.1  </w:t>
       </w:r>
       <w:r>
         <w:rPr>
-          <w:rFonts w:ascii="SimHei" w:eastAsia="SimHei" w:hAnsi="SimHei"/>
+          <w:rFonts w:ascii="Microsoft YaHei" w:eastAsia="Microsoft YaHei" w:hAnsi="Microsoft YaHei"/>
         </w:rPr>
         <w:t>区域保费分布特征</w:t>
       </w:r>
@@ -3655,7 +3515,6 @@
     <w:p>
       <w:pPr>
         <w:spacing w:before="120" w:after="40" w:line="360" w:lineRule="auto"/>
-        <w:ind w:firstLineChars="200" w:firstLine="562"/>
       </w:pPr>
       <w:r>
         <w:rPr>
@@ -3668,47 +3527,41 @@
     <w:p>
       <w:pPr>
         <w:pStyle w:val="a0"/>
-        <w:spacing w:after="20" w:line="336" w:lineRule="auto"/>
-      </w:pPr>
-      <w:r>
-        <w:rPr>
-          <w:color w:val="000000"/>
-          <w:sz w:val="21"/>
+        <w:spacing w:after="20" w:line="360" w:lineRule="auto"/>
+      </w:pPr>
+      <w:r>
+        <w:rPr>
+          <w:color w:val="000000"/>
         </w:rPr>
         <w:t>东部沿海地区保费份额降至</w:t>
       </w:r>
       <w:r>
         <w:rPr>
           <w:color w:val="000000"/>
-          <w:sz w:val="21"/>
         </w:rPr>
         <w:t>57.5%</w:t>
       </w:r>
       <w:r>
         <w:rPr>
           <w:color w:val="000000"/>
-          <w:sz w:val="21"/>
         </w:rPr>
         <w:t>，较二季度收窄</w:t>
       </w:r>
       <w:r>
         <w:rPr>
           <w:color w:val="000000"/>
-          <w:sz w:val="21"/>
         </w:rPr>
         <w:t>0.8</w:t>
       </w:r>
       <w:r>
         <w:rPr>
           <w:color w:val="000000"/>
-          <w:sz w:val="21"/>
         </w:rPr>
         <w:t>个百分点，增速放缓至</w:t>
       </w:r>
       <w:r>
         <w:rPr>
           <w:color w:val="000000"/>
-          <w:sz w:val="21"/>
         </w:rPr>
         <w:t>4.8%</w:t>
       </w:r>
@@ -3716,33 +3569,29 @@
     <w:p>
       <w:pPr>
         <w:pStyle w:val="a0"/>
-        <w:spacing w:after="20" w:line="336" w:lineRule="auto"/>
-      </w:pPr>
-      <w:r>
-        <w:rPr>
-          <w:color w:val="000000"/>
-          <w:sz w:val="21"/>
+        <w:spacing w:after="20" w:line="360" w:lineRule="auto"/>
+      </w:pPr>
+      <w:r>
+        <w:rPr>
+          <w:color w:val="000000"/>
         </w:rPr>
         <w:t>中部地区保费增速领跑全国，同比扩张</w:t>
       </w:r>
       <w:r>
         <w:rPr>
           <w:color w:val="000000"/>
-          <w:sz w:val="21"/>
         </w:rPr>
         <w:t>8.5%</w:t>
       </w:r>
       <w:r>
         <w:rPr>
           <w:color w:val="000000"/>
-          <w:sz w:val="21"/>
         </w:rPr>
         <w:t>，份额提升至</w:t>
       </w:r>
       <w:r>
         <w:rPr>
           <w:color w:val="000000"/>
-          <w:sz w:val="21"/>
         </w:rPr>
         <w:t>22.8%</w:t>
       </w:r>
@@ -3750,26 +3599,23 @@
     <w:p>
       <w:pPr>
         <w:pStyle w:val="a0"/>
-        <w:spacing w:after="20" w:line="336" w:lineRule="auto"/>
-      </w:pPr>
-      <w:r>
-        <w:rPr>
-          <w:color w:val="000000"/>
-          <w:sz w:val="21"/>
+        <w:spacing w:after="20" w:line="360" w:lineRule="auto"/>
+      </w:pPr>
+      <w:r>
+        <w:rPr>
+          <w:color w:val="000000"/>
         </w:rPr>
         <w:t>西部地区维持稳健增长，同比扩张</w:t>
       </w:r>
       <w:r>
         <w:rPr>
           <w:color w:val="000000"/>
-          <w:sz w:val="21"/>
         </w:rPr>
         <w:t>7.6%</w:t>
       </w:r>
       <w:r>
         <w:rPr>
           <w:color w:val="000000"/>
-          <w:sz w:val="21"/>
         </w:rPr>
         <w:t>，政策性农险贡献突出</w:t>
       </w:r>
@@ -3777,7 +3623,6 @@
     <w:p>
       <w:pPr>
         <w:spacing w:before="120" w:after="40" w:line="360" w:lineRule="auto"/>
-        <w:ind w:firstLineChars="200" w:firstLine="562"/>
       </w:pPr>
       <w:r>
         <w:rPr>
@@ -3790,26 +3635,23 @@
     <w:p>
       <w:pPr>
         <w:pStyle w:val="a0"/>
-        <w:spacing w:after="20" w:line="336" w:lineRule="auto"/>
-      </w:pPr>
-      <w:r>
-        <w:rPr>
-          <w:color w:val="000000"/>
-          <w:sz w:val="21"/>
+        <w:spacing w:after="20" w:line="360" w:lineRule="auto"/>
+      </w:pPr>
+      <w:r>
+        <w:rPr>
+          <w:color w:val="000000"/>
         </w:rPr>
         <w:t>一线城市人均保费支出达</w:t>
       </w:r>
       <w:r>
         <w:rPr>
           <w:color w:val="000000"/>
-          <w:sz w:val="21"/>
         </w:rPr>
         <w:t>6,500</w:t>
       </w:r>
       <w:r>
         <w:rPr>
           <w:color w:val="000000"/>
-          <w:sz w:val="21"/>
         </w:rPr>
         <w:t>元，保险密度显著高于全国均值</w:t>
       </w:r>
@@ -3817,40 +3659,35 @@
     <w:p>
       <w:pPr>
         <w:pStyle w:val="a0"/>
-        <w:spacing w:after="20" w:line="336" w:lineRule="auto"/>
-      </w:pPr>
-      <w:r>
-        <w:rPr>
-          <w:color w:val="000000"/>
-          <w:sz w:val="21"/>
+        <w:spacing w:after="20" w:line="360" w:lineRule="auto"/>
+      </w:pPr>
+      <w:r>
+        <w:rPr>
+          <w:color w:val="000000"/>
         </w:rPr>
         <w:t>县域及农村市场渗透率升至</w:t>
       </w:r>
       <w:r>
         <w:rPr>
           <w:color w:val="000000"/>
-          <w:sz w:val="21"/>
         </w:rPr>
         <w:t>16.8%</w:t>
       </w:r>
       <w:r>
         <w:rPr>
           <w:color w:val="000000"/>
-          <w:sz w:val="21"/>
         </w:rPr>
         <w:t>，增速达</w:t>
       </w:r>
       <w:r>
         <w:rPr>
           <w:color w:val="000000"/>
-          <w:sz w:val="21"/>
         </w:rPr>
         <w:t>11.2%</w:t>
       </w:r>
       <w:r>
         <w:rPr>
           <w:color w:val="000000"/>
-          <w:sz w:val="21"/>
         </w:rPr>
         <w:t>，下沉潜力持续释放</w:t>
       </w:r>
@@ -3858,12 +3695,11 @@
     <w:p>
       <w:pPr>
         <w:pStyle w:val="a0"/>
-        <w:spacing w:after="20" w:line="336" w:lineRule="auto"/>
-      </w:pPr>
-      <w:r>
-        <w:rPr>
-          <w:color w:val="000000"/>
-          <w:sz w:val="21"/>
+        <w:spacing w:after="20" w:line="360" w:lineRule="auto"/>
+      </w:pPr>
+      <w:r>
+        <w:rPr>
+          <w:color w:val="000000"/>
         </w:rPr>
         <w:t>县域专属产品供给增加，普惠型保险覆盖面进一步拓宽</w:t>
       </w:r>
@@ -3871,7 +3707,7 @@
     <w:p>
       <w:pPr>
         <w:spacing w:after="80" w:line="360" w:lineRule="auto"/>
-        <w:ind w:firstLineChars="200" w:firstLine="560"/>
+        <w:ind w:firstLineChars="200" w:firstLine="480"/>
       </w:pPr>
       <w:r>
         <w:rPr>
@@ -3885,16 +3721,16 @@
         <w:pStyle w:val="21"/>
         <w:spacing w:before="240" w:after="120"/>
       </w:pPr>
-      <w:bookmarkStart w:id="8" w:name="_Toc236359181"/>
-      <w:r>
-        <w:rPr>
-          <w:rFonts w:ascii="SimHei" w:eastAsia="SimHei" w:hAnsi="SimHei"/>
+      <w:bookmarkStart w:id="8" w:name="_Toc236419749"/>
+      <w:r>
+        <w:rPr>
+          <w:rFonts w:ascii="Microsoft YaHei" w:eastAsia="Microsoft YaHei" w:hAnsi="Microsoft YaHei"/>
         </w:rPr>
         <w:t xml:space="preserve">3.1  </w:t>
       </w:r>
       <w:r>
         <w:rPr>
-          <w:rFonts w:ascii="SimHei" w:eastAsia="SimHei" w:hAnsi="SimHei"/>
+          <w:rFonts w:ascii="Microsoft YaHei" w:eastAsia="Microsoft YaHei" w:hAnsi="Microsoft YaHei"/>
         </w:rPr>
         <w:t>整体保费规模</w:t>
       </w:r>
@@ -3903,53 +3739,53 @@
     <w:p>
       <w:pPr>
         <w:spacing w:after="80" w:line="360" w:lineRule="auto"/>
-        <w:ind w:firstLineChars="200" w:firstLine="560"/>
-      </w:pPr>
-      <w:r>
-        <w:rPr>
-          <w:color w:val="F79646"/>
+        <w:ind w:firstLineChars="200" w:firstLine="480"/>
+      </w:pPr>
+      <w:r>
+        <w:rPr>
+          <w:color w:val="000000"/>
         </w:rPr>
         <w:t>2026</w:t>
       </w:r>
       <w:r>
         <w:rPr>
-          <w:color w:val="F79646"/>
+          <w:color w:val="000000"/>
         </w:rPr>
         <w:t>年第三季度，行业保费收入延续稳健扩张，增速较二季度小幅回升。全行业原保险保费收入达</w:t>
       </w:r>
       <w:r>
         <w:rPr>
-          <w:color w:val="F79646"/>
+          <w:color w:val="000000"/>
         </w:rPr>
         <w:t>2.35</w:t>
       </w:r>
       <w:r>
         <w:rPr>
-          <w:color w:val="F79646"/>
+          <w:color w:val="000000"/>
         </w:rPr>
         <w:t>万亿元，同比增长</w:t>
       </w:r>
       <w:r>
         <w:rPr>
-          <w:color w:val="F79646"/>
+          <w:color w:val="000000"/>
         </w:rPr>
         <w:t>7.2%</w:t>
       </w:r>
       <w:r>
         <w:rPr>
-          <w:color w:val="F79646"/>
+          <w:color w:val="000000"/>
         </w:rPr>
         <w:t>，环比增长</w:t>
       </w:r>
       <w:r>
         <w:rPr>
-          <w:color w:val="F79646"/>
+          <w:color w:val="000000"/>
         </w:rPr>
         <w:t>7.8%</w:t>
       </w:r>
       <w:r>
         <w:rPr>
-          <w:color w:val="F79646"/>
+          <w:color w:val="000000"/>
         </w:rPr>
         <w:t>。</w:t>
       </w:r>
@@ -3959,17 +3795,16 @@
         <w:pStyle w:val="31"/>
         <w:spacing w:before="240" w:after="120"/>
       </w:pPr>
-      <w:bookmarkStart w:id="9" w:name="_Toc236359182"/>
-      <w:r>
-        <w:rPr>
-          <w:rFonts w:ascii="SimHei" w:eastAsia="SimHei" w:hAnsi="SimHei"/>
-        </w:rPr>
-        <w:lastRenderedPageBreak/>
+      <w:bookmarkStart w:id="9" w:name="_Toc236419750"/>
+      <w:r>
+        <w:rPr>
+          <w:rFonts w:ascii="Microsoft YaHei" w:eastAsia="Microsoft YaHei" w:hAnsi="Microsoft YaHei"/>
+        </w:rPr>
         <w:t xml:space="preserve">3.1.1  </w:t>
       </w:r>
       <w:r>
         <w:rPr>
-          <w:rFonts w:ascii="SimHei" w:eastAsia="SimHei" w:hAnsi="SimHei"/>
+          <w:rFonts w:ascii="Microsoft YaHei" w:eastAsia="Microsoft YaHei" w:hAnsi="Microsoft YaHei"/>
         </w:rPr>
         <w:t>原保险保费收入</w:t>
       </w:r>
@@ -3978,83 +3813,83 @@
     <w:p>
       <w:pPr>
         <w:spacing w:after="80" w:line="360" w:lineRule="auto"/>
-        <w:ind w:firstLineChars="200" w:firstLine="560"/>
-      </w:pPr>
-      <w:r>
-        <w:rPr>
-          <w:color w:val="F79646"/>
+        <w:ind w:firstLineChars="200" w:firstLine="480"/>
+      </w:pPr>
+      <w:r>
+        <w:rPr>
+          <w:color w:val="000000"/>
         </w:rPr>
         <w:t>三季度，全行业实现原保险保费收入</w:t>
       </w:r>
       <w:r>
         <w:rPr>
-          <w:color w:val="F79646"/>
+          <w:color w:val="000000"/>
         </w:rPr>
         <w:t>2.35</w:t>
       </w:r>
       <w:r>
         <w:rPr>
-          <w:color w:val="F79646"/>
+          <w:color w:val="000000"/>
         </w:rPr>
         <w:t>万亿元，同比增长</w:t>
       </w:r>
       <w:r>
         <w:rPr>
-          <w:color w:val="F79646"/>
+          <w:color w:val="000000"/>
         </w:rPr>
         <w:t>7.2%</w:t>
       </w:r>
       <w:r>
         <w:rPr>
-          <w:color w:val="F79646"/>
+          <w:color w:val="000000"/>
         </w:rPr>
         <w:t>。其中，人身险公司贡献</w:t>
       </w:r>
       <w:r>
         <w:rPr>
-          <w:color w:val="F79646"/>
+          <w:color w:val="000000"/>
         </w:rPr>
         <w:t>1.82</w:t>
       </w:r>
       <w:r>
         <w:rPr>
-          <w:color w:val="F79646"/>
+          <w:color w:val="000000"/>
         </w:rPr>
         <w:t>万亿元，同比增长</w:t>
       </w:r>
       <w:r>
         <w:rPr>
-          <w:color w:val="F79646"/>
+          <w:color w:val="000000"/>
         </w:rPr>
         <w:t>7.6%</w:t>
       </w:r>
       <w:r>
         <w:rPr>
-          <w:color w:val="F79646"/>
+          <w:color w:val="000000"/>
         </w:rPr>
         <w:t>；财产险公司贡献</w:t>
       </w:r>
       <w:r>
         <w:rPr>
-          <w:color w:val="F79646"/>
+          <w:color w:val="000000"/>
         </w:rPr>
         <w:t>5,350</w:t>
       </w:r>
       <w:r>
         <w:rPr>
-          <w:color w:val="F79646"/>
+          <w:color w:val="000000"/>
         </w:rPr>
         <w:t>亿元，同比增长</w:t>
       </w:r>
       <w:r>
         <w:rPr>
-          <w:color w:val="F79646"/>
+          <w:color w:val="000000"/>
         </w:rPr>
         <w:t>6.0%</w:t>
       </w:r>
       <w:r>
         <w:rPr>
-          <w:color w:val="F79646"/>
+          <w:color w:val="000000"/>
         </w:rPr>
         <w:t>。</w:t>
       </w:r>
@@ -4062,12 +3897,11 @@
     <w:p>
       <w:pPr>
         <w:spacing w:before="120" w:after="40" w:line="360" w:lineRule="auto"/>
-        <w:ind w:firstLineChars="200" w:firstLine="562"/>
       </w:pPr>
       <w:r>
         <w:rPr>
           <w:b/>
-          <w:color w:val="F79646"/>
+          <w:color w:val="000000"/>
         </w:rPr>
         <w:t>月度节奏</w:t>
       </w:r>
@@ -4075,40 +3909,35 @@
     <w:p>
       <w:pPr>
         <w:pStyle w:val="a0"/>
-        <w:spacing w:after="20" w:line="336" w:lineRule="auto"/>
-      </w:pPr>
-      <w:r>
-        <w:rPr>
-          <w:color w:val="F79646"/>
-          <w:sz w:val="21"/>
+        <w:spacing w:after="20" w:line="360" w:lineRule="auto"/>
+      </w:pPr>
+      <w:r>
+        <w:rPr>
+          <w:color w:val="000000"/>
         </w:rPr>
         <w:t>7</w:t>
       </w:r>
       <w:r>
         <w:rPr>
-          <w:color w:val="F79646"/>
-          <w:sz w:val="21"/>
+          <w:color w:val="000000"/>
         </w:rPr>
         <w:t>月保费收入</w:t>
       </w:r>
       <w:r>
         <w:rPr>
-          <w:color w:val="F79646"/>
-          <w:sz w:val="21"/>
+          <w:color w:val="000000"/>
         </w:rPr>
         <w:t>7,600</w:t>
       </w:r>
       <w:r>
         <w:rPr>
-          <w:color w:val="F79646"/>
-          <w:sz w:val="21"/>
+          <w:color w:val="000000"/>
         </w:rPr>
         <w:t>亿元，季度初平稳起步，环比扩张</w:t>
       </w:r>
       <w:r>
         <w:rPr>
-          <w:color w:val="F79646"/>
-          <w:sz w:val="21"/>
+          <w:color w:val="000000"/>
         </w:rPr>
         <w:t>2.6%</w:t>
       </w:r>
@@ -4116,33 +3945,29 @@
     <w:p>
       <w:pPr>
         <w:pStyle w:val="a0"/>
-        <w:spacing w:after="20" w:line="336" w:lineRule="auto"/>
-      </w:pPr>
-      <w:r>
-        <w:rPr>
-          <w:color w:val="F79646"/>
-          <w:sz w:val="21"/>
+        <w:spacing w:after="20" w:line="360" w:lineRule="auto"/>
+      </w:pPr>
+      <w:r>
+        <w:rPr>
+          <w:color w:val="000000"/>
         </w:rPr>
         <w:t>8</w:t>
       </w:r>
       <w:r>
         <w:rPr>
-          <w:color w:val="F79646"/>
-          <w:sz w:val="21"/>
+          <w:color w:val="000000"/>
         </w:rPr>
         <w:t>月保费收入</w:t>
       </w:r>
       <w:r>
         <w:rPr>
-          <w:color w:val="F79646"/>
-          <w:sz w:val="21"/>
+          <w:color w:val="000000"/>
         </w:rPr>
         <w:t>7,900</w:t>
       </w:r>
       <w:r>
         <w:rPr>
-          <w:color w:val="F79646"/>
-          <w:sz w:val="21"/>
+          <w:color w:val="000000"/>
         </w:rPr>
         <w:t>亿元，健康险与养老险构成主要增量</w:t>
       </w:r>
@@ -4150,33 +3975,29 @@
     <w:p>
       <w:pPr>
         <w:pStyle w:val="a0"/>
-        <w:spacing w:after="20" w:line="336" w:lineRule="auto"/>
-      </w:pPr>
-      <w:r>
-        <w:rPr>
-          <w:color w:val="F79646"/>
-          <w:sz w:val="21"/>
+        <w:spacing w:after="20" w:line="360" w:lineRule="auto"/>
+      </w:pPr>
+      <w:r>
+        <w:rPr>
+          <w:color w:val="000000"/>
         </w:rPr>
         <w:t>9</w:t>
       </w:r>
       <w:r>
         <w:rPr>
-          <w:color w:val="F79646"/>
-          <w:sz w:val="21"/>
+          <w:color w:val="000000"/>
         </w:rPr>
         <w:t>月保费收入</w:t>
       </w:r>
       <w:r>
         <w:rPr>
-          <w:color w:val="F79646"/>
-          <w:sz w:val="21"/>
+          <w:color w:val="000000"/>
         </w:rPr>
         <w:t>8,000</w:t>
       </w:r>
       <w:r>
         <w:rPr>
-          <w:color w:val="F79646"/>
-          <w:sz w:val="21"/>
+          <w:color w:val="000000"/>
         </w:rPr>
         <w:t>亿元，季末冲量效应显现，银保渠道集中发力</w:t>
       </w:r>
@@ -4193,6 +4014,7 @@
           <w:noProof/>
           <w:color w:val="F79646" w:themeColor="accent6"/>
         </w:rPr>
+        <w:lastRenderedPageBreak/>
         <w:drawing>
           <wp:inline distT="0" distB="0" distL="0" distR="0" wp14:anchorId="2195CECA" wp14:editId="0B2AEA70">
             <wp:extent cx="4754880" cy="2646055"/>
@@ -4241,33 +4063,41 @@
         </w:rPr>
         <w:t>图</w:t>
       </w:r>
-      <w:r>
-        <w:rPr>
-          <w:sz w:val="20"/>
-        </w:rPr>
-        <w:t xml:space="preserve"> </w:t>
-      </w:r>
       <w:bookmarkStart w:id="10" w:name="_Ref_图_1"/>
-      <w:r>
-        <w:fldChar w:fldCharType="begin"/>
-      </w:r>
-      <w:r>
-        <w:instrText>SEQ Figure \* ARABIC</w:instrText>
-      </w:r>
-      <w:r>
-        <w:fldChar w:fldCharType="separate"/>
-      </w:r>
-      <w:r>
-        <w:rPr>
-          <w:noProof/>
-        </w:rPr>
-        <w:t>1</w:t>
-      </w:r>
       <w:r>
         <w:rPr>
           <w:sz w:val="20"/>
           <w:szCs w:val="20"/>
         </w:rPr>
+        <w:fldChar w:fldCharType="begin"/>
+      </w:r>
+      <w:r>
+        <w:rPr>
+          <w:sz w:val="20"/>
+          <w:szCs w:val="20"/>
+        </w:rPr>
+        <w:instrText>SEQ Figure \* ARABIC</w:instrText>
+      </w:r>
+      <w:r>
+        <w:rPr>
+          <w:sz w:val="20"/>
+          <w:szCs w:val="20"/>
+        </w:rPr>
+        <w:fldChar w:fldCharType="separate"/>
+      </w:r>
+      <w:r>
+        <w:rPr>
+          <w:noProof/>
+          <w:sz w:val="20"/>
+          <w:szCs w:val="20"/>
+        </w:rPr>
+        <w:t>1</w:t>
+      </w:r>
+      <w:r>
+        <w:rPr>
+          <w:sz w:val="20"/>
+          <w:szCs w:val="20"/>
+        </w:rPr>
         <w:fldChar w:fldCharType="end"/>
       </w:r>
       <w:bookmarkEnd w:id="10"/>
@@ -4275,24 +4105,29 @@
         <w:rPr>
           <w:sz w:val="20"/>
         </w:rPr>
-        <w:t xml:space="preserve">  2024-2026</w:t>
+        <w:t>：</w:t>
       </w:r>
       <w:r>
         <w:rPr>
           <w:sz w:val="20"/>
         </w:rPr>
+        <w:t>2024-2026</w:t>
+      </w:r>
+      <w:r>
+        <w:rPr>
+          <w:sz w:val="20"/>
+        </w:rPr>
         <w:t>年季度保费收入趋势</w:t>
       </w:r>
     </w:p>
     <w:p>
       <w:pPr>
         <w:spacing w:before="120" w:after="40" w:line="360" w:lineRule="auto"/>
-        <w:ind w:firstLineChars="200" w:firstLine="562"/>
       </w:pPr>
       <w:r>
         <w:rPr>
           <w:b/>
-          <w:color w:val="F79646"/>
+          <w:color w:val="000000"/>
         </w:rPr>
         <w:t>业务结构特征</w:t>
       </w:r>
@@ -4300,40 +4135,35 @@
     <w:p>
       <w:pPr>
         <w:pStyle w:val="a0"/>
-        <w:spacing w:after="20" w:line="336" w:lineRule="auto"/>
-      </w:pPr>
-      <w:r>
-        <w:rPr>
-          <w:color w:val="F79646"/>
-          <w:sz w:val="21"/>
+        <w:spacing w:after="20" w:line="360" w:lineRule="auto"/>
+      </w:pPr>
+      <w:r>
+        <w:rPr>
+          <w:color w:val="000000"/>
         </w:rPr>
         <w:t>新单保费占比</w:t>
       </w:r>
       <w:r>
         <w:rPr>
-          <w:color w:val="F79646"/>
-          <w:sz w:val="21"/>
+          <w:color w:val="000000"/>
         </w:rPr>
         <w:t>39.2%</w:t>
       </w:r>
       <w:r>
         <w:rPr>
-          <w:color w:val="F79646"/>
-          <w:sz w:val="21"/>
+          <w:color w:val="000000"/>
         </w:rPr>
         <w:t>，较二季度回升</w:t>
       </w:r>
       <w:r>
         <w:rPr>
-          <w:color w:val="F79646"/>
-          <w:sz w:val="21"/>
+          <w:color w:val="000000"/>
         </w:rPr>
         <w:t>0.7</w:t>
       </w:r>
       <w:r>
         <w:rPr>
-          <w:color w:val="F79646"/>
-          <w:sz w:val="21"/>
+          <w:color w:val="000000"/>
         </w:rPr>
         <w:t>个百分点</w:t>
       </w:r>
@@ -4341,26 +4171,23 @@
     <w:p>
       <w:pPr>
         <w:pStyle w:val="a0"/>
-        <w:spacing w:after="20" w:line="336" w:lineRule="auto"/>
-      </w:pPr>
-      <w:r>
-        <w:rPr>
-          <w:color w:val="F79646"/>
-          <w:sz w:val="21"/>
+        <w:spacing w:after="20" w:line="360" w:lineRule="auto"/>
+      </w:pPr>
+      <w:r>
+        <w:rPr>
+          <w:color w:val="000000"/>
         </w:rPr>
         <w:t>续期保费占比</w:t>
       </w:r>
       <w:r>
         <w:rPr>
-          <w:color w:val="F79646"/>
-          <w:sz w:val="21"/>
+          <w:color w:val="000000"/>
         </w:rPr>
         <w:t>60.8%</w:t>
       </w:r>
       <w:r>
         <w:rPr>
-          <w:color w:val="F79646"/>
-          <w:sz w:val="21"/>
+          <w:color w:val="000000"/>
         </w:rPr>
         <w:t>，业务基本盘保持稳健</w:t>
       </w:r>
@@ -4368,26 +4195,23 @@
     <w:p>
       <w:pPr>
         <w:pStyle w:val="a0"/>
-        <w:spacing w:after="20" w:line="336" w:lineRule="auto"/>
-      </w:pPr>
-      <w:r>
-        <w:rPr>
-          <w:color w:val="F79646"/>
-          <w:sz w:val="21"/>
+        <w:spacing w:after="20" w:line="360" w:lineRule="auto"/>
+      </w:pPr>
+      <w:r>
+        <w:rPr>
+          <w:color w:val="000000"/>
         </w:rPr>
         <w:t>长期险业务份额稳定在</w:t>
       </w:r>
       <w:r>
         <w:rPr>
-          <w:color w:val="F79646"/>
-          <w:sz w:val="21"/>
+          <w:color w:val="000000"/>
         </w:rPr>
         <w:t>73%</w:t>
       </w:r>
       <w:r>
         <w:rPr>
-          <w:color w:val="F79646"/>
-          <w:sz w:val="21"/>
+          <w:color w:val="000000"/>
         </w:rPr>
         <w:t>以上，业务质量持续优化</w:t>
       </w:r>
@@ -4397,16 +4221,16 @@
         <w:pStyle w:val="31"/>
         <w:spacing w:before="240" w:after="120"/>
       </w:pPr>
-      <w:bookmarkStart w:id="11" w:name="_Toc236359183"/>
-      <w:r>
-        <w:rPr>
-          <w:rFonts w:ascii="SimHei" w:eastAsia="SimHei" w:hAnsi="SimHei"/>
+      <w:bookmarkStart w:id="11" w:name="_Toc236419751"/>
+      <w:r>
+        <w:rPr>
+          <w:rFonts w:ascii="Microsoft YaHei" w:eastAsia="Microsoft YaHei" w:hAnsi="Microsoft YaHei"/>
         </w:rPr>
         <w:t xml:space="preserve">3.1.2  </w:t>
       </w:r>
       <w:r>
         <w:rPr>
-          <w:rFonts w:ascii="SimHei" w:eastAsia="SimHei" w:hAnsi="SimHei"/>
+          <w:rFonts w:ascii="Microsoft YaHei" w:eastAsia="Microsoft YaHei" w:hAnsi="Microsoft YaHei"/>
         </w:rPr>
         <w:t>赔付支出情况</w:t>
       </w:r>
@@ -4415,7 +4239,7 @@
     <w:p>
       <w:pPr>
         <w:spacing w:after="80" w:line="360" w:lineRule="auto"/>
-        <w:ind w:firstLineChars="200" w:firstLine="560"/>
+        <w:ind w:firstLineChars="200" w:firstLine="480"/>
       </w:pPr>
       <w:r>
         <w:rPr>
@@ -4459,33 +4283,41 @@
         </w:rPr>
         <w:t>表</w:t>
       </w:r>
-      <w:r>
-        <w:rPr>
-          <w:sz w:val="20"/>
-        </w:rPr>
-        <w:t xml:space="preserve"> </w:t>
-      </w:r>
       <w:bookmarkStart w:id="12" w:name="_Ref_表_1"/>
-      <w:r>
-        <w:fldChar w:fldCharType="begin"/>
-      </w:r>
-      <w:r>
-        <w:instrText>SEQ Table \* ARABIC</w:instrText>
-      </w:r>
-      <w:r>
-        <w:fldChar w:fldCharType="separate"/>
-      </w:r>
-      <w:r>
-        <w:rPr>
-          <w:noProof/>
-        </w:rPr>
-        <w:t>1</w:t>
-      </w:r>
       <w:r>
         <w:rPr>
           <w:sz w:val="20"/>
           <w:szCs w:val="20"/>
         </w:rPr>
+        <w:fldChar w:fldCharType="begin"/>
+      </w:r>
+      <w:r>
+        <w:rPr>
+          <w:sz w:val="20"/>
+          <w:szCs w:val="20"/>
+        </w:rPr>
+        <w:instrText>SEQ Table \* ARABIC</w:instrText>
+      </w:r>
+      <w:r>
+        <w:rPr>
+          <w:sz w:val="20"/>
+          <w:szCs w:val="20"/>
+        </w:rPr>
+        <w:fldChar w:fldCharType="separate"/>
+      </w:r>
+      <w:r>
+        <w:rPr>
+          <w:noProof/>
+          <w:sz w:val="20"/>
+          <w:szCs w:val="20"/>
+        </w:rPr>
+        <w:t>1</w:t>
+      </w:r>
+      <w:r>
+        <w:rPr>
+          <w:sz w:val="20"/>
+          <w:szCs w:val="20"/>
+        </w:rPr>
         <w:fldChar w:fldCharType="end"/>
       </w:r>
       <w:bookmarkEnd w:id="12"/>
@@ -4493,7 +4325,13 @@
         <w:rPr>
           <w:sz w:val="20"/>
         </w:rPr>
-        <w:t xml:space="preserve">  2026</w:t>
+        <w:t>：</w:t>
+      </w:r>
+      <w:r>
+        <w:rPr>
+          <w:sz w:val="20"/>
+        </w:rPr>
+        <w:t>2026</w:t>
       </w:r>
       <w:r>
         <w:rPr>
@@ -4644,7 +4482,6 @@
               <w:rPr>
                 <w:sz w:val="20"/>
               </w:rPr>
-              <w:lastRenderedPageBreak/>
               <w:t>寿险</w:t>
             </w:r>
           </w:p>
@@ -5049,25 +4886,19 @@
       </w:pPr>
       <w:r>
         <w:rPr>
-          <w:rFonts w:ascii="STZhongsong" w:eastAsia="STZhongsong" w:hAnsi="STZhongsong"/>
-          <w:color w:val="000000"/>
-          <w:sz w:val="24"/>
+          <w:color w:val="000000"/>
         </w:rPr>
         <w:t>健康险赔付增速继续高于其他险种，表明业务规模扩张的同时理赔压力同步上行。车险赔付率小幅回落至</w:t>
       </w:r>
       <w:r>
         <w:rPr>
-          <w:rFonts w:ascii="STZhongsong" w:eastAsia="STZhongsong" w:hAnsi="STZhongsong"/>
-          <w:color w:val="000000"/>
-          <w:sz w:val="24"/>
+          <w:color w:val="000000"/>
         </w:rPr>
         <w:t>60.8%</w:t>
       </w:r>
       <w:r>
         <w:rPr>
-          <w:rFonts w:ascii="STZhongsong" w:eastAsia="STZhongsong" w:hAnsi="STZhongsong"/>
-          <w:color w:val="000000"/>
-          <w:sz w:val="24"/>
+          <w:color w:val="000000"/>
         </w:rPr>
         <w:t>，定价机制优化效果初步显现。</w:t>
       </w:r>
@@ -5077,16 +4908,17 @@
         <w:pStyle w:val="21"/>
         <w:spacing w:before="240" w:after="120"/>
       </w:pPr>
-      <w:bookmarkStart w:id="13" w:name="_Toc236359184"/>
-      <w:r>
-        <w:rPr>
-          <w:rFonts w:ascii="SimHei" w:eastAsia="SimHei" w:hAnsi="SimHei"/>
-        </w:rPr>
+      <w:bookmarkStart w:id="13" w:name="_Toc236419752"/>
+      <w:r>
+        <w:rPr>
+          <w:rFonts w:ascii="Microsoft YaHei" w:eastAsia="Microsoft YaHei" w:hAnsi="Microsoft YaHei"/>
+        </w:rPr>
+        <w:lastRenderedPageBreak/>
         <w:t xml:space="preserve">3.2  </w:t>
       </w:r>
       <w:r>
         <w:rPr>
-          <w:rFonts w:ascii="SimHei" w:eastAsia="SimHei" w:hAnsi="SimHei"/>
+          <w:rFonts w:ascii="Microsoft YaHei" w:eastAsia="Microsoft YaHei" w:hAnsi="Microsoft YaHei"/>
         </w:rPr>
         <w:t>分险种保费结构</w:t>
       </w:r>
@@ -5095,7 +4927,7 @@
     <w:p>
       <w:pPr>
         <w:spacing w:after="80" w:line="360" w:lineRule="auto"/>
-        <w:ind w:firstLineChars="200" w:firstLine="560"/>
+        <w:ind w:firstLineChars="200" w:firstLine="480"/>
       </w:pPr>
       <w:r>
         <w:rPr>
@@ -5109,16 +4941,16 @@
         <w:pStyle w:val="31"/>
         <w:spacing w:before="240" w:after="120"/>
       </w:pPr>
-      <w:bookmarkStart w:id="14" w:name="_Toc236359185"/>
-      <w:r>
-        <w:rPr>
-          <w:rFonts w:ascii="SimHei" w:eastAsia="SimHei" w:hAnsi="SimHei"/>
+      <w:bookmarkStart w:id="14" w:name="_Toc236419753"/>
+      <w:r>
+        <w:rPr>
+          <w:rFonts w:ascii="Microsoft YaHei" w:eastAsia="Microsoft YaHei" w:hAnsi="Microsoft YaHei"/>
         </w:rPr>
         <w:t xml:space="preserve">3.2.1  </w:t>
       </w:r>
       <w:r>
         <w:rPr>
-          <w:rFonts w:ascii="SimHei" w:eastAsia="SimHei" w:hAnsi="SimHei"/>
+          <w:rFonts w:ascii="Microsoft YaHei" w:eastAsia="Microsoft YaHei" w:hAnsi="Microsoft YaHei"/>
         </w:rPr>
         <w:t>财产险保费分析</w:t>
       </w:r>
@@ -5127,39 +4959,34 @@
     <w:p>
       <w:pPr>
         <w:spacing w:after="80" w:line="360" w:lineRule="auto"/>
-        <w:ind w:firstLineChars="200" w:firstLine="560"/>
-      </w:pPr>
-      <w:r>
-        <w:rPr>
-          <w:rFonts w:ascii="STZhongsong" w:eastAsia="STZhongsong" w:hAnsi="STZhongsong"/>
+        <w:ind w:firstLineChars="200" w:firstLine="480"/>
+      </w:pPr>
+      <w:r>
+        <w:rPr>
           <w:color w:val="000000"/>
         </w:rPr>
         <w:t>财产险公司三季度实现保费收入</w:t>
       </w:r>
       <w:r>
         <w:rPr>
-          <w:rFonts w:ascii="STZhongsong" w:eastAsia="STZhongsong" w:hAnsi="STZhongsong"/>
           <w:color w:val="000000"/>
         </w:rPr>
         <w:t>5,350</w:t>
       </w:r>
       <w:r>
         <w:rPr>
-          <w:rFonts w:ascii="STZhongsong" w:eastAsia="STZhongsong" w:hAnsi="STZhongsong"/>
           <w:color w:val="000000"/>
         </w:rPr>
         <w:t>亿元，同比增长</w:t>
       </w:r>
       <w:r>
         <w:rPr>
-          <w:rFonts w:ascii="STZhongsong" w:eastAsia="STZhongsong" w:hAnsi="STZhongsong"/>
           <w:color w:val="000000"/>
         </w:rPr>
         <w:t>6.0%</w:t>
       </w:r>
       <w:r>
         <w:rPr>
-          <w:rFonts w:ascii="STZhongsong" w:eastAsia="STZhongsong" w:hAnsi="STZhongsong"/>
           <w:color w:val="000000"/>
         </w:rPr>
         <w:t>。非车险业务保持较快扩张，业务结构持续优化。</w:t>
@@ -5168,11 +4995,9 @@
     <w:p>
       <w:pPr>
         <w:spacing w:before="120" w:after="40" w:line="360" w:lineRule="auto"/>
-        <w:ind w:firstLineChars="200" w:firstLine="561"/>
-      </w:pPr>
-      <w:r>
-        <w:rPr>
-          <w:rFonts w:ascii="STZhongsong" w:eastAsia="STZhongsong" w:hAnsi="STZhongsong"/>
+      </w:pPr>
+      <w:r>
+        <w:rPr>
           <w:b/>
           <w:color w:val="000000"/>
         </w:rPr>
@@ -5182,53 +5007,41 @@
     <w:p>
       <w:pPr>
         <w:pStyle w:val="a0"/>
-        <w:spacing w:after="20" w:line="336" w:lineRule="auto"/>
-      </w:pPr>
-      <w:r>
-        <w:rPr>
-          <w:rFonts w:ascii="STZhongsong" w:eastAsia="STZhongsong" w:hAnsi="STZhongsong"/>
-          <w:color w:val="000000"/>
-          <w:sz w:val="21"/>
+        <w:spacing w:after="20" w:line="360" w:lineRule="auto"/>
+      </w:pPr>
+      <w:r>
+        <w:rPr>
+          <w:color w:val="000000"/>
         </w:rPr>
         <w:t>车险保费收入</w:t>
       </w:r>
       <w:r>
         <w:rPr>
-          <w:rFonts w:ascii="STZhongsong" w:eastAsia="STZhongsong" w:hAnsi="STZhongsong"/>
-          <w:color w:val="000000"/>
-          <w:sz w:val="21"/>
+          <w:color w:val="000000"/>
         </w:rPr>
         <w:t>3,240</w:t>
       </w:r>
       <w:r>
         <w:rPr>
-          <w:rFonts w:ascii="STZhongsong" w:eastAsia="STZhongsong" w:hAnsi="STZhongsong"/>
-          <w:color w:val="000000"/>
-          <w:sz w:val="21"/>
+          <w:color w:val="000000"/>
         </w:rPr>
         <w:t>亿元，同比增长</w:t>
       </w:r>
       <w:r>
         <w:rPr>
-          <w:rFonts w:ascii="STZhongsong" w:eastAsia="STZhongsong" w:hAnsi="STZhongsong"/>
-          <w:color w:val="000000"/>
-          <w:sz w:val="21"/>
+          <w:color w:val="000000"/>
         </w:rPr>
         <w:t>4.5%</w:t>
       </w:r>
       <w:r>
         <w:rPr>
-          <w:rFonts w:ascii="STZhongsong" w:eastAsia="STZhongsong" w:hAnsi="STZhongsong"/>
-          <w:color w:val="000000"/>
-          <w:sz w:val="21"/>
+          <w:color w:val="000000"/>
         </w:rPr>
         <w:t>，份额</w:t>
       </w:r>
       <w:r>
         <w:rPr>
-          <w:rFonts w:ascii="STZhongsong" w:eastAsia="STZhongsong" w:hAnsi="STZhongsong"/>
-          <w:color w:val="000000"/>
-          <w:sz w:val="21"/>
+          <w:color w:val="000000"/>
         </w:rPr>
         <w:t>60.5%</w:t>
       </w:r>
@@ -5236,53 +5049,41 @@
     <w:p>
       <w:pPr>
         <w:pStyle w:val="a0"/>
-        <w:spacing w:after="20" w:line="336" w:lineRule="auto"/>
-      </w:pPr>
-      <w:r>
-        <w:rPr>
-          <w:rFonts w:ascii="STZhongsong" w:eastAsia="STZhongsong" w:hAnsi="STZhongsong"/>
-          <w:color w:val="000000"/>
-          <w:sz w:val="21"/>
+        <w:spacing w:after="20" w:line="360" w:lineRule="auto"/>
+      </w:pPr>
+      <w:r>
+        <w:rPr>
+          <w:color w:val="000000"/>
         </w:rPr>
         <w:t>非车险保费收入</w:t>
       </w:r>
       <w:r>
         <w:rPr>
-          <w:rFonts w:ascii="STZhongsong" w:eastAsia="STZhongsong" w:hAnsi="STZhongsong"/>
-          <w:color w:val="000000"/>
-          <w:sz w:val="21"/>
+          <w:color w:val="000000"/>
         </w:rPr>
         <w:t>2,110</w:t>
       </w:r>
       <w:r>
         <w:rPr>
-          <w:rFonts w:ascii="STZhongsong" w:eastAsia="STZhongsong" w:hAnsi="STZhongsong"/>
-          <w:color w:val="000000"/>
-          <w:sz w:val="21"/>
+          <w:color w:val="000000"/>
         </w:rPr>
         <w:t>亿元，同比增长</w:t>
       </w:r>
       <w:r>
         <w:rPr>
-          <w:rFonts w:ascii="STZhongsong" w:eastAsia="STZhongsong" w:hAnsi="STZhongsong"/>
-          <w:color w:val="000000"/>
-          <w:sz w:val="21"/>
+          <w:color w:val="000000"/>
         </w:rPr>
         <w:t>8.4%</w:t>
       </w:r>
       <w:r>
         <w:rPr>
-          <w:rFonts w:ascii="STZhongsong" w:eastAsia="STZhongsong" w:hAnsi="STZhongsong"/>
-          <w:color w:val="000000"/>
-          <w:sz w:val="21"/>
+          <w:color w:val="000000"/>
         </w:rPr>
         <w:t>，份额</w:t>
       </w:r>
       <w:r>
         <w:rPr>
-          <w:rFonts w:ascii="STZhongsong" w:eastAsia="STZhongsong" w:hAnsi="STZhongsong"/>
-          <w:color w:val="000000"/>
-          <w:sz w:val="21"/>
+          <w:color w:val="000000"/>
         </w:rPr>
         <w:t>39.5%</w:t>
       </w:r>
@@ -5290,45 +5091,35 @@
     <w:p>
       <w:pPr>
         <w:pStyle w:val="a0"/>
-        <w:spacing w:after="20" w:line="336" w:lineRule="auto"/>
-      </w:pPr>
-      <w:r>
-        <w:rPr>
-          <w:rFonts w:ascii="STZhongsong" w:eastAsia="STZhongsong" w:hAnsi="STZhongsong"/>
-          <w:color w:val="000000"/>
-          <w:sz w:val="21"/>
+        <w:spacing w:after="20" w:line="360" w:lineRule="auto"/>
+      </w:pPr>
+      <w:r>
+        <w:rPr>
+          <w:color w:val="000000"/>
         </w:rPr>
         <w:t>责任险保费收入</w:t>
       </w:r>
       <w:r>
         <w:rPr>
-          <w:rFonts w:ascii="STZhongsong" w:eastAsia="STZhongsong" w:hAnsi="STZhongsong"/>
-          <w:color w:val="000000"/>
-          <w:sz w:val="21"/>
+          <w:color w:val="000000"/>
         </w:rPr>
         <w:t>410</w:t>
       </w:r>
       <w:r>
         <w:rPr>
-          <w:rFonts w:ascii="STZhongsong" w:eastAsia="STZhongsong" w:hAnsi="STZhongsong"/>
-          <w:color w:val="000000"/>
-          <w:sz w:val="21"/>
+          <w:color w:val="000000"/>
         </w:rPr>
         <w:t>亿元，同比增长</w:t>
       </w:r>
       <w:r>
         <w:rPr>
-          <w:rFonts w:ascii="STZhongsong" w:eastAsia="STZhongsong" w:hAnsi="STZhongsong"/>
-          <w:color w:val="000000"/>
-          <w:sz w:val="21"/>
+          <w:color w:val="000000"/>
         </w:rPr>
         <w:t>13.2%</w:t>
       </w:r>
       <w:r>
         <w:rPr>
-          <w:rFonts w:ascii="STZhongsong" w:eastAsia="STZhongsong" w:hAnsi="STZhongsong"/>
-          <w:color w:val="000000"/>
-          <w:sz w:val="21"/>
+          <w:color w:val="000000"/>
         </w:rPr>
         <w:t>，增速居各险种之首</w:t>
       </w:r>
@@ -5336,37 +5127,29 @@
     <w:p>
       <w:pPr>
         <w:pStyle w:val="a0"/>
-        <w:spacing w:after="20" w:line="336" w:lineRule="auto"/>
-      </w:pPr>
-      <w:r>
-        <w:rPr>
-          <w:rFonts w:ascii="STZhongsong" w:eastAsia="STZhongsong" w:hAnsi="STZhongsong"/>
-          <w:color w:val="000000"/>
-          <w:sz w:val="21"/>
+        <w:spacing w:after="20" w:line="360" w:lineRule="auto"/>
+      </w:pPr>
+      <w:r>
+        <w:rPr>
+          <w:color w:val="000000"/>
         </w:rPr>
         <w:t>农险保费收入</w:t>
       </w:r>
       <w:r>
         <w:rPr>
-          <w:rFonts w:ascii="STZhongsong" w:eastAsia="STZhongsong" w:hAnsi="STZhongsong"/>
-          <w:color w:val="000000"/>
-          <w:sz w:val="21"/>
+          <w:color w:val="000000"/>
         </w:rPr>
         <w:t>440</w:t>
       </w:r>
       <w:r>
         <w:rPr>
-          <w:rFonts w:ascii="STZhongsong" w:eastAsia="STZhongsong" w:hAnsi="STZhongsong"/>
-          <w:color w:val="000000"/>
-          <w:sz w:val="21"/>
+          <w:color w:val="000000"/>
         </w:rPr>
         <w:t>亿元，同比增长</w:t>
       </w:r>
       <w:r>
         <w:rPr>
-          <w:rFonts w:ascii="STZhongsong" w:eastAsia="STZhongsong" w:hAnsi="STZhongsong"/>
-          <w:color w:val="000000"/>
-          <w:sz w:val="21"/>
+          <w:color w:val="000000"/>
         </w:rPr>
         <w:t>9.1%</w:t>
       </w:r>
@@ -5383,12 +5166,11 @@
           <w:rFonts w:ascii="STZhongsong" w:eastAsia="STZhongsong" w:hAnsi="STZhongsong"/>
           <w:noProof/>
         </w:rPr>
-        <w:lastRenderedPageBreak/>
         <w:drawing>
           <wp:inline distT="0" distB="0" distL="0" distR="0" wp14:anchorId="289B0CA4" wp14:editId="5F40BCD4">
             <wp:extent cx="4754880" cy="5006930"/>
             <wp:effectExtent l="0" t="0" r="0" b="0"/>
-            <wp:docPr id="1546109466" name="Picture 1"/>
+            <wp:docPr id="1731891833" name="Picture 1"/>
             <wp:cNvGraphicFramePr>
               <a:graphicFrameLocks xmlns:a="http://schemas.openxmlformats.org/drawingml/2006/main" noChangeAspect="1"/>
             </wp:cNvGraphicFramePr>
@@ -5430,35 +5212,44 @@
         <w:rPr>
           <w:sz w:val="20"/>
         </w:rPr>
+        <w:lastRenderedPageBreak/>
         <w:t>图</w:t>
       </w:r>
-      <w:r>
-        <w:rPr>
-          <w:sz w:val="20"/>
-        </w:rPr>
-        <w:t xml:space="preserve"> </w:t>
-      </w:r>
       <w:bookmarkStart w:id="15" w:name="_Ref_图_2"/>
-      <w:r>
-        <w:fldChar w:fldCharType="begin"/>
-      </w:r>
-      <w:r>
-        <w:instrText>SEQ Figure \* ARABIC</w:instrText>
-      </w:r>
-      <w:r>
-        <w:fldChar w:fldCharType="separate"/>
-      </w:r>
-      <w:r>
-        <w:rPr>
-          <w:noProof/>
-        </w:rPr>
-        <w:t>2</w:t>
-      </w:r>
       <w:r>
         <w:rPr>
           <w:sz w:val="20"/>
           <w:szCs w:val="20"/>
         </w:rPr>
+        <w:fldChar w:fldCharType="begin"/>
+      </w:r>
+      <w:r>
+        <w:rPr>
+          <w:sz w:val="20"/>
+          <w:szCs w:val="20"/>
+        </w:rPr>
+        <w:instrText>SEQ Figure \* ARABIC</w:instrText>
+      </w:r>
+      <w:r>
+        <w:rPr>
+          <w:sz w:val="20"/>
+          <w:szCs w:val="20"/>
+        </w:rPr>
+        <w:fldChar w:fldCharType="separate"/>
+      </w:r>
+      <w:r>
+        <w:rPr>
+          <w:noProof/>
+          <w:sz w:val="20"/>
+          <w:szCs w:val="20"/>
+        </w:rPr>
+        <w:t>2</w:t>
+      </w:r>
+      <w:r>
+        <w:rPr>
+          <w:sz w:val="20"/>
+          <w:szCs w:val="20"/>
+        </w:rPr>
         <w:fldChar w:fldCharType="end"/>
       </w:r>
       <w:bookmarkEnd w:id="15"/>
@@ -5466,12 +5257,18 @@
         <w:rPr>
           <w:sz w:val="20"/>
         </w:rPr>
-        <w:t xml:space="preserve">  2026</w:t>
+        <w:t>：</w:t>
       </w:r>
       <w:r>
         <w:rPr>
           <w:sz w:val="20"/>
         </w:rPr>
+        <w:t>2026</w:t>
+      </w:r>
+      <w:r>
+        <w:rPr>
+          <w:sz w:val="20"/>
+        </w:rPr>
         <w:t>年</w:t>
       </w:r>
       <w:r>
@@ -5490,11 +5287,9 @@
     <w:p>
       <w:pPr>
         <w:spacing w:before="120" w:after="40" w:line="360" w:lineRule="auto"/>
-        <w:ind w:firstLineChars="200" w:firstLine="561"/>
-      </w:pPr>
-      <w:r>
-        <w:rPr>
-          <w:rFonts w:ascii="STZhongsong" w:eastAsia="STZhongsong" w:hAnsi="STZhongsong"/>
+      </w:pPr>
+      <w:r>
+        <w:rPr>
           <w:b/>
           <w:color w:val="000000"/>
         </w:rPr>
@@ -5504,37 +5299,29 @@
     <w:p>
       <w:pPr>
         <w:pStyle w:val="a0"/>
-        <w:spacing w:after="20" w:line="336" w:lineRule="auto"/>
-      </w:pPr>
-      <w:r>
-        <w:rPr>
-          <w:rFonts w:ascii="STZhongsong" w:eastAsia="STZhongsong" w:hAnsi="STZhongsong"/>
-          <w:color w:val="000000"/>
-          <w:sz w:val="21"/>
+        <w:spacing w:after="20" w:line="360" w:lineRule="auto"/>
+      </w:pPr>
+      <w:r>
+        <w:rPr>
+          <w:color w:val="000000"/>
         </w:rPr>
         <w:t>车均保费小幅降至</w:t>
       </w:r>
       <w:r>
         <w:rPr>
-          <w:rFonts w:ascii="STZhongsong" w:eastAsia="STZhongsong" w:hAnsi="STZhongsong"/>
-          <w:color w:val="000000"/>
-          <w:sz w:val="21"/>
+          <w:color w:val="000000"/>
         </w:rPr>
         <w:t>1,820</w:t>
       </w:r>
       <w:r>
         <w:rPr>
-          <w:rFonts w:ascii="STZhongsong" w:eastAsia="STZhongsong" w:hAnsi="STZhongsong"/>
-          <w:color w:val="000000"/>
-          <w:sz w:val="21"/>
+          <w:color w:val="000000"/>
         </w:rPr>
         <w:t>元，同比下降</w:t>
       </w:r>
       <w:r>
         <w:rPr>
-          <w:rFonts w:ascii="STZhongsong" w:eastAsia="STZhongsong" w:hAnsi="STZhongsong"/>
-          <w:color w:val="000000"/>
-          <w:sz w:val="21"/>
+          <w:color w:val="000000"/>
         </w:rPr>
         <w:t>1.5%</w:t>
       </w:r>
@@ -5542,45 +5329,35 @@
     <w:p>
       <w:pPr>
         <w:pStyle w:val="a0"/>
-        <w:spacing w:after="20" w:line="336" w:lineRule="auto"/>
-      </w:pPr>
-      <w:r>
-        <w:rPr>
-          <w:rFonts w:ascii="STZhongsong" w:eastAsia="STZhongsong" w:hAnsi="STZhongsong"/>
-          <w:color w:val="000000"/>
-          <w:sz w:val="21"/>
+        <w:spacing w:after="20" w:line="360" w:lineRule="auto"/>
+      </w:pPr>
+      <w:r>
+        <w:rPr>
+          <w:color w:val="000000"/>
         </w:rPr>
         <w:t>新能源车险保费收入</w:t>
       </w:r>
       <w:r>
         <w:rPr>
-          <w:rFonts w:ascii="STZhongsong" w:eastAsia="STZhongsong" w:hAnsi="STZhongsong"/>
-          <w:color w:val="000000"/>
-          <w:sz w:val="21"/>
+          <w:color w:val="000000"/>
         </w:rPr>
         <w:t>380</w:t>
       </w:r>
       <w:r>
         <w:rPr>
-          <w:rFonts w:ascii="STZhongsong" w:eastAsia="STZhongsong" w:hAnsi="STZhongsong"/>
-          <w:color w:val="000000"/>
-          <w:sz w:val="21"/>
+          <w:color w:val="000000"/>
         </w:rPr>
         <w:t>亿元，同比增长</w:t>
       </w:r>
       <w:r>
         <w:rPr>
-          <w:rFonts w:ascii="STZhongsong" w:eastAsia="STZhongsong" w:hAnsi="STZhongsong"/>
-          <w:color w:val="000000"/>
-          <w:sz w:val="21"/>
+          <w:color w:val="000000"/>
         </w:rPr>
         <w:t>52%</w:t>
       </w:r>
       <w:r>
         <w:rPr>
-          <w:rFonts w:ascii="STZhongsong" w:eastAsia="STZhongsong" w:hAnsi="STZhongsong"/>
-          <w:color w:val="000000"/>
-          <w:sz w:val="21"/>
+          <w:color w:val="000000"/>
         </w:rPr>
         <w:t>，成为关键增长极</w:t>
       </w:r>
@@ -5588,13 +5365,11 @@
     <w:p>
       <w:pPr>
         <w:pStyle w:val="a0"/>
-        <w:spacing w:after="20" w:line="336" w:lineRule="auto"/>
-      </w:pPr>
-      <w:r>
-        <w:rPr>
-          <w:rFonts w:ascii="STZhongsong" w:eastAsia="STZhongsong" w:hAnsi="STZhongsong"/>
-          <w:color w:val="000000"/>
-          <w:sz w:val="21"/>
+        <w:spacing w:after="20" w:line="360" w:lineRule="auto"/>
+      </w:pPr>
+      <w:r>
+        <w:rPr>
+          <w:color w:val="000000"/>
         </w:rPr>
         <w:t>车险自主定价系数浮动区间进一步拓宽，差异化定价能力提升</w:t>
       </w:r>
@@ -5602,11 +5377,10 @@
     <w:p>
       <w:pPr>
         <w:spacing w:after="80" w:line="360" w:lineRule="auto"/>
-        <w:ind w:firstLineChars="200" w:firstLine="560"/>
-      </w:pPr>
-      <w:r>
-        <w:rPr>
-          <w:rFonts w:ascii="STZhongsong" w:eastAsia="STZhongsong" w:hAnsi="STZhongsong"/>
+        <w:ind w:firstLineChars="200" w:firstLine="480"/>
+      </w:pPr>
+      <w:r>
+        <w:rPr>
           <w:color w:val="000000"/>
         </w:rPr>
         <w:t>非车险业务的快速扩张有效对冲了车险增速放缓的影响，财险公司业务结构持续优化，非车份额创近年新高。</w:t>
@@ -5617,16 +5391,16 @@
         <w:pStyle w:val="21"/>
         <w:spacing w:before="240" w:after="120"/>
       </w:pPr>
-      <w:bookmarkStart w:id="16" w:name="_Toc236359186"/>
-      <w:r>
-        <w:rPr>
-          <w:rFonts w:ascii="SimHei" w:eastAsia="SimHei" w:hAnsi="SimHei"/>
+      <w:bookmarkStart w:id="16" w:name="_Toc236419754"/>
+      <w:r>
+        <w:rPr>
+          <w:rFonts w:ascii="Microsoft YaHei" w:eastAsia="Microsoft YaHei" w:hAnsi="Microsoft YaHei"/>
         </w:rPr>
         <w:t xml:space="preserve">3.3  </w:t>
       </w:r>
       <w:r>
         <w:rPr>
-          <w:rFonts w:ascii="SimHei" w:eastAsia="SimHei" w:hAnsi="SimHei"/>
+          <w:rFonts w:ascii="Microsoft YaHei" w:eastAsia="Microsoft YaHei" w:hAnsi="Microsoft YaHei"/>
         </w:rPr>
         <w:t>中小险企市场份额</w:t>
       </w:r>
@@ -5635,7 +5409,7 @@
     <w:p>
       <w:pPr>
         <w:spacing w:after="80" w:line="360" w:lineRule="auto"/>
-        <w:ind w:firstLineChars="200" w:firstLine="560"/>
+        <w:ind w:firstLineChars="200" w:firstLine="480"/>
       </w:pPr>
       <w:r>
         <w:rPr>
@@ -5647,61 +5421,53 @@
     <w:p>
       <w:pPr>
         <w:spacing w:before="120" w:after="40" w:line="360" w:lineRule="auto"/>
-        <w:ind w:firstLineChars="200" w:firstLine="562"/>
       </w:pPr>
       <w:r>
         <w:rPr>
           <w:b/>
           <w:color w:val="000000"/>
         </w:rPr>
-        <w:lastRenderedPageBreak/>
         <w:t>集中度变化</w:t>
       </w:r>
     </w:p>
     <w:p>
       <w:pPr>
         <w:pStyle w:val="a0"/>
-        <w:spacing w:after="20" w:line="336" w:lineRule="auto"/>
-      </w:pPr>
-      <w:r>
-        <w:rPr>
-          <w:color w:val="000000"/>
-          <w:sz w:val="21"/>
+        <w:spacing w:after="20" w:line="360" w:lineRule="auto"/>
+      </w:pPr>
+      <w:r>
+        <w:rPr>
+          <w:color w:val="000000"/>
         </w:rPr>
         <w:t>CR5</w:t>
       </w:r>
       <w:r>
         <w:rPr>
           <w:color w:val="000000"/>
-          <w:sz w:val="21"/>
         </w:rPr>
         <w:t>（前五大险企）市场份额</w:t>
       </w:r>
       <w:r>
         <w:rPr>
           <w:color w:val="000000"/>
-          <w:sz w:val="21"/>
         </w:rPr>
         <w:t>51.8%</w:t>
       </w:r>
       <w:r>
         <w:rPr>
           <w:color w:val="000000"/>
-          <w:sz w:val="21"/>
         </w:rPr>
         <w:t>，较去年同期收窄</w:t>
       </w:r>
       <w:r>
         <w:rPr>
           <w:color w:val="000000"/>
-          <w:sz w:val="21"/>
         </w:rPr>
         <w:t>1.0</w:t>
       </w:r>
       <w:r>
         <w:rPr>
           <w:color w:val="000000"/>
-          <w:sz w:val="21"/>
         </w:rPr>
         <w:t>个百分点</w:t>
       </w:r>
@@ -5709,47 +5475,41 @@
     <w:p>
       <w:pPr>
         <w:pStyle w:val="a0"/>
-        <w:spacing w:after="20" w:line="336" w:lineRule="auto"/>
-      </w:pPr>
-      <w:r>
-        <w:rPr>
-          <w:color w:val="000000"/>
-          <w:sz w:val="21"/>
+        <w:spacing w:after="20" w:line="360" w:lineRule="auto"/>
+      </w:pPr>
+      <w:r>
+        <w:rPr>
+          <w:color w:val="000000"/>
         </w:rPr>
         <w:t>CR10</w:t>
       </w:r>
       <w:r>
         <w:rPr>
           <w:color w:val="000000"/>
-          <w:sz w:val="21"/>
         </w:rPr>
         <w:t>市场份额</w:t>
       </w:r>
       <w:r>
         <w:rPr>
           <w:color w:val="000000"/>
-          <w:sz w:val="21"/>
         </w:rPr>
         <w:t>67.9%</w:t>
       </w:r>
       <w:r>
         <w:rPr>
           <w:color w:val="000000"/>
-          <w:sz w:val="21"/>
         </w:rPr>
         <w:t>，较去年同期收窄</w:t>
       </w:r>
       <w:r>
         <w:rPr>
           <w:color w:val="000000"/>
-          <w:sz w:val="21"/>
         </w:rPr>
         <w:t>0.8</w:t>
       </w:r>
       <w:r>
         <w:rPr>
           <w:color w:val="000000"/>
-          <w:sz w:val="21"/>
         </w:rPr>
         <w:t>个百分点</w:t>
       </w:r>
@@ -5757,12 +5517,11 @@
     <w:p>
       <w:pPr>
         <w:pStyle w:val="a0"/>
-        <w:spacing w:after="20" w:line="336" w:lineRule="auto"/>
-      </w:pPr>
-      <w:r>
-        <w:rPr>
-          <w:color w:val="000000"/>
-          <w:sz w:val="21"/>
+        <w:spacing w:after="20" w:line="360" w:lineRule="auto"/>
+      </w:pPr>
+      <w:r>
+        <w:rPr>
+          <w:color w:val="000000"/>
         </w:rPr>
         <w:t>中小险企在健康险、农险、责任险等细分领域的份额持续抬升</w:t>
       </w:r>
@@ -5770,7 +5529,6 @@
     <w:p>
       <w:pPr>
         <w:spacing w:before="120" w:after="40" w:line="360" w:lineRule="auto"/>
-        <w:ind w:firstLineChars="200" w:firstLine="562"/>
       </w:pPr>
       <w:r>
         <w:rPr>
@@ -5783,12 +5541,11 @@
     <w:p>
       <w:pPr>
         <w:pStyle w:val="a0"/>
-        <w:spacing w:after="20" w:line="336" w:lineRule="auto"/>
-      </w:pPr>
-      <w:r>
-        <w:rPr>
-          <w:color w:val="000000"/>
-          <w:sz w:val="21"/>
+        <w:spacing w:after="20" w:line="360" w:lineRule="auto"/>
+      </w:pPr>
+      <w:r>
+        <w:rPr>
+          <w:color w:val="000000"/>
         </w:rPr>
         <w:t>锚定区域市场，深耕特定客群与细分场景</w:t>
       </w:r>
@@ -5796,12 +5553,11 @@
     <w:p>
       <w:pPr>
         <w:pStyle w:val="a0"/>
-        <w:spacing w:after="20" w:line="336" w:lineRule="auto"/>
-      </w:pPr>
-      <w:r>
-        <w:rPr>
-          <w:color w:val="000000"/>
-          <w:sz w:val="21"/>
+        <w:spacing w:after="20" w:line="360" w:lineRule="auto"/>
+      </w:pPr>
+      <w:r>
+        <w:rPr>
+          <w:color w:val="000000"/>
         </w:rPr>
         <w:t>依托科技赋能，运营效率持续改善</w:t>
       </w:r>
@@ -5809,12 +5565,11 @@
     <w:p>
       <w:pPr>
         <w:pStyle w:val="a0"/>
-        <w:spacing w:after="20" w:line="336" w:lineRule="auto"/>
-      </w:pPr>
-      <w:r>
-        <w:rPr>
-          <w:color w:val="000000"/>
-          <w:sz w:val="21"/>
+        <w:spacing w:after="20" w:line="360" w:lineRule="auto"/>
+      </w:pPr>
+      <w:r>
+        <w:rPr>
+          <w:color w:val="000000"/>
         </w:rPr>
         <w:t>深化与互联网平台合作，拓宽获客通道</w:t>
       </w:r>
@@ -5824,16 +5579,16 @@
         <w:pStyle w:val="21"/>
         <w:spacing w:before="240" w:after="120"/>
       </w:pPr>
-      <w:bookmarkStart w:id="17" w:name="_Toc236359187"/>
-      <w:r>
-        <w:rPr>
-          <w:rFonts w:ascii="SimHei" w:eastAsia="SimHei" w:hAnsi="SimHei"/>
+      <w:bookmarkStart w:id="17" w:name="_Toc236419755"/>
+      <w:r>
+        <w:rPr>
+          <w:rFonts w:ascii="Microsoft YaHei" w:eastAsia="Microsoft YaHei" w:hAnsi="Microsoft YaHei"/>
         </w:rPr>
         <w:t xml:space="preserve">4.1  </w:t>
       </w:r>
       <w:r>
         <w:rPr>
-          <w:rFonts w:ascii="SimHei" w:eastAsia="SimHei" w:hAnsi="SimHei"/>
+          <w:rFonts w:ascii="Microsoft YaHei" w:eastAsia="Microsoft YaHei" w:hAnsi="Microsoft YaHei"/>
         </w:rPr>
         <w:t>传统保险产品创新</w:t>
       </w:r>
@@ -5846,25 +5601,19 @@
       </w:pPr>
       <w:r>
         <w:rPr>
-          <w:rFonts w:ascii="STZhongsong" w:eastAsia="STZhongsong" w:hAnsi="STZhongsong"/>
-          <w:color w:val="000000"/>
-          <w:sz w:val="24"/>
+          <w:color w:val="000000"/>
         </w:rPr>
         <w:t>传统保险产品在本季度延续「保障</w:t>
       </w:r>
       <w:r>
         <w:rPr>
-          <w:rFonts w:ascii="STZhongsong" w:eastAsia="STZhongsong" w:hAnsi="STZhongsong"/>
-          <w:color w:val="000000"/>
-          <w:sz w:val="24"/>
+          <w:color w:val="000000"/>
         </w:rPr>
         <w:t>+</w:t>
       </w:r>
       <w:r>
         <w:rPr>
-          <w:rFonts w:ascii="STZhongsong" w:eastAsia="STZhongsong" w:hAnsi="STZhongsong"/>
-          <w:color w:val="000000"/>
-          <w:sz w:val="24"/>
+          <w:color w:val="000000"/>
         </w:rPr>
         <w:t>服务」融合创新主线，产品形态从单一财务补偿向综合服务方案加速演进。</w:t>
       </w:r>
@@ -5872,14 +5621,11 @@
     <w:p>
       <w:pPr>
         <w:spacing w:before="120" w:after="40" w:line="360" w:lineRule="auto"/>
-        <w:ind w:firstLineChars="200" w:firstLine="480"/>
-      </w:pPr>
-      <w:r>
-        <w:rPr>
-          <w:rFonts w:ascii="STZhongsong" w:eastAsia="STZhongsong" w:hAnsi="STZhongsong"/>
+      </w:pPr>
+      <w:r>
+        <w:rPr>
           <w:b/>
           <w:color w:val="000000"/>
-          <w:sz w:val="24"/>
         </w:rPr>
         <w:t>寿险产品迭代</w:t>
       </w:r>
@@ -5887,29 +5633,23 @@
     <w:p>
       <w:pPr>
         <w:pStyle w:val="a0"/>
-        <w:spacing w:after="20" w:line="336" w:lineRule="auto"/>
-      </w:pPr>
-      <w:r>
-        <w:rPr>
-          <w:rFonts w:ascii="STZhongsong" w:eastAsia="STZhongsong" w:hAnsi="STZhongsong"/>
-          <w:color w:val="000000"/>
-          <w:sz w:val="24"/>
+        <w:spacing w:after="20" w:line="360" w:lineRule="auto"/>
+      </w:pPr>
+      <w:r>
+        <w:rPr>
+          <w:color w:val="000000"/>
         </w:rPr>
         <w:t>重疾险引入「分层赔付</w:t>
       </w:r>
       <w:r>
         <w:rPr>
-          <w:rFonts w:ascii="STZhongsong" w:eastAsia="STZhongsong" w:hAnsi="STZhongsong"/>
-          <w:color w:val="000000"/>
-          <w:sz w:val="24"/>
+          <w:color w:val="000000"/>
         </w:rPr>
         <w:t>+</w:t>
       </w:r>
       <w:r>
         <w:rPr>
-          <w:rFonts w:ascii="STZhongsong" w:eastAsia="STZhongsong" w:hAnsi="STZhongsong"/>
-          <w:color w:val="000000"/>
-          <w:sz w:val="24"/>
+          <w:color w:val="000000"/>
         </w:rPr>
         <w:t>健康管理」机制，轻症中症重症阶梯式给付</w:t>
       </w:r>
@@ -5917,13 +5657,11 @@
     <w:p>
       <w:pPr>
         <w:pStyle w:val="a0"/>
-        <w:spacing w:after="20" w:line="336" w:lineRule="auto"/>
-      </w:pPr>
-      <w:r>
-        <w:rPr>
-          <w:rFonts w:ascii="STZhongsong" w:eastAsia="STZhongsong" w:hAnsi="STZhongsong"/>
-          <w:color w:val="000000"/>
-          <w:sz w:val="24"/>
+        <w:spacing w:after="20" w:line="360" w:lineRule="auto"/>
+      </w:pPr>
+      <w:r>
+        <w:rPr>
+          <w:color w:val="000000"/>
         </w:rPr>
         <w:t>定期寿险接入可穿戴设备，提供动态费率优惠</w:t>
       </w:r>
@@ -5931,13 +5669,11 @@
     <w:p>
       <w:pPr>
         <w:pStyle w:val="a0"/>
-        <w:spacing w:after="20" w:line="336" w:lineRule="auto"/>
-      </w:pPr>
-      <w:r>
-        <w:rPr>
-          <w:rFonts w:ascii="STZhongsong" w:eastAsia="STZhongsong" w:hAnsi="STZhongsong"/>
-          <w:color w:val="000000"/>
-          <w:sz w:val="24"/>
+        <w:spacing w:after="20" w:line="360" w:lineRule="auto"/>
+      </w:pPr>
+      <w:r>
+        <w:rPr>
+          <w:color w:val="000000"/>
         </w:rPr>
         <w:t>年金险增加万能账户灵活配置及年金转换功能</w:t>
       </w:r>
@@ -5945,14 +5681,11 @@
     <w:p>
       <w:pPr>
         <w:spacing w:before="120" w:after="40" w:line="360" w:lineRule="auto"/>
-        <w:ind w:firstLineChars="200" w:firstLine="480"/>
-      </w:pPr>
-      <w:r>
-        <w:rPr>
-          <w:rFonts w:ascii="STZhongsong" w:eastAsia="STZhongsong" w:hAnsi="STZhongsong"/>
+      </w:pPr>
+      <w:r>
+        <w:rPr>
           <w:b/>
           <w:color w:val="000000"/>
-          <w:sz w:val="24"/>
         </w:rPr>
         <w:t>健康险产品动向</w:t>
       </w:r>
@@ -5960,13 +5693,11 @@
     <w:p>
       <w:pPr>
         <w:pStyle w:val="a0"/>
-        <w:spacing w:after="20" w:line="336" w:lineRule="auto"/>
-      </w:pPr>
-      <w:r>
-        <w:rPr>
-          <w:rFonts w:ascii="STZhongsong" w:eastAsia="STZhongsong" w:hAnsi="STZhongsong"/>
-          <w:color w:val="000000"/>
-          <w:sz w:val="24"/>
+        <w:spacing w:after="20" w:line="360" w:lineRule="auto"/>
+      </w:pPr>
+      <w:r>
+        <w:rPr>
+          <w:color w:val="000000"/>
         </w:rPr>
         <w:t>百万医疗险扩充特药保障与前沿疗法覆盖范围</w:t>
       </w:r>
@@ -5974,29 +5705,24 @@
     <w:p>
       <w:pPr>
         <w:pStyle w:val="a0"/>
-        <w:spacing w:after="20" w:line="336" w:lineRule="auto"/>
-      </w:pPr>
-      <w:r>
-        <w:rPr>
-          <w:rFonts w:ascii="STZhongsong" w:eastAsia="STZhongsong" w:hAnsi="STZhongsong"/>
-          <w:color w:val="000000"/>
-          <w:sz w:val="24"/>
-        </w:rPr>
+        <w:spacing w:after="20" w:line="360" w:lineRule="auto"/>
+      </w:pPr>
+      <w:r>
+        <w:rPr>
+          <w:color w:val="000000"/>
+        </w:rPr>
+        <w:lastRenderedPageBreak/>
         <w:t>长期护理险试点扩至</w:t>
       </w:r>
       <w:r>
         <w:rPr>
-          <w:rFonts w:ascii="STZhongsong" w:eastAsia="STZhongsong" w:hAnsi="STZhongsong"/>
-          <w:color w:val="000000"/>
-          <w:sz w:val="24"/>
+          <w:color w:val="000000"/>
         </w:rPr>
         <w:t>35</w:t>
       </w:r>
       <w:r>
         <w:rPr>
-          <w:rFonts w:ascii="STZhongsong" w:eastAsia="STZhongsong" w:hAnsi="STZhongsong"/>
-          <w:color w:val="000000"/>
-          <w:sz w:val="24"/>
+          <w:color w:val="000000"/>
         </w:rPr>
         <w:t>个城市，服务给付模式探索推进</w:t>
       </w:r>
@@ -6004,13 +5730,11 @@
     <w:p>
       <w:pPr>
         <w:pStyle w:val="a0"/>
-        <w:spacing w:after="20" w:line="336" w:lineRule="auto"/>
-      </w:pPr>
-      <w:r>
-        <w:rPr>
-          <w:rFonts w:ascii="STZhongsong" w:eastAsia="STZhongsong" w:hAnsi="STZhongsong"/>
-          <w:color w:val="000000"/>
-          <w:sz w:val="24"/>
+        <w:spacing w:after="20" w:line="360" w:lineRule="auto"/>
+      </w:pPr>
+      <w:r>
+        <w:rPr>
+          <w:color w:val="000000"/>
         </w:rPr>
         <w:t>城市定制惠民保进入精细化运营阶段，续保率稳步提升</w:t>
       </w:r>
@@ -6018,14 +5742,11 @@
     <w:p>
       <w:pPr>
         <w:spacing w:before="120" w:after="40" w:line="360" w:lineRule="auto"/>
-        <w:ind w:firstLineChars="200" w:firstLine="480"/>
-      </w:pPr>
-      <w:r>
-        <w:rPr>
-          <w:rFonts w:ascii="STZhongsong" w:eastAsia="STZhongsong" w:hAnsi="STZhongsong"/>
+      </w:pPr>
+      <w:r>
+        <w:rPr>
           <w:b/>
           <w:color w:val="000000"/>
-          <w:sz w:val="24"/>
         </w:rPr>
         <w:t>创新亮点</w:t>
       </w:r>
@@ -6033,45 +5754,35 @@
     <w:p>
       <w:pPr>
         <w:pStyle w:val="a0"/>
-        <w:spacing w:after="20" w:line="336" w:lineRule="auto"/>
-      </w:pPr>
-      <w:r>
-        <w:rPr>
-          <w:rFonts w:ascii="STZhongsong" w:eastAsia="STZhongsong" w:hAnsi="STZhongsong"/>
-          <w:color w:val="000000"/>
-          <w:sz w:val="24"/>
+        <w:spacing w:after="20" w:line="360" w:lineRule="auto"/>
+      </w:pPr>
+      <w:r>
+        <w:rPr>
+          <w:color w:val="000000"/>
         </w:rPr>
         <w:t>「保险</w:t>
       </w:r>
       <w:r>
         <w:rPr>
-          <w:rFonts w:ascii="STZhongsong" w:eastAsia="STZhongsong" w:hAnsi="STZhongsong"/>
-          <w:color w:val="000000"/>
-          <w:sz w:val="24"/>
+          <w:color w:val="000000"/>
         </w:rPr>
         <w:t>+</w:t>
       </w:r>
       <w:r>
         <w:rPr>
-          <w:rFonts w:ascii="STZhongsong" w:eastAsia="STZhongsong" w:hAnsi="STZhongsong"/>
-          <w:color w:val="000000"/>
-          <w:sz w:val="24"/>
+          <w:color w:val="000000"/>
         </w:rPr>
         <w:t>健康管理」模式深化，超</w:t>
       </w:r>
       <w:r>
         <w:rPr>
-          <w:rFonts w:ascii="STZhongsong" w:eastAsia="STZhongsong" w:hAnsi="STZhongsong"/>
-          <w:color w:val="000000"/>
-          <w:sz w:val="24"/>
+          <w:color w:val="000000"/>
         </w:rPr>
         <w:t>65%</w:t>
       </w:r>
       <w:r>
         <w:rPr>
-          <w:rFonts w:ascii="STZhongsong" w:eastAsia="STZhongsong" w:hAnsi="STZhongsong"/>
-          <w:color w:val="000000"/>
-          <w:sz w:val="24"/>
+          <w:color w:val="000000"/>
         </w:rPr>
         <w:t>的新单健康险绑定健康管理服务</w:t>
       </w:r>
@@ -6079,13 +5790,11 @@
     <w:p>
       <w:pPr>
         <w:pStyle w:val="a0"/>
-        <w:spacing w:after="20" w:line="336" w:lineRule="auto"/>
-      </w:pPr>
-      <w:r>
-        <w:rPr>
-          <w:rFonts w:ascii="STZhongsong" w:eastAsia="STZhongsong" w:hAnsi="STZhongsong"/>
-          <w:color w:val="000000"/>
-          <w:sz w:val="24"/>
+        <w:spacing w:after="20" w:line="360" w:lineRule="auto"/>
+      </w:pPr>
+      <w:r>
+        <w:rPr>
+          <w:color w:val="000000"/>
         </w:rPr>
         <w:t>分红型产品吸引力持续增强，多家公司推出分红型增额终身寿险新品</w:t>
       </w:r>
@@ -6093,12 +5802,11 @@
     <w:p>
       <w:pPr>
         <w:pStyle w:val="a0"/>
-        <w:spacing w:after="20" w:line="336" w:lineRule="auto"/>
-      </w:pPr>
-      <w:r>
-        <w:rPr>
-          <w:color w:val="000000"/>
-          <w:sz w:val="21"/>
+        <w:spacing w:after="20" w:line="360" w:lineRule="auto"/>
+      </w:pPr>
+      <w:r>
+        <w:rPr>
+          <w:color w:val="000000"/>
         </w:rPr>
         <w:t>产品定价精细化程度提升，大数据精准定价能力成为核心竞争力</w:t>
       </w:r>
@@ -6108,17 +5816,16 @@
         <w:pStyle w:val="21"/>
         <w:spacing w:before="240" w:after="120"/>
       </w:pPr>
-      <w:bookmarkStart w:id="18" w:name="_Toc236359188"/>
-      <w:r>
-        <w:rPr>
-          <w:rFonts w:ascii="SimHei" w:eastAsia="SimHei" w:hAnsi="SimHei"/>
-        </w:rPr>
-        <w:lastRenderedPageBreak/>
+      <w:bookmarkStart w:id="18" w:name="_Toc236419756"/>
+      <w:r>
+        <w:rPr>
+          <w:rFonts w:ascii="Microsoft YaHei" w:eastAsia="Microsoft YaHei" w:hAnsi="Microsoft YaHei"/>
+        </w:rPr>
         <w:t xml:space="preserve">4.2  </w:t>
       </w:r>
       <w:r>
         <w:rPr>
-          <w:rFonts w:ascii="SimHei" w:eastAsia="SimHei" w:hAnsi="SimHei"/>
+          <w:rFonts w:ascii="Microsoft YaHei" w:eastAsia="Microsoft YaHei" w:hAnsi="Microsoft YaHei"/>
         </w:rPr>
         <w:t>新兴保险产品发展</w:t>
       </w:r>
@@ -6127,7 +5834,7 @@
     <w:p>
       <w:pPr>
         <w:spacing w:after="80" w:line="360" w:lineRule="auto"/>
-        <w:ind w:firstLineChars="200" w:firstLine="560"/>
+        <w:ind w:firstLineChars="200" w:firstLine="480"/>
       </w:pPr>
       <w:r>
         <w:rPr>
@@ -6139,7 +5846,6 @@
     <w:p>
       <w:pPr>
         <w:spacing w:before="120" w:after="40" w:line="360" w:lineRule="auto"/>
-        <w:ind w:firstLineChars="200" w:firstLine="562"/>
       </w:pPr>
       <w:r>
         <w:rPr>
@@ -6152,26 +5858,23 @@
     <w:p>
       <w:pPr>
         <w:pStyle w:val="a0"/>
-        <w:spacing w:after="20" w:line="336" w:lineRule="auto"/>
-      </w:pPr>
-      <w:r>
-        <w:rPr>
-          <w:color w:val="000000"/>
-          <w:sz w:val="21"/>
+        <w:spacing w:after="20" w:line="360" w:lineRule="auto"/>
+      </w:pPr>
+      <w:r>
+        <w:rPr>
+          <w:color w:val="000000"/>
         </w:rPr>
         <w:t>场景化保险覆盖电商、出行、社交等</w:t>
       </w:r>
       <w:r>
         <w:rPr>
           <w:color w:val="000000"/>
-          <w:sz w:val="21"/>
         </w:rPr>
         <w:t>220</w:t>
       </w:r>
       <w:r>
         <w:rPr>
           <w:color w:val="000000"/>
-          <w:sz w:val="21"/>
         </w:rPr>
         <w:t>余个细分场景</w:t>
       </w:r>
@@ -6179,40 +5882,35 @@
     <w:p>
       <w:pPr>
         <w:pStyle w:val="a0"/>
-        <w:spacing w:after="20" w:line="336" w:lineRule="auto"/>
-      </w:pPr>
-      <w:r>
-        <w:rPr>
-          <w:color w:val="000000"/>
-          <w:sz w:val="21"/>
+        <w:spacing w:after="20" w:line="360" w:lineRule="auto"/>
+      </w:pPr>
+      <w:r>
+        <w:rPr>
+          <w:color w:val="000000"/>
         </w:rPr>
         <w:t>按需保险快速增长，</w:t>
       </w:r>
       <w:r>
         <w:rPr>
           <w:color w:val="000000"/>
-          <w:sz w:val="21"/>
         </w:rPr>
         <w:t>UBI</w:t>
       </w:r>
       <w:r>
         <w:rPr>
           <w:color w:val="000000"/>
-          <w:sz w:val="21"/>
         </w:rPr>
         <w:t>车险试点城市扩至</w:t>
       </w:r>
       <w:r>
         <w:rPr>
           <w:color w:val="000000"/>
-          <w:sz w:val="21"/>
         </w:rPr>
         <w:t>20</w:t>
       </w:r>
       <w:r>
         <w:rPr>
           <w:color w:val="000000"/>
-          <w:sz w:val="21"/>
         </w:rPr>
         <w:t>个</w:t>
       </w:r>
@@ -6220,12 +5918,11 @@
     <w:p>
       <w:pPr>
         <w:pStyle w:val="a0"/>
-        <w:spacing w:after="20" w:line="336" w:lineRule="auto"/>
-      </w:pPr>
-      <w:r>
-        <w:rPr>
-          <w:color w:val="000000"/>
-          <w:sz w:val="21"/>
+        <w:spacing w:after="20" w:line="360" w:lineRule="auto"/>
+      </w:pPr>
+      <w:r>
+        <w:rPr>
+          <w:color w:val="000000"/>
         </w:rPr>
         <w:t>宠物保险、齿科保险等垂直品类持续受到年轻客群追捧</w:t>
       </w:r>
@@ -6233,7 +5930,6 @@
     <w:p>
       <w:pPr>
         <w:spacing w:before="120" w:after="40" w:line="360" w:lineRule="auto"/>
-        <w:ind w:firstLineChars="200" w:firstLine="562"/>
       </w:pPr>
       <w:r>
         <w:rPr>
@@ -6246,33 +5942,29 @@
     <w:p>
       <w:pPr>
         <w:pStyle w:val="a0"/>
-        <w:spacing w:after="20" w:line="336" w:lineRule="auto"/>
-      </w:pPr>
-      <w:r>
-        <w:rPr>
-          <w:color w:val="000000"/>
-          <w:sz w:val="21"/>
+        <w:spacing w:after="20" w:line="360" w:lineRule="auto"/>
+      </w:pPr>
+      <w:r>
+        <w:rPr>
+          <w:color w:val="000000"/>
         </w:rPr>
         <w:t>网络安全保险保费收入突破</w:t>
       </w:r>
       <w:r>
         <w:rPr>
           <w:color w:val="000000"/>
-          <w:sz w:val="21"/>
         </w:rPr>
         <w:t>22</w:t>
       </w:r>
       <w:r>
         <w:rPr>
           <w:color w:val="000000"/>
-          <w:sz w:val="21"/>
         </w:rPr>
         <w:t>亿元，同比激增</w:t>
       </w:r>
       <w:r>
         <w:rPr>
           <w:color w:val="000000"/>
-          <w:sz w:val="21"/>
         </w:rPr>
         <w:t>90%</w:t>
       </w:r>
@@ -6280,26 +5972,23 @@
     <w:p>
       <w:pPr>
         <w:pStyle w:val="a0"/>
-        <w:spacing w:after="20" w:line="336" w:lineRule="auto"/>
-      </w:pPr>
-      <w:r>
-        <w:rPr>
-          <w:color w:val="000000"/>
-          <w:sz w:val="21"/>
+        <w:spacing w:after="20" w:line="360" w:lineRule="auto"/>
+      </w:pPr>
+      <w:r>
+        <w:rPr>
+          <w:color w:val="000000"/>
         </w:rPr>
         <w:t>知识产权保险覆盖范围扩至</w:t>
       </w:r>
       <w:r>
         <w:rPr>
           <w:color w:val="000000"/>
-          <w:sz w:val="21"/>
         </w:rPr>
         <w:t>25</w:t>
       </w:r>
       <w:r>
         <w:rPr>
           <w:color w:val="000000"/>
-          <w:sz w:val="21"/>
         </w:rPr>
         <w:t>个省级行政区</w:t>
       </w:r>
@@ -6307,12 +5996,11 @@
     <w:p>
       <w:pPr>
         <w:pStyle w:val="a0"/>
-        <w:spacing w:after="20" w:line="336" w:lineRule="auto"/>
-      </w:pPr>
-      <w:r>
-        <w:rPr>
-          <w:color w:val="000000"/>
-          <w:sz w:val="21"/>
+        <w:spacing w:after="20" w:line="360" w:lineRule="auto"/>
+      </w:pPr>
+      <w:r>
+        <w:rPr>
+          <w:color w:val="000000"/>
         </w:rPr>
         <w:t>绿色保险产品体系持续完善，碳交易、新能源、环保领域产品矩阵丰富</w:t>
       </w:r>
@@ -6320,7 +6008,6 @@
     <w:p>
       <w:pPr>
         <w:spacing w:before="120" w:after="40" w:line="360" w:lineRule="auto"/>
-        <w:ind w:firstLineChars="200" w:firstLine="562"/>
       </w:pPr>
       <w:r>
         <w:rPr>
@@ -6333,19 +6020,17 @@
     <w:p>
       <w:pPr>
         <w:pStyle w:val="a0"/>
-        <w:spacing w:after="20" w:line="336" w:lineRule="auto"/>
-      </w:pPr>
-      <w:r>
-        <w:rPr>
-          <w:color w:val="000000"/>
-          <w:sz w:val="21"/>
+        <w:spacing w:after="20" w:line="360" w:lineRule="auto"/>
+      </w:pPr>
+      <w:r>
+        <w:rPr>
+          <w:color w:val="000000"/>
         </w:rPr>
         <w:t>AI</w:t>
       </w:r>
       <w:r>
         <w:rPr>
           <w:color w:val="000000"/>
-          <w:sz w:val="21"/>
         </w:rPr>
         <w:t>驱动的动态定价产品应用范围由车险向健康险延伸</w:t>
       </w:r>
@@ -6353,12 +6038,11 @@
     <w:p>
       <w:pPr>
         <w:pStyle w:val="a0"/>
-        <w:spacing w:after="20" w:line="336" w:lineRule="auto"/>
-      </w:pPr>
-      <w:r>
-        <w:rPr>
-          <w:color w:val="000000"/>
-          <w:sz w:val="21"/>
+        <w:spacing w:after="20" w:line="360" w:lineRule="auto"/>
+      </w:pPr>
+      <w:r>
+        <w:rPr>
+          <w:color w:val="000000"/>
         </w:rPr>
         <w:t>区块链技术在再保险与理赔场景实现规模化应用</w:t>
       </w:r>
@@ -6366,12 +6050,11 @@
     <w:p>
       <w:pPr>
         <w:pStyle w:val="a0"/>
-        <w:spacing w:after="20" w:line="336" w:lineRule="auto"/>
-      </w:pPr>
-      <w:r>
-        <w:rPr>
-          <w:color w:val="000000"/>
-          <w:sz w:val="21"/>
+        <w:spacing w:after="20" w:line="360" w:lineRule="auto"/>
+      </w:pPr>
+      <w:r>
+        <w:rPr>
+          <w:color w:val="000000"/>
         </w:rPr>
         <w:t>保险与科技企业的生态协同模式已成主流路径</w:t>
       </w:r>
@@ -6381,16 +6064,16 @@
         <w:pStyle w:val="21"/>
         <w:spacing w:before="240" w:after="120"/>
       </w:pPr>
-      <w:bookmarkStart w:id="19" w:name="_Toc236359189"/>
-      <w:r>
-        <w:rPr>
-          <w:rFonts w:ascii="SimHei" w:eastAsia="SimHei" w:hAnsi="SimHei"/>
+      <w:bookmarkStart w:id="19" w:name="_Toc236419757"/>
+      <w:r>
+        <w:rPr>
+          <w:rFonts w:ascii="Microsoft YaHei" w:eastAsia="Microsoft YaHei" w:hAnsi="Microsoft YaHei"/>
         </w:rPr>
         <w:t xml:space="preserve">4.3  </w:t>
       </w:r>
       <w:r>
         <w:rPr>
-          <w:rFonts w:ascii="SimHei" w:eastAsia="SimHei" w:hAnsi="SimHei"/>
+          <w:rFonts w:ascii="Microsoft YaHei" w:eastAsia="Microsoft YaHei" w:hAnsi="Microsoft YaHei"/>
         </w:rPr>
         <w:t>产品定价策略变化</w:t>
       </w:r>
@@ -6399,11 +6082,10 @@
     <w:p>
       <w:pPr>
         <w:spacing w:after="80" w:line="360" w:lineRule="auto"/>
-        <w:ind w:firstLineChars="200" w:firstLine="560"/>
-      </w:pPr>
-      <w:r>
-        <w:rPr>
-          <w:rFonts w:ascii="STZhongsong" w:eastAsia="STZhongsong" w:hAnsi="STZhongsong"/>
+        <w:ind w:firstLineChars="200" w:firstLine="480"/>
+      </w:pPr>
+      <w:r>
+        <w:rPr>
           <w:color w:val="000000"/>
         </w:rPr>
         <w:t>低利率环境下，各公司定价策略持续调整，定价机制从粗放统一定价向精细化、动态化、差异化定价加速演进。</w:t>
@@ -6412,11 +6094,9 @@
     <w:p>
       <w:pPr>
         <w:spacing w:before="120" w:after="40" w:line="360" w:lineRule="auto"/>
-        <w:ind w:firstLineChars="200" w:firstLine="561"/>
-      </w:pPr>
-      <w:r>
-        <w:rPr>
-          <w:rFonts w:ascii="STZhongsong" w:eastAsia="STZhongsong" w:hAnsi="STZhongsong"/>
+      </w:pPr>
+      <w:r>
+        <w:rPr>
           <w:b/>
           <w:color w:val="000000"/>
         </w:rPr>
@@ -6430,25 +6110,19 @@
       </w:pPr>
       <w:r>
         <w:rPr>
-          <w:rFonts w:ascii="STZhongsong" w:eastAsia="STZhongsong" w:hAnsi="STZhongsong"/>
-          <w:color w:val="000000"/>
-          <w:sz w:val="21"/>
+          <w:color w:val="000000"/>
         </w:rPr>
         <w:t>传统寿险定价利率上限保持在</w:t>
       </w:r>
       <w:r>
         <w:rPr>
-          <w:rFonts w:ascii="STZhongsong" w:eastAsia="STZhongsong" w:hAnsi="STZhongsong"/>
-          <w:color w:val="000000"/>
-          <w:sz w:val="21"/>
+          <w:color w:val="000000"/>
         </w:rPr>
         <w:t>2.5%</w:t>
       </w:r>
       <w:r>
         <w:rPr>
-          <w:rFonts w:ascii="STZhongsong" w:eastAsia="STZhongsong" w:hAnsi="STZhongsong"/>
-          <w:color w:val="000000"/>
-          <w:sz w:val="21"/>
+          <w:color w:val="000000"/>
         </w:rPr>
         <w:t>水平</w:t>
       </w:r>
@@ -6460,25 +6134,20 @@
       </w:pPr>
       <w:r>
         <w:rPr>
-          <w:rFonts w:ascii="STZhongsong" w:eastAsia="STZhongsong" w:hAnsi="STZhongsong"/>
-          <w:color w:val="000000"/>
-          <w:sz w:val="21"/>
-        </w:rPr>
+          <w:color w:val="000000"/>
+        </w:rPr>
+        <w:lastRenderedPageBreak/>
         <w:t>分红险演示利率上限维持</w:t>
       </w:r>
       <w:r>
         <w:rPr>
-          <w:rFonts w:ascii="STZhongsong" w:eastAsia="STZhongsong" w:hAnsi="STZhongsong"/>
-          <w:color w:val="000000"/>
-          <w:sz w:val="21"/>
+          <w:color w:val="000000"/>
         </w:rPr>
         <w:t>4.0%</w:t>
       </w:r>
       <w:r>
         <w:rPr>
-          <w:rFonts w:ascii="STZhongsong" w:eastAsia="STZhongsong" w:hAnsi="STZhongsong"/>
-          <w:color w:val="000000"/>
-          <w:sz w:val="21"/>
+          <w:color w:val="000000"/>
         </w:rPr>
         <w:t>，实际派发红利水平有所上浮</w:t>
       </w:r>
@@ -6490,17 +6159,13 @@
       </w:pPr>
       <w:r>
         <w:rPr>
-          <w:rFonts w:ascii="STZhongsong" w:eastAsia="STZhongsong" w:hAnsi="STZhongsong"/>
-          <w:color w:val="000000"/>
-          <w:sz w:val="21"/>
+          <w:color w:val="000000"/>
         </w:rPr>
         <w:t>万能险最低保证利率上限维持</w:t>
       </w:r>
       <w:r>
         <w:rPr>
-          <w:rFonts w:ascii="STZhongsong" w:eastAsia="STZhongsong" w:hAnsi="STZhongsong"/>
-          <w:color w:val="000000"/>
-          <w:sz w:val="21"/>
+          <w:color w:val="000000"/>
         </w:rPr>
         <w:t>1.75%</w:t>
       </w:r>
@@ -6508,11 +6173,9 @@
     <w:p>
       <w:pPr>
         <w:spacing w:before="120" w:after="40" w:line="360" w:lineRule="auto"/>
-        <w:ind w:firstLineChars="200" w:firstLine="561"/>
-      </w:pPr>
-      <w:r>
-        <w:rPr>
-          <w:rFonts w:ascii="STZhongsong" w:eastAsia="STZhongsong" w:hAnsi="STZhongsong"/>
+      </w:pPr>
+      <w:r>
+        <w:rPr>
           <w:b/>
           <w:color w:val="000000"/>
         </w:rPr>
@@ -6526,9 +6189,7 @@
       </w:pPr>
       <w:r>
         <w:rPr>
-          <w:rFonts w:ascii="STZhongsong" w:eastAsia="STZhongsong" w:hAnsi="STZhongsong"/>
-          <w:color w:val="000000"/>
-          <w:sz w:val="21"/>
+          <w:color w:val="000000"/>
         </w:rPr>
         <w:t>大数据精算模型应用广度持续拓展，定价颗粒度进一步细化</w:t>
       </w:r>
@@ -6540,9 +6201,7 @@
       </w:pPr>
       <w:r>
         <w:rPr>
-          <w:rFonts w:ascii="STZhongsong" w:eastAsia="STZhongsong" w:hAnsi="STZhongsong"/>
-          <w:color w:val="000000"/>
-          <w:sz w:val="21"/>
+          <w:color w:val="000000"/>
         </w:rPr>
         <w:t>动态定价试点范围由车险向健康险、意外险领域延伸</w:t>
       </w:r>
@@ -6554,26 +6213,19 @@
       </w:pPr>
       <w:r>
         <w:rPr>
-          <w:rFonts w:ascii="STZhongsong" w:eastAsia="STZhongsong" w:hAnsi="STZhongsong"/>
-          <w:color w:val="000000"/>
-          <w:sz w:val="21"/>
-        </w:rPr>
-        <w:lastRenderedPageBreak/>
+          <w:color w:val="000000"/>
+        </w:rPr>
         <w:t>基于行为数据的定价（</w:t>
       </w:r>
       <w:r>
         <w:rPr>
-          <w:rFonts w:ascii="STZhongsong" w:eastAsia="STZhongsong" w:hAnsi="STZhongsong"/>
-          <w:color w:val="000000"/>
-          <w:sz w:val="21"/>
+          <w:color w:val="000000"/>
         </w:rPr>
         <w:t>BPAI</w:t>
       </w:r>
       <w:r>
         <w:rPr>
-          <w:rFonts w:ascii="STZhongsong" w:eastAsia="STZhongsong" w:hAnsi="STZhongsong"/>
-          <w:color w:val="000000"/>
-          <w:sz w:val="21"/>
+          <w:color w:val="000000"/>
         </w:rPr>
         <w:t>）在部分产品中扩大试运行范围</w:t>
       </w:r>
@@ -6583,16 +6235,16 @@
         <w:pStyle w:val="21"/>
         <w:spacing w:before="240" w:after="120"/>
       </w:pPr>
-      <w:bookmarkStart w:id="20" w:name="_Toc236359190"/>
-      <w:r>
-        <w:rPr>
-          <w:rFonts w:ascii="SimHei" w:eastAsia="SimHei" w:hAnsi="SimHei"/>
+      <w:bookmarkStart w:id="20" w:name="_Toc236419758"/>
+      <w:r>
+        <w:rPr>
+          <w:rFonts w:ascii="Microsoft YaHei" w:eastAsia="Microsoft YaHei" w:hAnsi="Microsoft YaHei"/>
         </w:rPr>
         <w:t xml:space="preserve">4.4  </w:t>
       </w:r>
       <w:r>
         <w:rPr>
-          <w:rFonts w:ascii="SimHei" w:eastAsia="SimHei" w:hAnsi="SimHei"/>
+          <w:rFonts w:ascii="Microsoft YaHei" w:eastAsia="Microsoft YaHei" w:hAnsi="Microsoft YaHei"/>
         </w:rPr>
         <w:t>再保险市场动态</w:t>
       </w:r>
@@ -6601,7 +6253,7 @@
     <w:p>
       <w:pPr>
         <w:spacing w:after="80" w:line="360" w:lineRule="auto"/>
-        <w:ind w:firstLineChars="200" w:firstLine="560"/>
+        <w:ind w:firstLineChars="200" w:firstLine="480"/>
       </w:pPr>
       <w:r>
         <w:rPr>
@@ -6613,7 +6265,6 @@
     <w:p>
       <w:pPr>
         <w:spacing w:before="120" w:after="40" w:line="360" w:lineRule="auto"/>
-        <w:ind w:firstLineChars="200" w:firstLine="562"/>
       </w:pPr>
       <w:r>
         <w:rPr>
@@ -6626,33 +6277,29 @@
     <w:p>
       <w:pPr>
         <w:pStyle w:val="a0"/>
-        <w:spacing w:after="20" w:line="336" w:lineRule="auto"/>
-      </w:pPr>
-      <w:r>
-        <w:rPr>
-          <w:color w:val="000000"/>
-          <w:sz w:val="21"/>
+        <w:spacing w:after="20" w:line="360" w:lineRule="auto"/>
+      </w:pPr>
+      <w:r>
+        <w:rPr>
+          <w:color w:val="000000"/>
         </w:rPr>
         <w:t>分出保费规模约</w:t>
       </w:r>
       <w:r>
         <w:rPr>
           <w:color w:val="000000"/>
-          <w:sz w:val="21"/>
         </w:rPr>
         <w:t>1,320</w:t>
       </w:r>
       <w:r>
         <w:rPr>
           <w:color w:val="000000"/>
-          <w:sz w:val="21"/>
         </w:rPr>
         <w:t>亿元，同比扩张</w:t>
       </w:r>
       <w:r>
         <w:rPr>
           <w:color w:val="000000"/>
-          <w:sz w:val="21"/>
         </w:rPr>
         <w:t>5.2%</w:t>
       </w:r>
@@ -6660,12 +6307,11 @@
     <w:p>
       <w:pPr>
         <w:pStyle w:val="a0"/>
-        <w:spacing w:after="20" w:line="336" w:lineRule="auto"/>
-      </w:pPr>
-      <w:r>
-        <w:rPr>
-          <w:color w:val="000000"/>
-          <w:sz w:val="21"/>
+        <w:spacing w:after="20" w:line="360" w:lineRule="auto"/>
+      </w:pPr>
+      <w:r>
+        <w:rPr>
+          <w:color w:val="000000"/>
         </w:rPr>
         <w:t>再保险交易对手集中度进一步走低，多元化格局更加明显</w:t>
       </w:r>
@@ -6673,12 +6319,11 @@
     <w:p>
       <w:pPr>
         <w:pStyle w:val="a0"/>
-        <w:spacing w:after="20" w:line="336" w:lineRule="auto"/>
-      </w:pPr>
-      <w:r>
-        <w:rPr>
-          <w:color w:val="000000"/>
-          <w:sz w:val="21"/>
+        <w:spacing w:after="20" w:line="360" w:lineRule="auto"/>
+      </w:pPr>
+      <w:r>
+        <w:rPr>
+          <w:color w:val="000000"/>
         </w:rPr>
         <w:t>巨灾再保险安排覆盖面持续拓宽</w:t>
       </w:r>
@@ -6686,7 +6331,6 @@
     <w:p>
       <w:pPr>
         <w:spacing w:before="120" w:after="40" w:line="360" w:lineRule="auto"/>
-        <w:ind w:firstLineChars="200" w:firstLine="562"/>
       </w:pPr>
       <w:r>
         <w:rPr>
@@ -6699,26 +6343,23 @@
     <w:p>
       <w:pPr>
         <w:pStyle w:val="a0"/>
-        <w:spacing w:after="20" w:line="336" w:lineRule="auto"/>
-      </w:pPr>
-      <w:r>
-        <w:rPr>
-          <w:color w:val="000000"/>
-          <w:sz w:val="21"/>
+        <w:spacing w:after="20" w:line="360" w:lineRule="auto"/>
+      </w:pPr>
+      <w:r>
+        <w:rPr>
+          <w:color w:val="000000"/>
         </w:rPr>
         <w:t>巨灾债券发行规模同比扩张</w:t>
       </w:r>
       <w:r>
         <w:rPr>
           <w:color w:val="000000"/>
-          <w:sz w:val="21"/>
         </w:rPr>
         <w:t>35%</w:t>
       </w:r>
       <w:r>
         <w:rPr>
           <w:color w:val="000000"/>
-          <w:sz w:val="21"/>
         </w:rPr>
         <w:t>，风险分散渠道拓宽</w:t>
       </w:r>
@@ -6726,12 +6367,11 @@
     <w:p>
       <w:pPr>
         <w:pStyle w:val="a0"/>
-        <w:spacing w:after="20" w:line="336" w:lineRule="auto"/>
-      </w:pPr>
-      <w:r>
-        <w:rPr>
-          <w:color w:val="000000"/>
-          <w:sz w:val="21"/>
+        <w:spacing w:after="20" w:line="360" w:lineRule="auto"/>
+      </w:pPr>
+      <w:r>
+        <w:rPr>
+          <w:color w:val="000000"/>
         </w:rPr>
         <w:t>再保险数字化交易平台建设取得阶段性突破</w:t>
       </w:r>
@@ -6739,12 +6379,11 @@
     <w:p>
       <w:pPr>
         <w:pStyle w:val="a0"/>
-        <w:spacing w:after="20" w:line="336" w:lineRule="auto"/>
-      </w:pPr>
-      <w:r>
-        <w:rPr>
-          <w:color w:val="000000"/>
-          <w:sz w:val="21"/>
+        <w:spacing w:after="20" w:line="360" w:lineRule="auto"/>
+      </w:pPr>
+      <w:r>
+        <w:rPr>
+          <w:color w:val="000000"/>
         </w:rPr>
         <w:t>极端天气事件增多对巨灾风险管理体系构成新考验</w:t>
       </w:r>
@@ -6754,16 +6393,16 @@
         <w:pStyle w:val="21"/>
         <w:spacing w:before="240" w:after="120"/>
       </w:pPr>
-      <w:bookmarkStart w:id="21" w:name="_Toc236359191"/>
-      <w:r>
-        <w:rPr>
-          <w:rFonts w:ascii="SimHei" w:eastAsia="SimHei" w:hAnsi="SimHei"/>
+      <w:bookmarkStart w:id="21" w:name="_Toc236419759"/>
+      <w:r>
+        <w:rPr>
+          <w:rFonts w:ascii="Microsoft YaHei" w:eastAsia="Microsoft YaHei" w:hAnsi="Microsoft YaHei"/>
         </w:rPr>
         <w:t xml:space="preserve">5.1  </w:t>
       </w:r>
       <w:r>
         <w:rPr>
-          <w:rFonts w:ascii="SimHei" w:eastAsia="SimHei" w:hAnsi="SimHei"/>
+          <w:rFonts w:ascii="Microsoft YaHei" w:eastAsia="Microsoft YaHei" w:hAnsi="Microsoft YaHei"/>
         </w:rPr>
         <w:t>线下渠道</w:t>
       </w:r>
@@ -6772,35 +6411,35 @@
     <w:p>
       <w:pPr>
         <w:spacing w:after="80" w:line="360" w:lineRule="auto"/>
-        <w:ind w:firstLineChars="200" w:firstLine="560"/>
-      </w:pPr>
-      <w:r>
-        <w:rPr>
-          <w:color w:val="F79646"/>
+        <w:ind w:firstLineChars="200" w:firstLine="480"/>
+      </w:pPr>
+      <w:r>
+        <w:rPr>
+          <w:color w:val="000000"/>
         </w:rPr>
         <w:t>线下渠道仍是保险销售的主力，但份额持续收缩。三季度线下渠道保费占比</w:t>
       </w:r>
       <w:r>
         <w:rPr>
-          <w:color w:val="F79646"/>
+          <w:color w:val="000000"/>
         </w:rPr>
         <w:t>72.8%</w:t>
       </w:r>
       <w:r>
         <w:rPr>
-          <w:color w:val="F79646"/>
+          <w:color w:val="000000"/>
         </w:rPr>
         <w:t>，较二季度下降</w:t>
       </w:r>
       <w:r>
         <w:rPr>
-          <w:color w:val="F79646"/>
+          <w:color w:val="000000"/>
         </w:rPr>
         <w:t>2.0</w:t>
       </w:r>
       <w:r>
         <w:rPr>
-          <w:color w:val="F79646"/>
+          <w:color w:val="000000"/>
         </w:rPr>
         <w:t>个百分点。</w:t>
       </w:r>
@@ -6810,16 +6449,16 @@
         <w:pStyle w:val="31"/>
         <w:spacing w:before="240" w:after="120"/>
       </w:pPr>
-      <w:bookmarkStart w:id="22" w:name="_Toc236359192"/>
-      <w:r>
-        <w:rPr>
-          <w:rFonts w:ascii="SimHei" w:eastAsia="SimHei" w:hAnsi="SimHei"/>
+      <w:bookmarkStart w:id="22" w:name="_Toc236419760"/>
+      <w:r>
+        <w:rPr>
+          <w:rFonts w:ascii="Microsoft YaHei" w:eastAsia="Microsoft YaHei" w:hAnsi="Microsoft YaHei"/>
         </w:rPr>
         <w:t xml:space="preserve">5.1.1  </w:t>
       </w:r>
       <w:r>
         <w:rPr>
-          <w:rFonts w:ascii="SimHei" w:eastAsia="SimHei" w:hAnsi="SimHei"/>
+          <w:rFonts w:ascii="Microsoft YaHei" w:eastAsia="Microsoft YaHei" w:hAnsi="Microsoft YaHei"/>
         </w:rPr>
         <w:t>个险渠道分析</w:t>
       </w:r>
@@ -6828,35 +6467,35 @@
     <w:p>
       <w:pPr>
         <w:spacing w:after="80" w:line="360" w:lineRule="auto"/>
-        <w:ind w:firstLineChars="200" w:firstLine="560"/>
-      </w:pPr>
-      <w:r>
-        <w:rPr>
-          <w:color w:val="F79646"/>
+        <w:ind w:firstLineChars="200" w:firstLine="480"/>
+      </w:pPr>
+      <w:r>
+        <w:rPr>
+          <w:color w:val="000000"/>
         </w:rPr>
         <w:t>个险渠道本季度实现保费收入</w:t>
       </w:r>
       <w:r>
         <w:rPr>
-          <w:color w:val="F79646"/>
+          <w:color w:val="000000"/>
         </w:rPr>
         <w:t>8,500</w:t>
       </w:r>
       <w:r>
         <w:rPr>
-          <w:color w:val="F79646"/>
+          <w:color w:val="000000"/>
         </w:rPr>
         <w:t>亿元，同比增长</w:t>
       </w:r>
       <w:r>
         <w:rPr>
-          <w:color w:val="F79646"/>
+          <w:color w:val="000000"/>
         </w:rPr>
         <w:t>3.8%</w:t>
       </w:r>
       <w:r>
         <w:rPr>
-          <w:color w:val="F79646"/>
+          <w:color w:val="000000"/>
         </w:rPr>
         <w:t>，增速小幅回升。代理人队伍规模企稳，人均产能持续提升。</w:t>
       </w:r>
@@ -6872,33 +6511,41 @@
         </w:rPr>
         <w:t>表</w:t>
       </w:r>
-      <w:r>
-        <w:rPr>
-          <w:sz w:val="20"/>
-        </w:rPr>
-        <w:t xml:space="preserve"> </w:t>
-      </w:r>
       <w:bookmarkStart w:id="23" w:name="_Ref_表_2"/>
-      <w:r>
-        <w:fldChar w:fldCharType="begin"/>
-      </w:r>
-      <w:r>
-        <w:instrText>SEQ Table \* ARABIC</w:instrText>
-      </w:r>
-      <w:r>
-        <w:fldChar w:fldCharType="separate"/>
-      </w:r>
-      <w:r>
-        <w:rPr>
-          <w:noProof/>
-        </w:rPr>
-        <w:t>2</w:t>
-      </w:r>
       <w:r>
         <w:rPr>
           <w:sz w:val="20"/>
           <w:szCs w:val="20"/>
         </w:rPr>
+        <w:fldChar w:fldCharType="begin"/>
+      </w:r>
+      <w:r>
+        <w:rPr>
+          <w:sz w:val="20"/>
+          <w:szCs w:val="20"/>
+        </w:rPr>
+        <w:instrText>SEQ Table \* ARABIC</w:instrText>
+      </w:r>
+      <w:r>
+        <w:rPr>
+          <w:sz w:val="20"/>
+          <w:szCs w:val="20"/>
+        </w:rPr>
+        <w:fldChar w:fldCharType="separate"/>
+      </w:r>
+      <w:r>
+        <w:rPr>
+          <w:noProof/>
+          <w:sz w:val="20"/>
+          <w:szCs w:val="20"/>
+        </w:rPr>
+        <w:t>2</w:t>
+      </w:r>
+      <w:r>
+        <w:rPr>
+          <w:sz w:val="20"/>
+          <w:szCs w:val="20"/>
+        </w:rPr>
         <w:fldChar w:fldCharType="end"/>
       </w:r>
       <w:bookmarkEnd w:id="23"/>
@@ -6906,7 +6553,13 @@
         <w:rPr>
           <w:sz w:val="20"/>
         </w:rPr>
-        <w:t xml:space="preserve">  2026</w:t>
+        <w:t>：</w:t>
+      </w:r>
+      <w:r>
+        <w:rPr>
+          <w:sz w:val="20"/>
+        </w:rPr>
+        <w:t>2026</w:t>
       </w:r>
       <w:r>
         <w:rPr>
@@ -7241,6 +6894,7 @@
                 <w:color w:val="F79646" w:themeColor="accent6"/>
                 <w:sz w:val="20"/>
               </w:rPr>
+              <w:lastRenderedPageBreak/>
               <w:t>互联网渠道</w:t>
             </w:r>
           </w:p>
@@ -7479,12 +7133,11 @@
     <w:p>
       <w:pPr>
         <w:spacing w:before="120" w:after="40" w:line="360" w:lineRule="auto"/>
-        <w:ind w:firstLineChars="200" w:firstLine="562"/>
       </w:pPr>
       <w:r>
         <w:rPr>
           <w:b/>
-          <w:color w:val="F79646"/>
+          <w:color w:val="000000"/>
         </w:rPr>
         <w:t>代理人队伍演变</w:t>
       </w:r>
@@ -7492,41 +7145,35 @@
     <w:p>
       <w:pPr>
         <w:pStyle w:val="a0"/>
-        <w:spacing w:after="20" w:line="336" w:lineRule="auto"/>
-      </w:pPr>
-      <w:r>
-        <w:rPr>
-          <w:color w:val="F79646"/>
-          <w:sz w:val="21"/>
-        </w:rPr>
-        <w:lastRenderedPageBreak/>
+        <w:spacing w:after="20" w:line="360" w:lineRule="auto"/>
+      </w:pPr>
+      <w:r>
+        <w:rPr>
+          <w:color w:val="000000"/>
+        </w:rPr>
         <w:t>全行业个险代理人规模降至</w:t>
       </w:r>
       <w:r>
         <w:rPr>
-          <w:color w:val="F79646"/>
-          <w:sz w:val="21"/>
+          <w:color w:val="000000"/>
         </w:rPr>
         <w:t>278</w:t>
       </w:r>
       <w:r>
         <w:rPr>
-          <w:color w:val="F79646"/>
-          <w:sz w:val="21"/>
+          <w:color w:val="000000"/>
         </w:rPr>
         <w:t>万人，较年初减少</w:t>
       </w:r>
       <w:r>
         <w:rPr>
-          <w:color w:val="F79646"/>
-          <w:sz w:val="21"/>
+          <w:color w:val="000000"/>
         </w:rPr>
         <w:t>7</w:t>
       </w:r>
       <w:r>
         <w:rPr>
-          <w:color w:val="F79646"/>
-          <w:sz w:val="21"/>
+          <w:color w:val="000000"/>
         </w:rPr>
         <w:t>万人，降幅收窄</w:t>
       </w:r>
@@ -7534,33 +7181,29 @@
     <w:p>
       <w:pPr>
         <w:pStyle w:val="a0"/>
-        <w:spacing w:after="20" w:line="336" w:lineRule="auto"/>
-      </w:pPr>
-      <w:r>
-        <w:rPr>
-          <w:color w:val="F79646"/>
-          <w:sz w:val="21"/>
+        <w:spacing w:after="20" w:line="360" w:lineRule="auto"/>
+      </w:pPr>
+      <w:r>
+        <w:rPr>
+          <w:color w:val="000000"/>
         </w:rPr>
         <w:t>代理人月均产能提升至</w:t>
       </w:r>
       <w:r>
         <w:rPr>
-          <w:color w:val="F79646"/>
-          <w:sz w:val="21"/>
+          <w:color w:val="000000"/>
         </w:rPr>
         <w:t>9,200</w:t>
       </w:r>
       <w:r>
         <w:rPr>
-          <w:color w:val="F79646"/>
-          <w:sz w:val="21"/>
+          <w:color w:val="000000"/>
         </w:rPr>
         <w:t>元，同比增长</w:t>
       </w:r>
       <w:r>
         <w:rPr>
-          <w:color w:val="F79646"/>
-          <w:sz w:val="21"/>
+          <w:color w:val="000000"/>
         </w:rPr>
         <w:t>18%</w:t>
       </w:r>
@@ -7568,26 +7211,23 @@
     <w:p>
       <w:pPr>
         <w:pStyle w:val="a0"/>
-        <w:spacing w:after="20" w:line="336" w:lineRule="auto"/>
-      </w:pPr>
-      <w:r>
-        <w:rPr>
-          <w:color w:val="F79646"/>
-          <w:sz w:val="21"/>
+        <w:spacing w:after="20" w:line="360" w:lineRule="auto"/>
+      </w:pPr>
+      <w:r>
+        <w:rPr>
+          <w:color w:val="000000"/>
         </w:rPr>
         <w:t>活跃代理人占比升至</w:t>
       </w:r>
       <w:r>
         <w:rPr>
-          <w:color w:val="F79646"/>
-          <w:sz w:val="21"/>
+          <w:color w:val="000000"/>
         </w:rPr>
         <w:t>65%</w:t>
       </w:r>
       <w:r>
         <w:rPr>
-          <w:color w:val="F79646"/>
-          <w:sz w:val="21"/>
+          <w:color w:val="000000"/>
         </w:rPr>
         <w:t>，队伍质态持续改善</w:t>
       </w:r>
@@ -7595,12 +7235,11 @@
     <w:p>
       <w:pPr>
         <w:spacing w:before="120" w:after="40" w:line="360" w:lineRule="auto"/>
-        <w:ind w:firstLineChars="200" w:firstLine="562"/>
       </w:pPr>
       <w:r>
         <w:rPr>
           <w:b/>
-          <w:color w:val="F79646"/>
+          <w:color w:val="000000"/>
         </w:rPr>
         <w:t>渠道转型方向</w:t>
       </w:r>
@@ -7608,19 +7247,17 @@
     <w:p>
       <w:pPr>
         <w:pStyle w:val="a0"/>
-        <w:spacing w:after="20" w:line="336" w:lineRule="auto"/>
-      </w:pPr>
-      <w:r>
-        <w:rPr>
-          <w:color w:val="F79646"/>
-          <w:sz w:val="21"/>
+        <w:spacing w:after="20" w:line="360" w:lineRule="auto"/>
+      </w:pPr>
+      <w:r>
+        <w:rPr>
+          <w:color w:val="000000"/>
         </w:rPr>
         <w:t>优增优育策略深化推进，高产能代理人占比升至</w:t>
       </w:r>
       <w:r>
         <w:rPr>
-          <w:color w:val="F79646"/>
-          <w:sz w:val="21"/>
+          <w:color w:val="000000"/>
         </w:rPr>
         <w:t>25%</w:t>
       </w:r>
@@ -7628,26 +7265,23 @@
     <w:p>
       <w:pPr>
         <w:pStyle w:val="a0"/>
-        <w:spacing w:after="20" w:line="336" w:lineRule="auto"/>
-      </w:pPr>
-      <w:r>
-        <w:rPr>
-          <w:color w:val="F79646"/>
-          <w:sz w:val="21"/>
+        <w:spacing w:after="20" w:line="360" w:lineRule="auto"/>
+      </w:pPr>
+      <w:r>
+        <w:rPr>
+          <w:color w:val="000000"/>
         </w:rPr>
         <w:t>独立代理人模式试点扩至</w:t>
       </w:r>
       <w:r>
         <w:rPr>
-          <w:color w:val="F79646"/>
-          <w:sz w:val="21"/>
+          <w:color w:val="000000"/>
         </w:rPr>
         <w:t>15</w:t>
       </w:r>
       <w:r>
         <w:rPr>
-          <w:color w:val="F79646"/>
-          <w:sz w:val="21"/>
+          <w:color w:val="000000"/>
         </w:rPr>
         <w:t>个城市</w:t>
       </w:r>
@@ -7655,19 +7289,17 @@
     <w:p>
       <w:pPr>
         <w:pStyle w:val="a0"/>
-        <w:spacing w:after="20" w:line="336" w:lineRule="auto"/>
-      </w:pPr>
-      <w:r>
-        <w:rPr>
-          <w:color w:val="F79646"/>
-          <w:sz w:val="21"/>
+        <w:spacing w:after="20" w:line="360" w:lineRule="auto"/>
+      </w:pPr>
+      <w:r>
+        <w:rPr>
+          <w:color w:val="000000"/>
         </w:rPr>
         <w:t>代理人数字化赋能系统覆盖率超过</w:t>
       </w:r>
       <w:r>
         <w:rPr>
-          <w:color w:val="F79646"/>
-          <w:sz w:val="21"/>
+          <w:color w:val="000000"/>
         </w:rPr>
         <w:t>85%</w:t>
       </w:r>
@@ -7677,16 +7309,16 @@
         <w:pStyle w:val="31"/>
         <w:spacing w:before="240" w:after="120"/>
       </w:pPr>
-      <w:bookmarkStart w:id="24" w:name="_Toc236359193"/>
-      <w:r>
-        <w:rPr>
-          <w:rFonts w:ascii="SimHei" w:eastAsia="SimHei" w:hAnsi="SimHei"/>
+      <w:bookmarkStart w:id="24" w:name="_Toc236419761"/>
+      <w:r>
+        <w:rPr>
+          <w:rFonts w:ascii="Microsoft YaHei" w:eastAsia="Microsoft YaHei" w:hAnsi="Microsoft YaHei"/>
         </w:rPr>
         <w:t xml:space="preserve">5.1.2  </w:t>
       </w:r>
       <w:r>
         <w:rPr>
-          <w:rFonts w:ascii="SimHei" w:eastAsia="SimHei" w:hAnsi="SimHei"/>
+          <w:rFonts w:ascii="Microsoft YaHei" w:eastAsia="Microsoft YaHei" w:hAnsi="Microsoft YaHei"/>
         </w:rPr>
         <w:t>银保渠道分析</w:t>
       </w:r>
@@ -7695,45 +7327,35 @@
     <w:p>
       <w:pPr>
         <w:spacing w:after="80" w:line="360" w:lineRule="auto"/>
-        <w:ind w:firstLineChars="200" w:firstLine="420"/>
-      </w:pPr>
-      <w:r>
-        <w:rPr>
-          <w:rFonts w:ascii="Microsoft YaHei" w:eastAsia="Microsoft YaHei" w:hAnsi="Microsoft YaHei"/>
-          <w:color w:val="000000"/>
-          <w:sz w:val="21"/>
+        <w:ind w:firstLineChars="200" w:firstLine="480"/>
+      </w:pPr>
+      <w:r>
+        <w:rPr>
+          <w:color w:val="000000"/>
         </w:rPr>
         <w:t>银保渠道本季度延续亮眼表现，实现保费收入</w:t>
       </w:r>
       <w:r>
         <w:rPr>
-          <w:rFonts w:ascii="Microsoft YaHei" w:eastAsia="Microsoft YaHei" w:hAnsi="Microsoft YaHei"/>
-          <w:color w:val="000000"/>
-          <w:sz w:val="21"/>
+          <w:color w:val="000000"/>
         </w:rPr>
         <w:t>6,900</w:t>
       </w:r>
       <w:r>
         <w:rPr>
-          <w:rFonts w:ascii="Microsoft YaHei" w:eastAsia="Microsoft YaHei" w:hAnsi="Microsoft YaHei"/>
-          <w:color w:val="000000"/>
-          <w:sz w:val="21"/>
+          <w:color w:val="000000"/>
         </w:rPr>
         <w:t>亿元，同比增长</w:t>
       </w:r>
       <w:r>
         <w:rPr>
-          <w:rFonts w:ascii="Microsoft YaHei" w:eastAsia="Microsoft YaHei" w:hAnsi="Microsoft YaHei"/>
-          <w:color w:val="000000"/>
-          <w:sz w:val="21"/>
+          <w:color w:val="000000"/>
         </w:rPr>
         <w:t>9.8%</w:t>
       </w:r>
       <w:r>
         <w:rPr>
-          <w:rFonts w:ascii="Microsoft YaHei" w:eastAsia="Microsoft YaHei" w:hAnsi="Microsoft YaHei"/>
-          <w:color w:val="000000"/>
-          <w:sz w:val="21"/>
+          <w:color w:val="000000"/>
         </w:rPr>
         <w:t>，增速继续领跑各渠道。</w:t>
       </w:r>
@@ -7741,14 +7363,11 @@
     <w:p>
       <w:pPr>
         <w:spacing w:before="120" w:after="40" w:line="360" w:lineRule="auto"/>
-        <w:ind w:firstLineChars="200" w:firstLine="420"/>
-      </w:pPr>
-      <w:r>
-        <w:rPr>
-          <w:rFonts w:ascii="Microsoft YaHei" w:eastAsia="Microsoft YaHei" w:hAnsi="Microsoft YaHei"/>
+      </w:pPr>
+      <w:r>
+        <w:rPr>
           <w:b/>
           <w:color w:val="000000"/>
-          <w:sz w:val="21"/>
         </w:rPr>
         <w:t>渠道发展特征</w:t>
       </w:r>
@@ -7756,29 +7375,23 @@
     <w:p>
       <w:pPr>
         <w:pStyle w:val="a0"/>
-        <w:spacing w:after="20" w:line="336" w:lineRule="auto"/>
-      </w:pPr>
-      <w:r>
-        <w:rPr>
-          <w:rFonts w:ascii="Microsoft YaHei" w:eastAsia="Microsoft YaHei" w:hAnsi="Microsoft YaHei"/>
-          <w:color w:val="000000"/>
-          <w:sz w:val="21"/>
+        <w:spacing w:after="20" w:line="360" w:lineRule="auto"/>
+      </w:pPr>
+      <w:r>
+        <w:rPr>
+          <w:color w:val="000000"/>
         </w:rPr>
         <w:t>长期期交产品占比升至</w:t>
       </w:r>
       <w:r>
         <w:rPr>
-          <w:rFonts w:ascii="Microsoft YaHei" w:eastAsia="Microsoft YaHei" w:hAnsi="Microsoft YaHei"/>
-          <w:color w:val="000000"/>
-          <w:sz w:val="21"/>
+          <w:color w:val="000000"/>
         </w:rPr>
         <w:t>48%</w:t>
       </w:r>
       <w:r>
         <w:rPr>
-          <w:rFonts w:ascii="Microsoft YaHei" w:eastAsia="Microsoft YaHei" w:hAnsi="Microsoft YaHei"/>
-          <w:color w:val="000000"/>
-          <w:sz w:val="21"/>
+          <w:color w:val="000000"/>
         </w:rPr>
         <w:t>，业务质量持续改善</w:t>
       </w:r>
@@ -7786,21 +7399,17 @@
     <w:p>
       <w:pPr>
         <w:pStyle w:val="a0"/>
-        <w:spacing w:after="20" w:line="336" w:lineRule="auto"/>
-      </w:pPr>
-      <w:r>
-        <w:rPr>
-          <w:rFonts w:ascii="Microsoft YaHei" w:eastAsia="Microsoft YaHei" w:hAnsi="Microsoft YaHei"/>
-          <w:color w:val="000000"/>
-          <w:sz w:val="21"/>
+        <w:spacing w:after="20" w:line="360" w:lineRule="auto"/>
+      </w:pPr>
+      <w:r>
+        <w:rPr>
+          <w:color w:val="000000"/>
         </w:rPr>
         <w:t>存量客户经营深化，老客户加保率升至</w:t>
       </w:r>
       <w:r>
         <w:rPr>
-          <w:rFonts w:ascii="Microsoft YaHei" w:eastAsia="Microsoft YaHei" w:hAnsi="Microsoft YaHei"/>
-          <w:color w:val="000000"/>
-          <w:sz w:val="21"/>
+          <w:color w:val="000000"/>
         </w:rPr>
         <w:t>30%</w:t>
       </w:r>
@@ -7808,13 +7417,11 @@
     <w:p>
       <w:pPr>
         <w:pStyle w:val="a0"/>
-        <w:spacing w:after="20" w:line="336" w:lineRule="auto"/>
-      </w:pPr>
-      <w:r>
-        <w:rPr>
-          <w:rFonts w:ascii="Microsoft YaHei" w:eastAsia="Microsoft YaHei" w:hAnsi="Microsoft YaHei"/>
-          <w:color w:val="000000"/>
-          <w:sz w:val="21"/>
+        <w:spacing w:after="20" w:line="360" w:lineRule="auto"/>
+      </w:pPr>
+      <w:r>
+        <w:rPr>
+          <w:color w:val="000000"/>
         </w:rPr>
         <w:t>银行网点保险销售专业化程度持续提升</w:t>
       </w:r>
@@ -7822,14 +7429,11 @@
     <w:p>
       <w:pPr>
         <w:spacing w:before="120" w:after="40" w:line="360" w:lineRule="auto"/>
-        <w:ind w:firstLineChars="200" w:firstLine="420"/>
-      </w:pPr>
-      <w:r>
-        <w:rPr>
-          <w:rFonts w:ascii="Microsoft YaHei" w:eastAsia="Microsoft YaHei" w:hAnsi="Microsoft YaHei"/>
+      </w:pPr>
+      <w:r>
+        <w:rPr>
           <w:b/>
           <w:color w:val="000000"/>
-          <w:sz w:val="21"/>
         </w:rPr>
         <w:t>合作模式创新</w:t>
       </w:r>
@@ -7837,29 +7441,23 @@
     <w:p>
       <w:pPr>
         <w:pStyle w:val="a0"/>
-        <w:spacing w:after="20" w:line="336" w:lineRule="auto"/>
-      </w:pPr>
-      <w:r>
-        <w:rPr>
-          <w:rFonts w:ascii="Microsoft YaHei" w:eastAsia="Microsoft YaHei" w:hAnsi="Microsoft YaHei"/>
-          <w:color w:val="000000"/>
-          <w:sz w:val="21"/>
+        <w:spacing w:after="20" w:line="360" w:lineRule="auto"/>
+      </w:pPr>
+      <w:r>
+        <w:rPr>
+          <w:color w:val="000000"/>
         </w:rPr>
         <w:t>「网点</w:t>
       </w:r>
       <w:r>
         <w:rPr>
-          <w:rFonts w:ascii="Microsoft YaHei" w:eastAsia="Microsoft YaHei" w:hAnsi="Microsoft YaHei"/>
-          <w:color w:val="000000"/>
-          <w:sz w:val="21"/>
+          <w:color w:val="000000"/>
         </w:rPr>
         <w:t>+APP</w:t>
       </w:r>
       <w:r>
         <w:rPr>
-          <w:rFonts w:ascii="Microsoft YaHei" w:eastAsia="Microsoft YaHei" w:hAnsi="Microsoft YaHei"/>
-          <w:color w:val="000000"/>
-          <w:sz w:val="21"/>
+          <w:color w:val="000000"/>
         </w:rPr>
         <w:t>」双线融合模式全面推广</w:t>
       </w:r>
@@ -7867,13 +7465,11 @@
     <w:p>
       <w:pPr>
         <w:pStyle w:val="a0"/>
-        <w:spacing w:after="20" w:line="336" w:lineRule="auto"/>
-      </w:pPr>
-      <w:r>
-        <w:rPr>
-          <w:rFonts w:ascii="Microsoft YaHei" w:eastAsia="Microsoft YaHei" w:hAnsi="Microsoft YaHei"/>
-          <w:color w:val="000000"/>
-          <w:sz w:val="21"/>
+        <w:spacing w:after="20" w:line="360" w:lineRule="auto"/>
+      </w:pPr>
+      <w:r>
+        <w:rPr>
+          <w:color w:val="000000"/>
         </w:rPr>
         <w:t>银行系险企协同效应持续显现，保费增速高于行业均值</w:t>
       </w:r>
@@ -7881,13 +7477,11 @@
     <w:p>
       <w:pPr>
         <w:pStyle w:val="a0"/>
-        <w:spacing w:after="20" w:line="336" w:lineRule="auto"/>
-      </w:pPr>
-      <w:r>
-        <w:rPr>
-          <w:rFonts w:ascii="Microsoft YaHei" w:eastAsia="Microsoft YaHei" w:hAnsi="Microsoft YaHei"/>
-          <w:color w:val="000000"/>
-          <w:sz w:val="21"/>
+        <w:spacing w:after="20" w:line="360" w:lineRule="auto"/>
+      </w:pPr>
+      <w:r>
+        <w:rPr>
+          <w:color w:val="000000"/>
         </w:rPr>
         <w:t>财富管理与保险保障深度融合，高端客户专属产品线丰富</w:t>
       </w:r>
@@ -7897,16 +7491,16 @@
         <w:pStyle w:val="21"/>
         <w:spacing w:before="240" w:after="120"/>
       </w:pPr>
-      <w:bookmarkStart w:id="25" w:name="_Toc236359194"/>
-      <w:r>
-        <w:rPr>
-          <w:rFonts w:ascii="SimHei" w:eastAsia="SimHei" w:hAnsi="SimHei"/>
+      <w:bookmarkStart w:id="25" w:name="_Toc236419762"/>
+      <w:r>
+        <w:rPr>
+          <w:rFonts w:ascii="Microsoft YaHei" w:eastAsia="Microsoft YaHei" w:hAnsi="Microsoft YaHei"/>
         </w:rPr>
         <w:t xml:space="preserve">5.2  </w:t>
       </w:r>
       <w:r>
         <w:rPr>
-          <w:rFonts w:ascii="SimHei" w:eastAsia="SimHei" w:hAnsi="SimHei"/>
+          <w:rFonts w:ascii="Microsoft YaHei" w:eastAsia="Microsoft YaHei" w:hAnsi="Microsoft YaHei"/>
         </w:rPr>
         <w:t>线上渠道</w:t>
       </w:r>
@@ -7915,7 +7509,7 @@
     <w:p>
       <w:pPr>
         <w:spacing w:after="80" w:line="360" w:lineRule="auto"/>
-        <w:ind w:firstLineChars="200" w:firstLine="560"/>
+        <w:ind w:firstLineChars="200" w:firstLine="480"/>
       </w:pPr>
       <w:r>
         <w:rPr>
@@ -7953,16 +7547,17 @@
         <w:pStyle w:val="31"/>
         <w:spacing w:before="240" w:after="120"/>
       </w:pPr>
-      <w:bookmarkStart w:id="26" w:name="_Toc236359195"/>
-      <w:r>
-        <w:rPr>
-          <w:rFonts w:ascii="SimHei" w:eastAsia="SimHei" w:hAnsi="SimHei"/>
-        </w:rPr>
+      <w:bookmarkStart w:id="26" w:name="_Toc236419763"/>
+      <w:r>
+        <w:rPr>
+          <w:rFonts w:ascii="Microsoft YaHei" w:eastAsia="Microsoft YaHei" w:hAnsi="Microsoft YaHei"/>
+        </w:rPr>
+        <w:lastRenderedPageBreak/>
         <w:t xml:space="preserve">5.2.1  </w:t>
       </w:r>
       <w:r>
         <w:rPr>
-          <w:rFonts w:ascii="SimHei" w:eastAsia="SimHei" w:hAnsi="SimHei"/>
+          <w:rFonts w:ascii="Microsoft YaHei" w:eastAsia="Microsoft YaHei" w:hAnsi="Microsoft YaHei"/>
         </w:rPr>
         <w:t>互联网保险平台</w:t>
       </w:r>
@@ -7971,39 +7566,34 @@
     <w:p>
       <w:pPr>
         <w:spacing w:after="80" w:line="360" w:lineRule="auto"/>
-        <w:ind w:firstLineChars="200" w:firstLine="560"/>
-      </w:pPr>
-      <w:r>
-        <w:rPr>
-          <w:rFonts w:ascii="STZhongsong" w:eastAsia="STZhongsong" w:hAnsi="STZhongsong"/>
+        <w:ind w:firstLineChars="200" w:firstLine="480"/>
+      </w:pPr>
+      <w:r>
+        <w:rPr>
           <w:color w:val="000000"/>
         </w:rPr>
         <w:t>互联网保险本季度实现保费收入</w:t>
       </w:r>
       <w:r>
         <w:rPr>
-          <w:rFonts w:ascii="STZhongsong" w:eastAsia="STZhongsong" w:hAnsi="STZhongsong"/>
           <w:color w:val="000000"/>
         </w:rPr>
         <w:t>4,850</w:t>
       </w:r>
       <w:r>
         <w:rPr>
-          <w:rFonts w:ascii="STZhongsong" w:eastAsia="STZhongsong" w:hAnsi="STZhongsong"/>
           <w:color w:val="000000"/>
         </w:rPr>
         <w:t>亿元，同比增长</w:t>
       </w:r>
       <w:r>
         <w:rPr>
-          <w:rFonts w:ascii="STZhongsong" w:eastAsia="STZhongsong" w:hAnsi="STZhongsong"/>
           <w:color w:val="000000"/>
         </w:rPr>
         <w:t>19.2%</w:t>
       </w:r>
       <w:r>
         <w:rPr>
-          <w:rFonts w:ascii="STZhongsong" w:eastAsia="STZhongsong" w:hAnsi="STZhongsong"/>
           <w:color w:val="000000"/>
         </w:rPr>
         <w:t>，增速远超行业均值。</w:t>
@@ -8021,7 +7611,6 @@
           <w:rFonts w:ascii="STZhongsong" w:eastAsia="STZhongsong" w:hAnsi="STZhongsong"/>
           <w:noProof/>
         </w:rPr>
-        <w:lastRenderedPageBreak/>
         <w:drawing>
           <wp:inline distT="0" distB="0" distL="0" distR="0" wp14:anchorId="5198F545" wp14:editId="74063340">
             <wp:extent cx="4754880" cy="2818449"/>
@@ -8070,33 +7659,41 @@
         </w:rPr>
         <w:t>图</w:t>
       </w:r>
-      <w:r>
-        <w:rPr>
-          <w:sz w:val="20"/>
-        </w:rPr>
-        <w:t xml:space="preserve"> </w:t>
-      </w:r>
       <w:bookmarkStart w:id="27" w:name="_Ref_图_3"/>
-      <w:r>
-        <w:fldChar w:fldCharType="begin"/>
-      </w:r>
-      <w:r>
-        <w:instrText>SEQ Figure \* ARABIC</w:instrText>
-      </w:r>
-      <w:r>
-        <w:fldChar w:fldCharType="separate"/>
-      </w:r>
-      <w:r>
-        <w:rPr>
-          <w:noProof/>
-        </w:rPr>
-        <w:t>3</w:t>
-      </w:r>
       <w:r>
         <w:rPr>
           <w:sz w:val="20"/>
           <w:szCs w:val="20"/>
         </w:rPr>
+        <w:fldChar w:fldCharType="begin"/>
+      </w:r>
+      <w:r>
+        <w:rPr>
+          <w:sz w:val="20"/>
+          <w:szCs w:val="20"/>
+        </w:rPr>
+        <w:instrText>SEQ Figure \* ARABIC</w:instrText>
+      </w:r>
+      <w:r>
+        <w:rPr>
+          <w:sz w:val="20"/>
+          <w:szCs w:val="20"/>
+        </w:rPr>
+        <w:fldChar w:fldCharType="separate"/>
+      </w:r>
+      <w:r>
+        <w:rPr>
+          <w:noProof/>
+          <w:sz w:val="20"/>
+          <w:szCs w:val="20"/>
+        </w:rPr>
+        <w:t>3</w:t>
+      </w:r>
+      <w:r>
+        <w:rPr>
+          <w:sz w:val="20"/>
+          <w:szCs w:val="20"/>
+        </w:rPr>
         <w:fldChar w:fldCharType="end"/>
       </w:r>
       <w:bookmarkEnd w:id="27"/>
@@ -8104,23 +7701,27 @@
         <w:rPr>
           <w:sz w:val="20"/>
         </w:rPr>
-        <w:t xml:space="preserve">  2024-2026</w:t>
+        <w:t>：</w:t>
       </w:r>
       <w:r>
         <w:rPr>
           <w:sz w:val="20"/>
         </w:rPr>
+        <w:t>2024-2026</w:t>
+      </w:r>
+      <w:r>
+        <w:rPr>
+          <w:sz w:val="20"/>
+        </w:rPr>
         <w:t>年各销售渠道保费占比变化</w:t>
       </w:r>
     </w:p>
     <w:p>
       <w:pPr>
         <w:spacing w:before="120" w:after="40" w:line="360" w:lineRule="auto"/>
-        <w:ind w:firstLineChars="200" w:firstLine="561"/>
-      </w:pPr>
-      <w:r>
-        <w:rPr>
-          <w:rFonts w:ascii="STZhongsong" w:eastAsia="STZhongsong" w:hAnsi="STZhongsong"/>
+      </w:pPr>
+      <w:r>
+        <w:rPr>
           <w:b/>
           <w:color w:val="000000"/>
         </w:rPr>
@@ -8130,37 +7731,29 @@
     <w:p>
       <w:pPr>
         <w:pStyle w:val="a0"/>
-        <w:spacing w:after="20" w:line="336" w:lineRule="auto"/>
-      </w:pPr>
-      <w:r>
-        <w:rPr>
-          <w:rFonts w:ascii="STZhongsong" w:eastAsia="STZhongsong" w:hAnsi="STZhongsong"/>
-          <w:color w:val="000000"/>
-          <w:sz w:val="21"/>
+        <w:spacing w:after="20" w:line="360" w:lineRule="auto"/>
+      </w:pPr>
+      <w:r>
+        <w:rPr>
+          <w:color w:val="000000"/>
         </w:rPr>
         <w:t>头部互联网保险平台集中度提升，</w:t>
       </w:r>
       <w:r>
         <w:rPr>
-          <w:rFonts w:ascii="STZhongsong" w:eastAsia="STZhongsong" w:hAnsi="STZhongsong"/>
-          <w:color w:val="000000"/>
-          <w:sz w:val="21"/>
+          <w:color w:val="000000"/>
         </w:rPr>
         <w:t>CR3</w:t>
       </w:r>
       <w:r>
         <w:rPr>
-          <w:rFonts w:ascii="STZhongsong" w:eastAsia="STZhongsong" w:hAnsi="STZhongsong"/>
-          <w:color w:val="000000"/>
-          <w:sz w:val="21"/>
+          <w:color w:val="000000"/>
         </w:rPr>
         <w:t>占比达</w:t>
       </w:r>
       <w:r>
         <w:rPr>
-          <w:rFonts w:ascii="STZhongsong" w:eastAsia="STZhongsong" w:hAnsi="STZhongsong"/>
-          <w:color w:val="000000"/>
-          <w:sz w:val="21"/>
+          <w:color w:val="000000"/>
         </w:rPr>
         <w:t>57%</w:t>
       </w:r>
@@ -8168,13 +7761,11 @@
     <w:p>
       <w:pPr>
         <w:pStyle w:val="a0"/>
-        <w:spacing w:after="20" w:line="336" w:lineRule="auto"/>
-      </w:pPr>
-      <w:r>
-        <w:rPr>
-          <w:rFonts w:ascii="STZhongsong" w:eastAsia="STZhongsong" w:hAnsi="STZhongsong"/>
-          <w:color w:val="000000"/>
-          <w:sz w:val="21"/>
+        <w:spacing w:after="20" w:line="360" w:lineRule="auto"/>
+      </w:pPr>
+      <w:r>
+        <w:rPr>
+          <w:color w:val="000000"/>
         </w:rPr>
         <w:t>险企自营平台建设投入加码，直销能力持续增强</w:t>
       </w:r>
@@ -8182,13 +7773,11 @@
     <w:p>
       <w:pPr>
         <w:pStyle w:val="a0"/>
-        <w:spacing w:after="20" w:line="336" w:lineRule="auto"/>
-      </w:pPr>
-      <w:r>
-        <w:rPr>
-          <w:rFonts w:ascii="STZhongsong" w:eastAsia="STZhongsong" w:hAnsi="STZhongsong"/>
-          <w:color w:val="000000"/>
-          <w:sz w:val="21"/>
+        <w:spacing w:after="20" w:line="360" w:lineRule="auto"/>
+      </w:pPr>
+      <w:r>
+        <w:rPr>
+          <w:color w:val="000000"/>
         </w:rPr>
         <w:t>短视频与直播渠道成为重要获客入口，贡献度持续提升</w:t>
       </w:r>
@@ -8196,11 +7785,9 @@
     <w:p>
       <w:pPr>
         <w:spacing w:before="120" w:after="40" w:line="360" w:lineRule="auto"/>
-        <w:ind w:firstLineChars="200" w:firstLine="561"/>
-      </w:pPr>
-      <w:r>
-        <w:rPr>
-          <w:rFonts w:ascii="STZhongsong" w:eastAsia="STZhongsong" w:hAnsi="STZhongsong"/>
+      </w:pPr>
+      <w:r>
+        <w:rPr>
           <w:b/>
           <w:color w:val="000000"/>
         </w:rPr>
@@ -8210,29 +7797,23 @@
     <w:p>
       <w:pPr>
         <w:pStyle w:val="a0"/>
-        <w:spacing w:after="20" w:line="336" w:lineRule="auto"/>
-      </w:pPr>
-      <w:r>
-        <w:rPr>
-          <w:rFonts w:ascii="STZhongsong" w:eastAsia="STZhongsong" w:hAnsi="STZhongsong"/>
-          <w:color w:val="000000"/>
-          <w:sz w:val="21"/>
+        <w:spacing w:after="20" w:line="360" w:lineRule="auto"/>
+      </w:pPr>
+      <w:r>
+        <w:rPr>
+          <w:color w:val="000000"/>
         </w:rPr>
         <w:t>以短险产品为主，件均保费约</w:t>
       </w:r>
       <w:r>
         <w:rPr>
-          <w:rFonts w:ascii="STZhongsong" w:eastAsia="STZhongsong" w:hAnsi="STZhongsong"/>
-          <w:color w:val="000000"/>
-          <w:sz w:val="21"/>
+          <w:color w:val="000000"/>
         </w:rPr>
         <w:t>380</w:t>
       </w:r>
       <w:r>
         <w:rPr>
-          <w:rFonts w:ascii="STZhongsong" w:eastAsia="STZhongsong" w:hAnsi="STZhongsong"/>
-          <w:color w:val="000000"/>
-          <w:sz w:val="21"/>
+          <w:color w:val="000000"/>
         </w:rPr>
         <w:t>元</w:t>
       </w:r>
@@ -8240,21 +7821,17 @@
     <w:p>
       <w:pPr>
         <w:pStyle w:val="a0"/>
-        <w:spacing w:after="20" w:line="336" w:lineRule="auto"/>
-      </w:pPr>
-      <w:r>
-        <w:rPr>
-          <w:rFonts w:ascii="STZhongsong" w:eastAsia="STZhongsong" w:hAnsi="STZhongsong"/>
-          <w:color w:val="000000"/>
-          <w:sz w:val="21"/>
+        <w:spacing w:after="20" w:line="360" w:lineRule="auto"/>
+      </w:pPr>
+      <w:r>
+        <w:rPr>
+          <w:color w:val="000000"/>
         </w:rPr>
         <w:t>健康险与意外险合计占比超</w:t>
       </w:r>
       <w:r>
         <w:rPr>
-          <w:rFonts w:ascii="STZhongsong" w:eastAsia="STZhongsong" w:hAnsi="STZhongsong"/>
-          <w:color w:val="000000"/>
-          <w:sz w:val="21"/>
+          <w:color w:val="000000"/>
         </w:rPr>
         <w:t>72%</w:t>
       </w:r>
@@ -8262,29 +7839,23 @@
     <w:p>
       <w:pPr>
         <w:pStyle w:val="a0"/>
-        <w:spacing w:after="20" w:line="336" w:lineRule="auto"/>
-      </w:pPr>
-      <w:r>
-        <w:rPr>
-          <w:rFonts w:ascii="STZhongsong" w:eastAsia="STZhongsong" w:hAnsi="STZhongsong"/>
-          <w:color w:val="000000"/>
-          <w:sz w:val="21"/>
+        <w:spacing w:after="20" w:line="360" w:lineRule="auto"/>
+      </w:pPr>
+      <w:r>
+        <w:rPr>
+          <w:color w:val="000000"/>
         </w:rPr>
         <w:t>长期险产品线上化率升至</w:t>
       </w:r>
       <w:r>
         <w:rPr>
-          <w:rFonts w:ascii="STZhongsong" w:eastAsia="STZhongsong" w:hAnsi="STZhongsong"/>
-          <w:color w:val="000000"/>
-          <w:sz w:val="21"/>
+          <w:color w:val="000000"/>
         </w:rPr>
         <w:t>9.5%</w:t>
       </w:r>
       <w:r>
         <w:rPr>
-          <w:rFonts w:ascii="STZhongsong" w:eastAsia="STZhongsong" w:hAnsi="STZhongsong"/>
-          <w:color w:val="000000"/>
-          <w:sz w:val="21"/>
+          <w:color w:val="000000"/>
         </w:rPr>
         <w:t>，仍有较大提升空间</w:t>
       </w:r>
@@ -8292,11 +7863,9 @@
     <w:p>
       <w:pPr>
         <w:spacing w:before="120" w:after="40" w:line="360" w:lineRule="auto"/>
-        <w:ind w:firstLineChars="200" w:firstLine="561"/>
-      </w:pPr>
-      <w:r>
-        <w:rPr>
-          <w:rFonts w:ascii="STZhongsong" w:eastAsia="STZhongsong" w:hAnsi="STZhongsong"/>
+      </w:pPr>
+      <w:r>
+        <w:rPr>
           <w:b/>
           <w:color w:val="000000"/>
         </w:rPr>
@@ -8306,29 +7875,23 @@
     <w:p>
       <w:pPr>
         <w:pStyle w:val="a0"/>
-        <w:spacing w:after="20" w:line="336" w:lineRule="auto"/>
-      </w:pPr>
-      <w:r>
-        <w:rPr>
-          <w:rFonts w:ascii="STZhongsong" w:eastAsia="STZhongsong" w:hAnsi="STZhongsong"/>
-          <w:color w:val="000000"/>
-          <w:sz w:val="21"/>
+        <w:spacing w:after="20" w:line="360" w:lineRule="auto"/>
+      </w:pPr>
+      <w:r>
+        <w:rPr>
+          <w:color w:val="000000"/>
         </w:rPr>
         <w:t>智能核保覆盖率突破</w:t>
       </w:r>
       <w:r>
         <w:rPr>
-          <w:rFonts w:ascii="STZhongsong" w:eastAsia="STZhongsong" w:hAnsi="STZhongsong"/>
-          <w:color w:val="000000"/>
-          <w:sz w:val="21"/>
+          <w:color w:val="000000"/>
         </w:rPr>
         <w:t>92%</w:t>
       </w:r>
       <w:r>
         <w:rPr>
-          <w:rFonts w:ascii="STZhongsong" w:eastAsia="STZhongsong" w:hAnsi="STZhongsong"/>
-          <w:color w:val="000000"/>
-          <w:sz w:val="21"/>
+          <w:color w:val="000000"/>
         </w:rPr>
         <w:t>，秒级出单已成为行业标配</w:t>
       </w:r>
@@ -8336,37 +7899,29 @@
     <w:p>
       <w:pPr>
         <w:pStyle w:val="a0"/>
-        <w:spacing w:after="20" w:line="336" w:lineRule="auto"/>
-      </w:pPr>
-      <w:r>
-        <w:rPr>
-          <w:rFonts w:ascii="STZhongsong" w:eastAsia="STZhongsong" w:hAnsi="STZhongsong"/>
-          <w:color w:val="000000"/>
-          <w:sz w:val="21"/>
+        <w:spacing w:after="20" w:line="360" w:lineRule="auto"/>
+      </w:pPr>
+      <w:r>
+        <w:rPr>
+          <w:color w:val="000000"/>
         </w:rPr>
         <w:t>AI</w:t>
       </w:r>
       <w:r>
         <w:rPr>
-          <w:rFonts w:ascii="STZhongsong" w:eastAsia="STZhongsong" w:hAnsi="STZhongsong"/>
-          <w:color w:val="000000"/>
-          <w:sz w:val="21"/>
+          <w:color w:val="000000"/>
         </w:rPr>
         <w:t>智能客服承接逾</w:t>
       </w:r>
       <w:r>
         <w:rPr>
-          <w:rFonts w:ascii="STZhongsong" w:eastAsia="STZhongsong" w:hAnsi="STZhongsong"/>
-          <w:color w:val="000000"/>
-          <w:sz w:val="21"/>
+          <w:color w:val="000000"/>
         </w:rPr>
         <w:t>85%</w:t>
       </w:r>
       <w:r>
         <w:rPr>
-          <w:rFonts w:ascii="STZhongsong" w:eastAsia="STZhongsong" w:hAnsi="STZhongsong"/>
-          <w:color w:val="000000"/>
-          <w:sz w:val="21"/>
+          <w:color w:val="000000"/>
         </w:rPr>
         <w:t>的在线咨询量</w:t>
       </w:r>
@@ -8374,29 +7929,23 @@
     <w:p>
       <w:pPr>
         <w:pStyle w:val="a0"/>
-        <w:spacing w:after="20" w:line="336" w:lineRule="auto"/>
-      </w:pPr>
-      <w:r>
-        <w:rPr>
-          <w:rFonts w:ascii="STZhongsong" w:eastAsia="STZhongsong" w:hAnsi="STZhongsong"/>
-          <w:color w:val="000000"/>
-          <w:sz w:val="21"/>
+        <w:spacing w:after="20" w:line="360" w:lineRule="auto"/>
+      </w:pPr>
+      <w:r>
+        <w:rPr>
+          <w:color w:val="000000"/>
         </w:rPr>
         <w:t>电子保单渗透率达</w:t>
       </w:r>
       <w:r>
         <w:rPr>
-          <w:rFonts w:ascii="STZhongsong" w:eastAsia="STZhongsong" w:hAnsi="STZhongsong"/>
-          <w:color w:val="000000"/>
-          <w:sz w:val="21"/>
+          <w:color w:val="000000"/>
         </w:rPr>
         <w:t>96%</w:t>
       </w:r>
       <w:r>
         <w:rPr>
-          <w:rFonts w:ascii="STZhongsong" w:eastAsia="STZhongsong" w:hAnsi="STZhongsong"/>
-          <w:color w:val="000000"/>
-          <w:sz w:val="21"/>
+          <w:color w:val="000000"/>
         </w:rPr>
         <w:t>以上，无纸化进程加快</w:t>
       </w:r>
@@ -8406,16 +7955,17 @@
         <w:pStyle w:val="21"/>
         <w:spacing w:before="240" w:after="120"/>
       </w:pPr>
-      <w:bookmarkStart w:id="28" w:name="_Toc236359196"/>
-      <w:r>
-        <w:rPr>
-          <w:rFonts w:ascii="SimHei" w:eastAsia="SimHei" w:hAnsi="SimHei"/>
-        </w:rPr>
+      <w:bookmarkStart w:id="28" w:name="_Toc236419764"/>
+      <w:r>
+        <w:rPr>
+          <w:rFonts w:ascii="Microsoft YaHei" w:eastAsia="Microsoft YaHei" w:hAnsi="Microsoft YaHei"/>
+        </w:rPr>
+        <w:lastRenderedPageBreak/>
         <w:t xml:space="preserve">6.1  </w:t>
       </w:r>
       <w:r>
         <w:rPr>
-          <w:rFonts w:ascii="SimHei" w:eastAsia="SimHei" w:hAnsi="SimHei"/>
+          <w:rFonts w:ascii="Microsoft YaHei" w:eastAsia="Microsoft YaHei" w:hAnsi="Microsoft YaHei"/>
         </w:rPr>
         <w:t>风险评估体系</w:t>
       </w:r>
@@ -8424,7 +7974,7 @@
     <w:p>
       <w:pPr>
         <w:spacing w:after="80" w:line="360" w:lineRule="auto"/>
-        <w:ind w:firstLineChars="200" w:firstLine="560"/>
+        <w:ind w:firstLineChars="200" w:firstLine="480"/>
       </w:pPr>
       <w:r>
         <w:rPr>
@@ -8436,54 +7986,47 @@
     <w:p>
       <w:pPr>
         <w:spacing w:before="120" w:after="40" w:line="360" w:lineRule="auto"/>
-        <w:ind w:firstLineChars="200" w:firstLine="562"/>
       </w:pPr>
       <w:r>
         <w:rPr>
           <w:b/>
           <w:color w:val="000000"/>
         </w:rPr>
-        <w:lastRenderedPageBreak/>
         <w:t>偿付能力水平</w:t>
       </w:r>
     </w:p>
     <w:p>
       <w:pPr>
         <w:pStyle w:val="a0"/>
-        <w:spacing w:after="20" w:line="336" w:lineRule="auto"/>
-      </w:pPr>
-      <w:r>
-        <w:rPr>
-          <w:color w:val="000000"/>
-          <w:sz w:val="21"/>
+        <w:spacing w:after="20" w:line="360" w:lineRule="auto"/>
+      </w:pPr>
+      <w:r>
+        <w:rPr>
+          <w:color w:val="000000"/>
         </w:rPr>
         <w:t>行业平均综合偿付能力充足率</w:t>
       </w:r>
       <w:r>
         <w:rPr>
           <w:color w:val="000000"/>
-          <w:sz w:val="21"/>
         </w:rPr>
         <w:t>194%</w:t>
       </w:r>
       <w:r>
         <w:rPr>
           <w:color w:val="000000"/>
-          <w:sz w:val="21"/>
         </w:rPr>
         <w:t>，较二季度下降</w:t>
       </w:r>
       <w:r>
         <w:rPr>
           <w:color w:val="000000"/>
-          <w:sz w:val="21"/>
         </w:rPr>
         <w:t>2</w:t>
       </w:r>
       <w:r>
         <w:rPr>
           <w:color w:val="000000"/>
-          <w:sz w:val="21"/>
         </w:rPr>
         <w:t>个百分点</w:t>
       </w:r>
@@ -8491,19 +8034,17 @@
     <w:p>
       <w:pPr>
         <w:pStyle w:val="a0"/>
-        <w:spacing w:after="20" w:line="336" w:lineRule="auto"/>
-      </w:pPr>
-      <w:r>
-        <w:rPr>
-          <w:color w:val="000000"/>
-          <w:sz w:val="21"/>
+        <w:spacing w:after="20" w:line="360" w:lineRule="auto"/>
+      </w:pPr>
+      <w:r>
+        <w:rPr>
+          <w:color w:val="000000"/>
         </w:rPr>
         <w:t>人身险公司平均核心偿付能力充足率</w:t>
       </w:r>
       <w:r>
         <w:rPr>
           <w:color w:val="000000"/>
-          <w:sz w:val="21"/>
         </w:rPr>
         <w:t>115%</w:t>
       </w:r>
@@ -8511,19 +8052,17 @@
     <w:p>
       <w:pPr>
         <w:pStyle w:val="a0"/>
-        <w:spacing w:after="20" w:line="336" w:lineRule="auto"/>
-      </w:pPr>
-      <w:r>
-        <w:rPr>
-          <w:color w:val="000000"/>
-          <w:sz w:val="21"/>
+        <w:spacing w:after="20" w:line="360" w:lineRule="auto"/>
+      </w:pPr>
+      <w:r>
+        <w:rPr>
+          <w:color w:val="000000"/>
         </w:rPr>
         <w:t>财产险公司平均综合偿付能力充足率</w:t>
       </w:r>
       <w:r>
         <w:rPr>
           <w:color w:val="000000"/>
-          <w:sz w:val="21"/>
         </w:rPr>
         <w:t>238%</w:t>
       </w:r>
@@ -8531,7 +8070,6 @@
     <w:p>
       <w:pPr>
         <w:spacing w:before="120" w:after="40" w:line="360" w:lineRule="auto"/>
-        <w:ind w:firstLineChars="200" w:firstLine="562"/>
       </w:pPr>
       <w:r>
         <w:rPr>
@@ -8544,12 +8082,11 @@
     <w:p>
       <w:pPr>
         <w:pStyle w:val="a0"/>
-        <w:spacing w:after="20" w:line="336" w:lineRule="auto"/>
-      </w:pPr>
-      <w:r>
-        <w:rPr>
-          <w:color w:val="000000"/>
-          <w:sz w:val="21"/>
+        <w:spacing w:after="20" w:line="360" w:lineRule="auto"/>
+      </w:pPr>
+      <w:r>
+        <w:rPr>
+          <w:color w:val="000000"/>
         </w:rPr>
         <w:t>偿二代二期工程规则修订持续推进，穿透式监管要求深化</w:t>
       </w:r>
@@ -8557,12 +8094,11 @@
     <w:p>
       <w:pPr>
         <w:pStyle w:val="a0"/>
-        <w:spacing w:after="20" w:line="336" w:lineRule="auto"/>
-      </w:pPr>
-      <w:r>
-        <w:rPr>
-          <w:color w:val="000000"/>
-          <w:sz w:val="21"/>
+        <w:spacing w:after="20" w:line="360" w:lineRule="auto"/>
+      </w:pPr>
+      <w:r>
+        <w:rPr>
+          <w:color w:val="000000"/>
         </w:rPr>
         <w:t>资产负债管理能力评估结果纳入分类监管体系</w:t>
       </w:r>
@@ -8570,12 +8106,11 @@
     <w:p>
       <w:pPr>
         <w:pStyle w:val="a0"/>
-        <w:spacing w:after="20" w:line="336" w:lineRule="auto"/>
-      </w:pPr>
-      <w:r>
-        <w:rPr>
-          <w:color w:val="000000"/>
-          <w:sz w:val="21"/>
+        <w:spacing w:after="20" w:line="360" w:lineRule="auto"/>
+      </w:pPr>
+      <w:r>
+        <w:rPr>
+          <w:color w:val="000000"/>
         </w:rPr>
         <w:t>流动性风险监测指标体系进一步完善</w:t>
       </w:r>
@@ -8583,7 +8118,6 @@
     <w:p>
       <w:pPr>
         <w:spacing w:before="120" w:after="40" w:line="360" w:lineRule="auto"/>
-        <w:ind w:firstLineChars="200" w:firstLine="562"/>
       </w:pPr>
       <w:r>
         <w:rPr>
@@ -8596,40 +8130,35 @@
     <w:p>
       <w:pPr>
         <w:pStyle w:val="a0"/>
-        <w:spacing w:after="20" w:line="336" w:lineRule="auto"/>
-      </w:pPr>
-      <w:r>
-        <w:rPr>
-          <w:color w:val="000000"/>
-          <w:sz w:val="21"/>
+        <w:spacing w:after="20" w:line="360" w:lineRule="auto"/>
+      </w:pPr>
+      <w:r>
+        <w:rPr>
+          <w:color w:val="000000"/>
         </w:rPr>
         <w:t>利率下行</w:t>
       </w:r>
       <w:r>
         <w:rPr>
           <w:color w:val="000000"/>
-          <w:sz w:val="21"/>
         </w:rPr>
         <w:t>100BP</w:t>
       </w:r>
       <w:r>
         <w:rPr>
           <w:color w:val="000000"/>
-          <w:sz w:val="21"/>
         </w:rPr>
         <w:t>情景下，约</w:t>
       </w:r>
       <w:r>
         <w:rPr>
           <w:color w:val="000000"/>
-          <w:sz w:val="21"/>
         </w:rPr>
         <w:t>12%</w:t>
       </w:r>
       <w:r>
         <w:rPr>
           <w:color w:val="000000"/>
-          <w:sz w:val="21"/>
         </w:rPr>
         <w:t>的人身险公司面临利差损，较二季度有所改善</w:t>
       </w:r>
@@ -8637,40 +8166,35 @@
     <w:p>
       <w:pPr>
         <w:pStyle w:val="a0"/>
-        <w:spacing w:after="20" w:line="336" w:lineRule="auto"/>
-      </w:pPr>
-      <w:r>
-        <w:rPr>
-          <w:color w:val="000000"/>
-          <w:sz w:val="21"/>
+        <w:spacing w:after="20" w:line="360" w:lineRule="auto"/>
+      </w:pPr>
+      <w:r>
+        <w:rPr>
+          <w:color w:val="000000"/>
         </w:rPr>
         <w:t>权益市场下跌</w:t>
       </w:r>
       <w:r>
         <w:rPr>
           <w:color w:val="000000"/>
-          <w:sz w:val="21"/>
         </w:rPr>
         <w:t>20%</w:t>
       </w:r>
       <w:r>
         <w:rPr>
           <w:color w:val="000000"/>
-          <w:sz w:val="21"/>
         </w:rPr>
         <w:t>情景下，行业偿付能力回落约</w:t>
       </w:r>
       <w:r>
         <w:rPr>
           <w:color w:val="000000"/>
-          <w:sz w:val="21"/>
         </w:rPr>
         <w:t>7</w:t>
       </w:r>
       <w:r>
         <w:rPr>
           <w:color w:val="000000"/>
-          <w:sz w:val="21"/>
         </w:rPr>
         <w:t>个百分点</w:t>
       </w:r>
@@ -8678,12 +8202,11 @@
     <w:p>
       <w:pPr>
         <w:pStyle w:val="a0"/>
-        <w:spacing w:after="20" w:line="336" w:lineRule="auto"/>
-      </w:pPr>
-      <w:r>
-        <w:rPr>
-          <w:color w:val="000000"/>
-          <w:sz w:val="21"/>
+        <w:spacing w:after="20" w:line="360" w:lineRule="auto"/>
+      </w:pPr>
+      <w:r>
+        <w:rPr>
+          <w:color w:val="000000"/>
         </w:rPr>
         <w:t>巨灾情景测试已覆盖所有经营巨灾险种的机构</w:t>
       </w:r>
@@ -8693,16 +8216,16 @@
         <w:pStyle w:val="21"/>
         <w:spacing w:before="240" w:after="120"/>
       </w:pPr>
-      <w:bookmarkStart w:id="29" w:name="_Toc236359197"/>
-      <w:r>
-        <w:rPr>
-          <w:rFonts w:ascii="SimHei" w:eastAsia="SimHei" w:hAnsi="SimHei"/>
+      <w:bookmarkStart w:id="29" w:name="_Toc236419765"/>
+      <w:r>
+        <w:rPr>
+          <w:rFonts w:ascii="Microsoft YaHei" w:eastAsia="Microsoft YaHei" w:hAnsi="Microsoft YaHei"/>
         </w:rPr>
         <w:t xml:space="preserve">6.2  </w:t>
       </w:r>
       <w:r>
         <w:rPr>
-          <w:rFonts w:ascii="SimHei" w:eastAsia="SimHei" w:hAnsi="SimHei"/>
+          <w:rFonts w:ascii="Microsoft YaHei" w:eastAsia="Microsoft YaHei" w:hAnsi="Microsoft YaHei"/>
         </w:rPr>
         <w:t>理赔服务效率</w:t>
       </w:r>
@@ -8711,7 +8234,7 @@
     <w:p>
       <w:pPr>
         <w:spacing w:after="80" w:line="360" w:lineRule="auto"/>
-        <w:ind w:firstLineChars="200" w:firstLine="560"/>
+        <w:ind w:firstLineChars="200" w:firstLine="480"/>
       </w:pPr>
       <w:r>
         <w:rPr>
@@ -8723,7 +8246,6 @@
     <w:p>
       <w:pPr>
         <w:spacing w:before="120" w:after="40" w:line="360" w:lineRule="auto"/>
-        <w:ind w:firstLineChars="200" w:firstLine="562"/>
       </w:pPr>
       <w:r>
         <w:rPr>
@@ -8736,40 +8258,35 @@
     <w:p>
       <w:pPr>
         <w:pStyle w:val="a0"/>
-        <w:spacing w:after="20" w:line="336" w:lineRule="auto"/>
-      </w:pPr>
-      <w:r>
-        <w:rPr>
-          <w:color w:val="000000"/>
-          <w:sz w:val="21"/>
+        <w:spacing w:after="20" w:line="360" w:lineRule="auto"/>
+      </w:pPr>
+      <w:r>
+        <w:rPr>
+          <w:color w:val="000000"/>
         </w:rPr>
         <w:t>案均理赔周期缩短至</w:t>
       </w:r>
       <w:r>
         <w:rPr>
           <w:color w:val="000000"/>
-          <w:sz w:val="21"/>
         </w:rPr>
         <w:t>2.5</w:t>
       </w:r>
       <w:r>
         <w:rPr>
           <w:color w:val="000000"/>
-          <w:sz w:val="21"/>
         </w:rPr>
         <w:t>天，同比缩短</w:t>
       </w:r>
       <w:r>
         <w:rPr>
           <w:color w:val="000000"/>
-          <w:sz w:val="21"/>
         </w:rPr>
         <w:t>0.6</w:t>
       </w:r>
       <w:r>
         <w:rPr>
           <w:color w:val="000000"/>
-          <w:sz w:val="21"/>
         </w:rPr>
         <w:t>天</w:t>
       </w:r>
@@ -8777,19 +8294,17 @@
     <w:p>
       <w:pPr>
         <w:pStyle w:val="a0"/>
-        <w:spacing w:after="20" w:line="336" w:lineRule="auto"/>
-      </w:pPr>
-      <w:r>
-        <w:rPr>
-          <w:color w:val="000000"/>
-          <w:sz w:val="21"/>
+        <w:spacing w:after="20" w:line="360" w:lineRule="auto"/>
+      </w:pPr>
+      <w:r>
+        <w:rPr>
+          <w:color w:val="000000"/>
         </w:rPr>
         <w:t>小额案件秒赔覆盖率升至</w:t>
       </w:r>
       <w:r>
         <w:rPr>
           <w:color w:val="000000"/>
-          <w:sz w:val="21"/>
         </w:rPr>
         <w:t>42%</w:t>
       </w:r>
@@ -8797,19 +8312,17 @@
     <w:p>
       <w:pPr>
         <w:pStyle w:val="a0"/>
-        <w:spacing w:after="20" w:line="336" w:lineRule="auto"/>
-      </w:pPr>
-      <w:r>
-        <w:rPr>
-          <w:color w:val="000000"/>
-          <w:sz w:val="21"/>
+        <w:spacing w:after="20" w:line="360" w:lineRule="auto"/>
+      </w:pPr>
+      <w:r>
+        <w:rPr>
+          <w:color w:val="000000"/>
         </w:rPr>
         <w:t>理赔线上化率达</w:t>
       </w:r>
       <w:r>
         <w:rPr>
           <w:color w:val="000000"/>
-          <w:sz w:val="21"/>
         </w:rPr>
         <w:t>82%</w:t>
       </w:r>
@@ -8827,7 +8340,7 @@
           <wp:inline distT="0" distB="0" distL="0" distR="0" wp14:anchorId="65B63B52" wp14:editId="1B0EB0E7">
             <wp:extent cx="4754880" cy="2648288"/>
             <wp:effectExtent l="0" t="0" r="0" b="0"/>
-            <wp:docPr id="1767617664" name="Picture 1"/>
+            <wp:docPr id="1465374145" name="Picture 1"/>
             <wp:cNvGraphicFramePr>
               <a:graphicFrameLocks xmlns:a="http://schemas.openxmlformats.org/drawingml/2006/main" noChangeAspect="1"/>
             </wp:cNvGraphicFramePr>
@@ -8871,33 +8384,41 @@
         </w:rPr>
         <w:t>图</w:t>
       </w:r>
-      <w:r>
-        <w:rPr>
-          <w:sz w:val="20"/>
-        </w:rPr>
-        <w:t xml:space="preserve"> </w:t>
-      </w:r>
       <w:bookmarkStart w:id="30" w:name="_Ref_图_4"/>
-      <w:r>
-        <w:fldChar w:fldCharType="begin"/>
-      </w:r>
-      <w:r>
-        <w:instrText>SEQ Figure \* ARABIC</w:instrText>
-      </w:r>
-      <w:r>
-        <w:fldChar w:fldCharType="separate"/>
-      </w:r>
-      <w:r>
-        <w:rPr>
-          <w:noProof/>
-        </w:rPr>
-        <w:t>4</w:t>
-      </w:r>
       <w:r>
         <w:rPr>
           <w:sz w:val="20"/>
           <w:szCs w:val="20"/>
         </w:rPr>
+        <w:fldChar w:fldCharType="begin"/>
+      </w:r>
+      <w:r>
+        <w:rPr>
+          <w:sz w:val="20"/>
+          <w:szCs w:val="20"/>
+        </w:rPr>
+        <w:instrText>SEQ Figure \* ARABIC</w:instrText>
+      </w:r>
+      <w:r>
+        <w:rPr>
+          <w:sz w:val="20"/>
+          <w:szCs w:val="20"/>
+        </w:rPr>
+        <w:fldChar w:fldCharType="separate"/>
+      </w:r>
+      <w:r>
+        <w:rPr>
+          <w:noProof/>
+          <w:sz w:val="20"/>
+          <w:szCs w:val="20"/>
+        </w:rPr>
+        <w:t>4</w:t>
+      </w:r>
+      <w:r>
+        <w:rPr>
+          <w:sz w:val="20"/>
+          <w:szCs w:val="20"/>
+        </w:rPr>
         <w:fldChar w:fldCharType="end"/>
       </w:r>
       <w:bookmarkEnd w:id="30"/>
@@ -8905,19 +8426,24 @@
         <w:rPr>
           <w:sz w:val="20"/>
         </w:rPr>
-        <w:t xml:space="preserve">  2024-2026</w:t>
+        <w:t>：</w:t>
       </w:r>
       <w:r>
         <w:rPr>
           <w:sz w:val="20"/>
         </w:rPr>
+        <w:t>2024-2026</w:t>
+      </w:r>
+      <w:r>
+        <w:rPr>
+          <w:sz w:val="20"/>
+        </w:rPr>
         <w:t>年理赔时效对比</w:t>
       </w:r>
     </w:p>
     <w:p>
       <w:pPr>
         <w:spacing w:before="120" w:after="40" w:line="360" w:lineRule="auto"/>
-        <w:ind w:firstLineChars="200" w:firstLine="562"/>
       </w:pPr>
       <w:r>
         <w:rPr>
@@ -8930,40 +8456,35 @@
     <w:p>
       <w:pPr>
         <w:pStyle w:val="a0"/>
-        <w:spacing w:after="20" w:line="336" w:lineRule="auto"/>
-      </w:pPr>
-      <w:r>
-        <w:rPr>
-          <w:color w:val="000000"/>
-          <w:sz w:val="21"/>
+        <w:spacing w:after="20" w:line="360" w:lineRule="auto"/>
+      </w:pPr>
+      <w:r>
+        <w:rPr>
+          <w:color w:val="000000"/>
         </w:rPr>
         <w:t>「闪赔」服务扩面，</w:t>
       </w:r>
       <w:r>
         <w:rPr>
           <w:color w:val="000000"/>
-          <w:sz w:val="21"/>
         </w:rPr>
         <w:t>6,000</w:t>
       </w:r>
       <w:r>
         <w:rPr>
           <w:color w:val="000000"/>
-          <w:sz w:val="21"/>
         </w:rPr>
         <w:t>元以下案件</w:t>
       </w:r>
       <w:r>
         <w:rPr>
           <w:color w:val="000000"/>
-          <w:sz w:val="21"/>
         </w:rPr>
         <w:t>1</w:t>
       </w:r>
       <w:r>
         <w:rPr>
           <w:color w:val="000000"/>
-          <w:sz w:val="21"/>
         </w:rPr>
         <w:t>小时内完成赔付</w:t>
       </w:r>
@@ -8971,26 +8492,23 @@
     <w:p>
       <w:pPr>
         <w:pStyle w:val="a0"/>
-        <w:spacing w:after="20" w:line="336" w:lineRule="auto"/>
-      </w:pPr>
-      <w:r>
-        <w:rPr>
-          <w:color w:val="000000"/>
-          <w:sz w:val="21"/>
+        <w:spacing w:after="20" w:line="360" w:lineRule="auto"/>
+      </w:pPr>
+      <w:r>
+        <w:rPr>
+          <w:color w:val="000000"/>
         </w:rPr>
         <w:t>医疗险理赔医院直连直付试点扩至</w:t>
       </w:r>
       <w:r>
         <w:rPr>
           <w:color w:val="000000"/>
-          <w:sz w:val="21"/>
         </w:rPr>
         <w:t>280</w:t>
       </w:r>
       <w:r>
         <w:rPr>
           <w:color w:val="000000"/>
-          <w:sz w:val="21"/>
         </w:rPr>
         <w:t>家医院</w:t>
       </w:r>
@@ -8998,19 +8516,17 @@
     <w:p>
       <w:pPr>
         <w:pStyle w:val="a0"/>
-        <w:spacing w:after="20" w:line="336" w:lineRule="auto"/>
-      </w:pPr>
-      <w:r>
-        <w:rPr>
-          <w:color w:val="000000"/>
-          <w:sz w:val="21"/>
+        <w:spacing w:after="20" w:line="360" w:lineRule="auto"/>
+      </w:pPr>
+      <w:r>
+        <w:rPr>
+          <w:color w:val="000000"/>
         </w:rPr>
         <w:t>理赔智能审核系统准确率达到</w:t>
       </w:r>
       <w:r>
         <w:rPr>
           <w:color w:val="000000"/>
-          <w:sz w:val="21"/>
         </w:rPr>
         <w:t>94%</w:t>
       </w:r>
@@ -9018,7 +8534,6 @@
     <w:p>
       <w:pPr>
         <w:spacing w:before="120" w:after="40" w:line="360" w:lineRule="auto"/>
-        <w:ind w:firstLineChars="200" w:firstLine="562"/>
       </w:pPr>
       <w:r>
         <w:rPr>
@@ -9031,54 +8546,47 @@
     <w:p>
       <w:pPr>
         <w:pStyle w:val="a0"/>
-        <w:spacing w:after="20" w:line="336" w:lineRule="auto"/>
-      </w:pPr>
-      <w:r>
-        <w:rPr>
-          <w:color w:val="000000"/>
-          <w:sz w:val="21"/>
+        <w:spacing w:after="20" w:line="360" w:lineRule="auto"/>
+      </w:pPr>
+      <w:r>
+        <w:rPr>
+          <w:color w:val="000000"/>
         </w:rPr>
         <w:t>理赔客户满意度评分</w:t>
       </w:r>
       <w:r>
         <w:rPr>
           <w:color w:val="000000"/>
-          <w:sz w:val="21"/>
         </w:rPr>
         <w:t>88.2</w:t>
       </w:r>
       <w:r>
         <w:rPr>
           <w:color w:val="000000"/>
-          <w:sz w:val="21"/>
         </w:rPr>
         <w:t>分（满分</w:t>
       </w:r>
       <w:r>
         <w:rPr>
           <w:color w:val="000000"/>
-          <w:sz w:val="21"/>
         </w:rPr>
         <w:t>100</w:t>
       </w:r>
       <w:r>
         <w:rPr>
           <w:color w:val="000000"/>
-          <w:sz w:val="21"/>
         </w:rPr>
         <w:t>），同比提升</w:t>
       </w:r>
       <w:r>
         <w:rPr>
           <w:color w:val="000000"/>
-          <w:sz w:val="21"/>
         </w:rPr>
         <w:t>2.8</w:t>
       </w:r>
       <w:r>
         <w:rPr>
           <w:color w:val="000000"/>
-          <w:sz w:val="21"/>
         </w:rPr>
         <w:t>分</w:t>
       </w:r>
@@ -9086,19 +8594,17 @@
     <w:p>
       <w:pPr>
         <w:pStyle w:val="a0"/>
-        <w:spacing w:after="20" w:line="336" w:lineRule="auto"/>
-      </w:pPr>
-      <w:r>
-        <w:rPr>
-          <w:color w:val="000000"/>
-          <w:sz w:val="21"/>
+        <w:spacing w:after="20" w:line="360" w:lineRule="auto"/>
+      </w:pPr>
+      <w:r>
+        <w:rPr>
+          <w:color w:val="000000"/>
         </w:rPr>
         <w:t>投诉率降至万分之</w:t>
       </w:r>
       <w:r>
         <w:rPr>
           <w:color w:val="000000"/>
-          <w:sz w:val="21"/>
         </w:rPr>
         <w:t>2.8</w:t>
       </w:r>
@@ -9106,19 +8612,17 @@
     <w:p>
       <w:pPr>
         <w:pStyle w:val="a0"/>
-        <w:spacing w:after="20" w:line="336" w:lineRule="auto"/>
-      </w:pPr>
-      <w:r>
-        <w:rPr>
-          <w:color w:val="000000"/>
-          <w:sz w:val="21"/>
+        <w:spacing w:after="20" w:line="360" w:lineRule="auto"/>
+      </w:pPr>
+      <w:r>
+        <w:rPr>
+          <w:color w:val="000000"/>
         </w:rPr>
         <w:t>重复购买率升至</w:t>
       </w:r>
       <w:r>
         <w:rPr>
           <w:color w:val="000000"/>
-          <w:sz w:val="21"/>
         </w:rPr>
         <w:t>43%</w:t>
       </w:r>
@@ -9128,16 +8632,16 @@
         <w:pStyle w:val="21"/>
         <w:spacing w:before="240" w:after="120"/>
       </w:pPr>
-      <w:bookmarkStart w:id="31" w:name="_Toc236359198"/>
-      <w:r>
-        <w:rPr>
-          <w:rFonts w:ascii="SimHei" w:eastAsia="SimHei" w:hAnsi="SimHei"/>
+      <w:bookmarkStart w:id="31" w:name="_Toc236419766"/>
+      <w:r>
+        <w:rPr>
+          <w:rFonts w:ascii="Microsoft YaHei" w:eastAsia="Microsoft YaHei" w:hAnsi="Microsoft YaHei"/>
         </w:rPr>
         <w:t xml:space="preserve">6.3  </w:t>
       </w:r>
       <w:r>
         <w:rPr>
-          <w:rFonts w:ascii="SimHei" w:eastAsia="SimHei" w:hAnsi="SimHei"/>
+          <w:rFonts w:ascii="Microsoft YaHei" w:eastAsia="Microsoft YaHei" w:hAnsi="Microsoft YaHei"/>
         </w:rPr>
         <w:t>反欺诈技术应用</w:t>
       </w:r>
@@ -9146,7 +8650,7 @@
     <w:p>
       <w:pPr>
         <w:spacing w:after="80" w:line="360" w:lineRule="auto"/>
-        <w:ind w:firstLineChars="200" w:firstLine="560"/>
+        <w:ind w:firstLineChars="200" w:firstLine="480"/>
       </w:pPr>
       <w:r>
         <w:rPr>
@@ -9170,7 +8674,6 @@
     <w:p>
       <w:pPr>
         <w:spacing w:before="120" w:after="40" w:line="360" w:lineRule="auto"/>
-        <w:ind w:firstLineChars="200" w:firstLine="562"/>
       </w:pPr>
       <w:r>
         <w:rPr>
@@ -9183,47 +8686,41 @@
     <w:p>
       <w:pPr>
         <w:pStyle w:val="a0"/>
-        <w:spacing w:after="20" w:line="336" w:lineRule="auto"/>
-      </w:pPr>
-      <w:r>
-        <w:rPr>
-          <w:color w:val="000000"/>
-          <w:sz w:val="21"/>
+        <w:spacing w:after="20" w:line="360" w:lineRule="auto"/>
+      </w:pPr>
+      <w:r>
+        <w:rPr>
+          <w:color w:val="000000"/>
         </w:rPr>
         <w:t>AI</w:t>
       </w:r>
       <w:r>
         <w:rPr>
           <w:color w:val="000000"/>
-          <w:sz w:val="21"/>
         </w:rPr>
         <w:t>反欺诈模型识别准确率升至</w:t>
       </w:r>
       <w:r>
         <w:rPr>
           <w:color w:val="000000"/>
-          <w:sz w:val="21"/>
         </w:rPr>
         <w:t>91%</w:t>
       </w:r>
       <w:r>
         <w:rPr>
           <w:color w:val="000000"/>
-          <w:sz w:val="21"/>
         </w:rPr>
         <w:t>，误报率控制在</w:t>
       </w:r>
       <w:r>
         <w:rPr>
           <w:color w:val="000000"/>
-          <w:sz w:val="21"/>
         </w:rPr>
         <w:t>4%</w:t>
       </w:r>
       <w:r>
         <w:rPr>
           <w:color w:val="000000"/>
-          <w:sz w:val="21"/>
         </w:rPr>
         <w:t>以内</w:t>
       </w:r>
@@ -9231,26 +8728,23 @@
     <w:p>
       <w:pPr>
         <w:pStyle w:val="a0"/>
-        <w:spacing w:after="20" w:line="336" w:lineRule="auto"/>
-      </w:pPr>
-      <w:r>
-        <w:rPr>
-          <w:color w:val="000000"/>
-          <w:sz w:val="21"/>
+        <w:spacing w:after="20" w:line="360" w:lineRule="auto"/>
+      </w:pPr>
+      <w:r>
+        <w:rPr>
+          <w:color w:val="000000"/>
         </w:rPr>
         <w:t>图数据库技术应用于团伙欺诈识别，挽回损失约</w:t>
       </w:r>
       <w:r>
         <w:rPr>
           <w:color w:val="000000"/>
-          <w:sz w:val="21"/>
         </w:rPr>
         <w:t>15</w:t>
       </w:r>
       <w:r>
         <w:rPr>
           <w:color w:val="000000"/>
-          <w:sz w:val="21"/>
         </w:rPr>
         <w:t>亿元</w:t>
       </w:r>
@@ -9258,26 +8752,23 @@
     <w:p>
       <w:pPr>
         <w:pStyle w:val="a0"/>
-        <w:spacing w:after="20" w:line="336" w:lineRule="auto"/>
-      </w:pPr>
-      <w:r>
-        <w:rPr>
-          <w:color w:val="000000"/>
-          <w:sz w:val="21"/>
+        <w:spacing w:after="20" w:line="360" w:lineRule="auto"/>
+      </w:pPr>
+      <w:r>
+        <w:rPr>
+          <w:color w:val="000000"/>
         </w:rPr>
         <w:t>区块链技术用于理赔数据防篡改，覆盖</w:t>
       </w:r>
       <w:r>
         <w:rPr>
           <w:color w:val="000000"/>
-          <w:sz w:val="21"/>
         </w:rPr>
         <w:t>35%</w:t>
       </w:r>
       <w:r>
         <w:rPr>
           <w:color w:val="000000"/>
-          <w:sz w:val="21"/>
         </w:rPr>
         <w:t>以上的理赔案件</w:t>
       </w:r>
@@ -9285,7 +8776,6 @@
     <w:p>
       <w:pPr>
         <w:spacing w:before="120" w:after="40" w:line="360" w:lineRule="auto"/>
-        <w:ind w:firstLineChars="200" w:firstLine="562"/>
       </w:pPr>
       <w:r>
         <w:rPr>
@@ -9298,19 +8788,17 @@
     <w:p>
       <w:pPr>
         <w:pStyle w:val="a0"/>
-        <w:spacing w:after="20" w:line="336" w:lineRule="auto"/>
-      </w:pPr>
-      <w:r>
-        <w:rPr>
-          <w:color w:val="000000"/>
-          <w:sz w:val="21"/>
+        <w:spacing w:after="20" w:line="360" w:lineRule="auto"/>
+      </w:pPr>
+      <w:r>
+        <w:rPr>
+          <w:color w:val="000000"/>
         </w:rPr>
         <w:t>疑似欺诈案件识别量同比增长</w:t>
       </w:r>
       <w:r>
         <w:rPr>
           <w:color w:val="000000"/>
-          <w:sz w:val="21"/>
         </w:rPr>
         <w:t>28%</w:t>
       </w:r>
@@ -9318,12 +8806,11 @@
     <w:p>
       <w:pPr>
         <w:pStyle w:val="a0"/>
-        <w:spacing w:after="20" w:line="336" w:lineRule="auto"/>
-      </w:pPr>
-      <w:r>
-        <w:rPr>
-          <w:color w:val="000000"/>
-          <w:sz w:val="21"/>
+        <w:spacing w:after="20" w:line="360" w:lineRule="auto"/>
+      </w:pPr>
+      <w:r>
+        <w:rPr>
+          <w:color w:val="000000"/>
         </w:rPr>
         <w:lastRenderedPageBreak/>
         <w:t>实际欺诈减损金额约</w:t>
@@ -9331,14 +8818,12 @@
       <w:r>
         <w:rPr>
           <w:color w:val="000000"/>
-          <w:sz w:val="21"/>
         </w:rPr>
         <w:t>10.2</w:t>
       </w:r>
       <w:r>
         <w:rPr>
           <w:color w:val="000000"/>
-          <w:sz w:val="21"/>
         </w:rPr>
         <w:t>亿元</w:t>
       </w:r>
@@ -9346,26 +8831,23 @@
     <w:p>
       <w:pPr>
         <w:pStyle w:val="a0"/>
-        <w:spacing w:after="20" w:line="336" w:lineRule="auto"/>
-      </w:pPr>
-      <w:r>
-        <w:rPr>
-          <w:color w:val="000000"/>
-          <w:sz w:val="21"/>
+        <w:spacing w:after="20" w:line="360" w:lineRule="auto"/>
+      </w:pPr>
+      <w:r>
+        <w:rPr>
+          <w:color w:val="000000"/>
         </w:rPr>
         <w:t>行业反欺诈信息共享平台覆盖机构增至</w:t>
       </w:r>
       <w:r>
         <w:rPr>
           <w:color w:val="000000"/>
-          <w:sz w:val="21"/>
         </w:rPr>
         <w:t>135</w:t>
       </w:r>
       <w:r>
         <w:rPr>
           <w:color w:val="000000"/>
-          <w:sz w:val="21"/>
         </w:rPr>
         <w:t>家</w:t>
       </w:r>
@@ -9375,22 +8857,22 @@
         <w:pStyle w:val="1"/>
         <w:spacing w:before="360" w:after="120"/>
       </w:pPr>
-      <w:bookmarkStart w:id="32" w:name="_Toc236359199"/>
-      <w:r>
-        <w:rPr>
-          <w:rFonts w:ascii="SimHei" w:eastAsia="SimHei" w:hAnsi="SimHei"/>
+      <w:bookmarkStart w:id="32" w:name="_Toc236419767"/>
+      <w:r>
+        <w:rPr>
+          <w:rFonts w:ascii="Microsoft YaHei" w:eastAsia="Microsoft YaHei" w:hAnsi="Microsoft YaHei"/>
         </w:rPr>
         <w:t>第七章</w:t>
       </w:r>
       <w:r>
         <w:rPr>
-          <w:rFonts w:ascii="SimHei" w:eastAsia="SimHei" w:hAnsi="SimHei"/>
+          <w:rFonts w:ascii="Microsoft YaHei" w:eastAsia="Microsoft YaHei" w:hAnsi="Microsoft YaHei"/>
         </w:rPr>
         <w:t xml:space="preserve">  </w:t>
       </w:r>
       <w:r>
         <w:rPr>
-          <w:rFonts w:ascii="SimHei" w:eastAsia="SimHei" w:hAnsi="SimHei"/>
+          <w:rFonts w:ascii="Microsoft YaHei" w:eastAsia="Microsoft YaHei" w:hAnsi="Microsoft YaHei"/>
         </w:rPr>
         <w:t>行业竞争格局</w:t>
       </w:r>
@@ -9399,7 +8881,7 @@
     <w:p>
       <w:pPr>
         <w:spacing w:after="80" w:line="360" w:lineRule="auto"/>
-        <w:ind w:firstLineChars="200" w:firstLine="560"/>
+        <w:ind w:firstLineChars="200" w:firstLine="480"/>
       </w:pPr>
       <w:r>
         <w:rPr>
@@ -9411,7 +8893,6 @@
     <w:p>
       <w:pPr>
         <w:spacing w:before="120" w:after="40" w:line="360" w:lineRule="auto"/>
-        <w:ind w:firstLineChars="200" w:firstLine="562"/>
       </w:pPr>
       <w:r>
         <w:rPr>
@@ -9424,54 +8905,47 @@
     <w:p>
       <w:pPr>
         <w:pStyle w:val="a0"/>
-        <w:spacing w:after="20" w:line="336" w:lineRule="auto"/>
-      </w:pPr>
-      <w:r>
-        <w:rPr>
-          <w:color w:val="000000"/>
-          <w:sz w:val="21"/>
+        <w:spacing w:after="20" w:line="360" w:lineRule="auto"/>
+      </w:pPr>
+      <w:r>
+        <w:rPr>
+          <w:color w:val="000000"/>
         </w:rPr>
         <w:t>人身险市场</w:t>
       </w:r>
       <w:r>
         <w:rPr>
           <w:color w:val="000000"/>
-          <w:sz w:val="21"/>
         </w:rPr>
         <w:t>CR5</w:t>
       </w:r>
       <w:r>
         <w:rPr>
           <w:color w:val="000000"/>
-          <w:sz w:val="21"/>
         </w:rPr>
         <w:t>为</w:t>
       </w:r>
       <w:r>
         <w:rPr>
           <w:color w:val="000000"/>
-          <w:sz w:val="21"/>
         </w:rPr>
         <w:t>53.7%</w:t>
       </w:r>
       <w:r>
         <w:rPr>
           <w:color w:val="000000"/>
-          <w:sz w:val="21"/>
         </w:rPr>
         <w:t>，较去年同期下降</w:t>
       </w:r>
       <w:r>
         <w:rPr>
           <w:color w:val="000000"/>
-          <w:sz w:val="21"/>
         </w:rPr>
         <w:t>0.5</w:t>
       </w:r>
       <w:r>
         <w:rPr>
           <w:color w:val="000000"/>
-          <w:sz w:val="21"/>
         </w:rPr>
         <w:t>个百分点</w:t>
       </w:r>
@@ -9479,54 +8953,47 @@
     <w:p>
       <w:pPr>
         <w:pStyle w:val="a0"/>
-        <w:spacing w:after="20" w:line="336" w:lineRule="auto"/>
-      </w:pPr>
-      <w:r>
-        <w:rPr>
-          <w:color w:val="000000"/>
-          <w:sz w:val="21"/>
+        <w:spacing w:after="20" w:line="360" w:lineRule="auto"/>
+      </w:pPr>
+      <w:r>
+        <w:rPr>
+          <w:color w:val="000000"/>
         </w:rPr>
         <w:t>财产险市场</w:t>
       </w:r>
       <w:r>
         <w:rPr>
           <w:color w:val="000000"/>
-          <w:sz w:val="21"/>
         </w:rPr>
         <w:t>CR5</w:t>
       </w:r>
       <w:r>
         <w:rPr>
           <w:color w:val="000000"/>
-          <w:sz w:val="21"/>
         </w:rPr>
         <w:t>为</w:t>
       </w:r>
       <w:r>
         <w:rPr>
           <w:color w:val="000000"/>
-          <w:sz w:val="21"/>
         </w:rPr>
         <w:t>63.2%</w:t>
       </w:r>
       <w:r>
         <w:rPr>
           <w:color w:val="000000"/>
-          <w:sz w:val="21"/>
         </w:rPr>
         <w:t>，较去年同期下降</w:t>
       </w:r>
       <w:r>
         <w:rPr>
           <w:color w:val="000000"/>
-          <w:sz w:val="21"/>
         </w:rPr>
         <w:t>0.6</w:t>
       </w:r>
       <w:r>
         <w:rPr>
           <w:color w:val="000000"/>
-          <w:sz w:val="21"/>
         </w:rPr>
         <w:t>个百分点</w:t>
       </w:r>
@@ -9534,12 +9001,11 @@
     <w:p>
       <w:pPr>
         <w:pStyle w:val="a0"/>
-        <w:spacing w:after="20" w:line="336" w:lineRule="auto"/>
-      </w:pPr>
-      <w:r>
-        <w:rPr>
-          <w:color w:val="000000"/>
-          <w:sz w:val="21"/>
+        <w:spacing w:after="20" w:line="360" w:lineRule="auto"/>
+      </w:pPr>
+      <w:r>
+        <w:rPr>
+          <w:color w:val="000000"/>
         </w:rPr>
         <w:t>中小险企份额分化加剧，部分公司实现逆势扩张</w:t>
       </w:r>
@@ -9555,33 +9021,41 @@
         </w:rPr>
         <w:t>表</w:t>
       </w:r>
-      <w:r>
-        <w:rPr>
-          <w:sz w:val="20"/>
-        </w:rPr>
-        <w:t xml:space="preserve"> </w:t>
-      </w:r>
       <w:bookmarkStart w:id="33" w:name="_Ref_表_3"/>
-      <w:r>
-        <w:fldChar w:fldCharType="begin"/>
-      </w:r>
-      <w:r>
-        <w:instrText>SEQ Table \* ARABIC</w:instrText>
-      </w:r>
-      <w:r>
-        <w:fldChar w:fldCharType="separate"/>
-      </w:r>
-      <w:r>
-        <w:rPr>
-          <w:noProof/>
-        </w:rPr>
-        <w:t>3</w:t>
-      </w:r>
       <w:r>
         <w:rPr>
           <w:sz w:val="20"/>
           <w:szCs w:val="20"/>
         </w:rPr>
+        <w:fldChar w:fldCharType="begin"/>
+      </w:r>
+      <w:r>
+        <w:rPr>
+          <w:sz w:val="20"/>
+          <w:szCs w:val="20"/>
+        </w:rPr>
+        <w:instrText>SEQ Table \* ARABIC</w:instrText>
+      </w:r>
+      <w:r>
+        <w:rPr>
+          <w:sz w:val="20"/>
+          <w:szCs w:val="20"/>
+        </w:rPr>
+        <w:fldChar w:fldCharType="separate"/>
+      </w:r>
+      <w:r>
+        <w:rPr>
+          <w:noProof/>
+          <w:sz w:val="20"/>
+          <w:szCs w:val="20"/>
+        </w:rPr>
+        <w:t>3</w:t>
+      </w:r>
+      <w:r>
+        <w:rPr>
+          <w:sz w:val="20"/>
+          <w:szCs w:val="20"/>
+        </w:rPr>
         <w:fldChar w:fldCharType="end"/>
       </w:r>
       <w:bookmarkEnd w:id="33"/>
@@ -9589,7 +9063,13 @@
         <w:rPr>
           <w:sz w:val="20"/>
         </w:rPr>
-        <w:t xml:space="preserve">  2026</w:t>
+        <w:t>：</w:t>
+      </w:r>
+      <w:r>
+        <w:rPr>
+          <w:sz w:val="20"/>
+        </w:rPr>
+        <w:t>2026</w:t>
       </w:r>
       <w:r>
         <w:rPr>
@@ -10428,7 +9908,6 @@
     <w:p>
       <w:pPr>
         <w:spacing w:before="120" w:after="40" w:line="360" w:lineRule="auto"/>
-        <w:ind w:firstLineChars="200" w:firstLine="562"/>
       </w:pPr>
       <w:r>
         <w:rPr>
@@ -10441,12 +9920,11 @@
     <w:p>
       <w:pPr>
         <w:pStyle w:val="a0"/>
-        <w:spacing w:after="20" w:line="336" w:lineRule="auto"/>
-      </w:pPr>
-      <w:r>
-        <w:rPr>
-          <w:color w:val="000000"/>
-          <w:sz w:val="21"/>
+        <w:spacing w:after="20" w:line="360" w:lineRule="auto"/>
+      </w:pPr>
+      <w:r>
+        <w:rPr>
+          <w:color w:val="000000"/>
         </w:rPr>
         <w:t>头部险企依托品牌与渠道护城河维持领先</w:t>
       </w:r>
@@ -10454,12 +9932,11 @@
     <w:p>
       <w:pPr>
         <w:pStyle w:val="a0"/>
-        <w:spacing w:after="20" w:line="336" w:lineRule="auto"/>
-      </w:pPr>
-      <w:r>
-        <w:rPr>
-          <w:color w:val="000000"/>
-          <w:sz w:val="21"/>
+        <w:spacing w:after="20" w:line="360" w:lineRule="auto"/>
+      </w:pPr>
+      <w:r>
+        <w:rPr>
+          <w:color w:val="000000"/>
         </w:rPr>
         <w:t>腰部险企借差异化经营实现突围，特色化成为破局关键</w:t>
       </w:r>
@@ -10467,12 +9944,11 @@
     <w:p>
       <w:pPr>
         <w:pStyle w:val="a0"/>
-        <w:spacing w:after="20" w:line="336" w:lineRule="auto"/>
-      </w:pPr>
-      <w:r>
-        <w:rPr>
-          <w:color w:val="000000"/>
-          <w:sz w:val="21"/>
+        <w:spacing w:after="20" w:line="360" w:lineRule="auto"/>
+      </w:pPr>
+      <w:r>
+        <w:rPr>
+          <w:color w:val="000000"/>
         </w:rPr>
         <w:t>部分小型险企经营承压，行业整合预期升温</w:t>
       </w:r>
@@ -10480,7 +9956,6 @@
     <w:p>
       <w:pPr>
         <w:spacing w:before="120" w:after="40" w:line="360" w:lineRule="auto"/>
-        <w:ind w:firstLineChars="200" w:firstLine="562"/>
       </w:pPr>
       <w:r>
         <w:rPr>
@@ -10493,40 +9968,35 @@
     <w:p>
       <w:pPr>
         <w:pStyle w:val="a0"/>
-        <w:spacing w:after="20" w:line="336" w:lineRule="auto"/>
-      </w:pPr>
-      <w:r>
-        <w:rPr>
-          <w:color w:val="000000"/>
-          <w:sz w:val="21"/>
+        <w:spacing w:after="20" w:line="360" w:lineRule="auto"/>
+      </w:pPr>
+      <w:r>
+        <w:rPr>
+          <w:color w:val="000000"/>
         </w:rPr>
         <w:t>三季度发生</w:t>
       </w:r>
       <w:r>
         <w:rPr>
           <w:color w:val="000000"/>
-          <w:sz w:val="21"/>
         </w:rPr>
         <w:t>3</w:t>
       </w:r>
       <w:r>
         <w:rPr>
           <w:color w:val="000000"/>
-          <w:sz w:val="21"/>
         </w:rPr>
         <w:t>起重大并购事件，涉及金额超</w:t>
       </w:r>
       <w:r>
         <w:rPr>
           <w:color w:val="000000"/>
-          <w:sz w:val="21"/>
         </w:rPr>
         <w:t>65</w:t>
       </w:r>
       <w:r>
         <w:rPr>
           <w:color w:val="000000"/>
-          <w:sz w:val="21"/>
         </w:rPr>
         <w:t>亿元</w:t>
       </w:r>
@@ -10534,12 +10004,11 @@
     <w:p>
       <w:pPr>
         <w:pStyle w:val="a0"/>
-        <w:spacing w:after="20" w:line="336" w:lineRule="auto"/>
-      </w:pPr>
-      <w:r>
-        <w:rPr>
-          <w:color w:val="000000"/>
-          <w:sz w:val="21"/>
+        <w:spacing w:after="20" w:line="360" w:lineRule="auto"/>
+      </w:pPr>
+      <w:r>
+        <w:rPr>
+          <w:color w:val="000000"/>
         </w:rPr>
         <w:t>跨界合作日益活跃，保险与医疗、养老、科技企业加速协同</w:t>
       </w:r>
@@ -10547,26 +10016,23 @@
     <w:p>
       <w:pPr>
         <w:pStyle w:val="a0"/>
-        <w:spacing w:after="20" w:line="336" w:lineRule="auto"/>
-      </w:pPr>
-      <w:r>
-        <w:rPr>
-          <w:color w:val="000000"/>
-          <w:sz w:val="21"/>
+        <w:spacing w:after="20" w:line="360" w:lineRule="auto"/>
+      </w:pPr>
+      <w:r>
+        <w:rPr>
+          <w:color w:val="000000"/>
         </w:rPr>
         <w:t>外资险企加大中国市场布局，新增</w:t>
       </w:r>
       <w:r>
         <w:rPr>
           <w:color w:val="000000"/>
-          <w:sz w:val="21"/>
         </w:rPr>
         <w:t>4</w:t>
       </w:r>
       <w:r>
         <w:rPr>
           <w:color w:val="000000"/>
-          <w:sz w:val="21"/>
         </w:rPr>
         <w:t>家外资独资机构</w:t>
       </w:r>
@@ -10574,27 +10040,24 @@
     <w:p>
       <w:pPr>
         <w:spacing w:before="200" w:after="80" w:line="360" w:lineRule="auto"/>
-        <w:ind w:firstLineChars="200" w:firstLine="360"/>
+        <w:ind w:firstLineChars="200" w:firstLine="480"/>
         <w:jc w:val="center"/>
       </w:pPr>
       <w:r>
         <w:rPr>
-          <w:color w:val="AAAAAA"/>
-          <w:sz w:val="18"/>
+          <w:color w:val="000000"/>
         </w:rPr>
         <w:t xml:space="preserve">———  </w:t>
       </w:r>
       <w:r>
         <w:rPr>
-          <w:color w:val="AAAAAA"/>
-          <w:sz w:val="18"/>
+          <w:color w:val="000000"/>
         </w:rPr>
         <w:t>内容分隔</w:t>
       </w:r>
       <w:r>
         <w:rPr>
-          <w:color w:val="AAAAAA"/>
-          <w:sz w:val="18"/>
+          <w:color w:val="000000"/>
         </w:rPr>
         <w:t xml:space="preserve">  ———</w:t>
       </w:r>
@@ -10604,23 +10067,23 @@
         <w:pStyle w:val="1"/>
         <w:spacing w:before="360" w:after="120"/>
       </w:pPr>
-      <w:bookmarkStart w:id="34" w:name="_Toc236359200"/>
-      <w:r>
-        <w:rPr>
-          <w:rFonts w:ascii="SimHei" w:eastAsia="SimHei" w:hAnsi="SimHei"/>
+      <w:bookmarkStart w:id="34" w:name="_Toc236419768"/>
+      <w:r>
+        <w:rPr>
+          <w:rFonts w:ascii="Microsoft YaHei" w:eastAsia="Microsoft YaHei" w:hAnsi="Microsoft YaHei"/>
         </w:rPr>
         <w:lastRenderedPageBreak/>
         <w:t>第八章</w:t>
       </w:r>
       <w:r>
         <w:rPr>
-          <w:rFonts w:ascii="SimHei" w:eastAsia="SimHei" w:hAnsi="SimHei"/>
+          <w:rFonts w:ascii="Microsoft YaHei" w:eastAsia="Microsoft YaHei" w:hAnsi="Microsoft YaHei"/>
         </w:rPr>
         <w:t xml:space="preserve">  </w:t>
       </w:r>
       <w:r>
         <w:rPr>
-          <w:rFonts w:ascii="SimHei" w:eastAsia="SimHei" w:hAnsi="SimHei"/>
+          <w:rFonts w:ascii="Microsoft YaHei" w:eastAsia="Microsoft YaHei" w:hAnsi="Microsoft YaHei"/>
         </w:rPr>
         <w:t>趋势展望与策略建议</w:t>
       </w:r>
@@ -10629,7 +10092,7 @@
     <w:p>
       <w:pPr>
         <w:spacing w:after="80" w:line="360" w:lineRule="auto"/>
-        <w:ind w:firstLineChars="200" w:firstLine="560"/>
+        <w:ind w:firstLineChars="200" w:firstLine="480"/>
       </w:pPr>
       <w:r>
         <w:rPr>
@@ -10665,7 +10128,6 @@
     <w:p>
       <w:pPr>
         <w:spacing w:before="120" w:after="40" w:line="360" w:lineRule="auto"/>
-        <w:ind w:firstLineChars="200" w:firstLine="562"/>
       </w:pPr>
       <w:r>
         <w:rPr>
@@ -10678,26 +10140,23 @@
     <w:p>
       <w:pPr>
         <w:pStyle w:val="a0"/>
-        <w:spacing w:after="20" w:line="336" w:lineRule="auto"/>
-      </w:pPr>
-      <w:r>
-        <w:rPr>
-          <w:color w:val="000000"/>
-          <w:sz w:val="21"/>
+        <w:spacing w:after="20" w:line="360" w:lineRule="auto"/>
+      </w:pPr>
+      <w:r>
+        <w:rPr>
+          <w:color w:val="000000"/>
         </w:rPr>
         <w:t>保费增速有望维持在</w:t>
       </w:r>
       <w:r>
         <w:rPr>
           <w:color w:val="000000"/>
-          <w:sz w:val="21"/>
         </w:rPr>
         <w:t>6%-8%</w:t>
       </w:r>
       <w:r>
         <w:rPr>
           <w:color w:val="000000"/>
-          <w:sz w:val="21"/>
         </w:rPr>
         <w:t>区间，业务结构持续向保障型倾斜</w:t>
       </w:r>
@@ -10705,12 +10164,11 @@
     <w:p>
       <w:pPr>
         <w:pStyle w:val="a0"/>
-        <w:spacing w:after="20" w:line="336" w:lineRule="auto"/>
-      </w:pPr>
-      <w:r>
-        <w:rPr>
-          <w:color w:val="000000"/>
-          <w:sz w:val="21"/>
+        <w:spacing w:after="20" w:line="360" w:lineRule="auto"/>
+      </w:pPr>
+      <w:r>
+        <w:rPr>
+          <w:color w:val="000000"/>
         </w:rPr>
         <w:t>低利率格局短期难以逆转，资产负债匹配管理仍是经营核心命题</w:t>
       </w:r>
@@ -10718,12 +10176,11 @@
     <w:p>
       <w:pPr>
         <w:pStyle w:val="a0"/>
-        <w:spacing w:after="20" w:line="336" w:lineRule="auto"/>
-      </w:pPr>
-      <w:r>
-        <w:rPr>
-          <w:color w:val="000000"/>
-          <w:sz w:val="21"/>
+        <w:spacing w:after="20" w:line="360" w:lineRule="auto"/>
+      </w:pPr>
+      <w:r>
+        <w:rPr>
+          <w:color w:val="000000"/>
         </w:rPr>
         <w:t>数字化转型步入收获期，科技投入的边际产出持续改善</w:t>
       </w:r>
@@ -10731,12 +10188,11 @@
     <w:p>
       <w:pPr>
         <w:pStyle w:val="a0"/>
-        <w:spacing w:after="20" w:line="336" w:lineRule="auto"/>
-      </w:pPr>
-      <w:r>
-        <w:rPr>
-          <w:color w:val="000000"/>
-          <w:sz w:val="21"/>
+        <w:spacing w:after="20" w:line="360" w:lineRule="auto"/>
+      </w:pPr>
+      <w:r>
+        <w:rPr>
+          <w:color w:val="000000"/>
         </w:rPr>
         <w:t>养老保险市场扩容提速，第三支柱发展空间逐步打开</w:t>
       </w:r>
@@ -10744,12 +10200,11 @@
     <w:p>
       <w:pPr>
         <w:pStyle w:val="a0"/>
-        <w:spacing w:after="20" w:line="336" w:lineRule="auto"/>
-      </w:pPr>
-      <w:r>
-        <w:rPr>
-          <w:color w:val="000000"/>
-          <w:sz w:val="21"/>
+        <w:spacing w:after="20" w:line="360" w:lineRule="auto"/>
+      </w:pPr>
+      <w:r>
+        <w:rPr>
+          <w:color w:val="000000"/>
         </w:rPr>
         <w:t>绿色保险与可持续发展相关产品迎来政策红利窗口</w:t>
       </w:r>
@@ -10757,7 +10212,6 @@
     <w:p>
       <w:pPr>
         <w:spacing w:before="120" w:after="40" w:line="360" w:lineRule="auto"/>
-        <w:ind w:firstLineChars="200" w:firstLine="562"/>
       </w:pPr>
       <w:r>
         <w:rPr>
@@ -10770,12 +10224,11 @@
     <w:p>
       <w:pPr>
         <w:pStyle w:val="a0"/>
-        <w:spacing w:after="20" w:line="336" w:lineRule="auto"/>
-      </w:pPr>
-      <w:r>
-        <w:rPr>
-          <w:color w:val="000000"/>
-          <w:sz w:val="21"/>
+        <w:spacing w:after="20" w:line="360" w:lineRule="auto"/>
+      </w:pPr>
+      <w:r>
+        <w:rPr>
+          <w:color w:val="000000"/>
         </w:rPr>
         <w:t>调优产品矩阵：压降低定价利率产品比重，加大分红险、万能险布局力度</w:t>
       </w:r>
@@ -10783,12 +10236,11 @@
     <w:p>
       <w:pPr>
         <w:pStyle w:val="a0"/>
-        <w:spacing w:after="20" w:line="336" w:lineRule="auto"/>
-      </w:pPr>
-      <w:r>
-        <w:rPr>
-          <w:color w:val="000000"/>
-          <w:sz w:val="21"/>
+        <w:spacing w:after="20" w:line="360" w:lineRule="auto"/>
+      </w:pPr>
+      <w:r>
+        <w:rPr>
+          <w:color w:val="000000"/>
         </w:rPr>
         <w:t>深化渠道变革：推动代理人队伍专业化、银保渠道价值化、线上渠道规模化</w:t>
       </w:r>
@@ -10796,12 +10248,11 @@
     <w:p>
       <w:pPr>
         <w:pStyle w:val="a0"/>
-        <w:spacing w:after="20" w:line="336" w:lineRule="auto"/>
-      </w:pPr>
-      <w:r>
-        <w:rPr>
-          <w:color w:val="000000"/>
-          <w:sz w:val="21"/>
+        <w:spacing w:after="20" w:line="360" w:lineRule="auto"/>
+      </w:pPr>
+      <w:r>
+        <w:rPr>
+          <w:color w:val="000000"/>
         </w:rPr>
         <w:t>筑牢风控防线：健全资产负债管理框架，增强极端情景应对韧性</w:t>
       </w:r>
@@ -10809,26 +10260,23 @@
     <w:p>
       <w:pPr>
         <w:pStyle w:val="a0"/>
-        <w:spacing w:after="20" w:line="336" w:lineRule="auto"/>
-      </w:pPr>
-      <w:r>
-        <w:rPr>
-          <w:color w:val="000000"/>
-          <w:sz w:val="21"/>
+        <w:spacing w:after="20" w:line="360" w:lineRule="auto"/>
+      </w:pPr>
+      <w:r>
+        <w:rPr>
+          <w:color w:val="000000"/>
         </w:rPr>
         <w:t>加码科技投入：推动</w:t>
       </w:r>
       <w:r>
         <w:rPr>
           <w:color w:val="000000"/>
-          <w:sz w:val="21"/>
         </w:rPr>
         <w:t>AI</w:t>
       </w:r>
       <w:r>
         <w:rPr>
           <w:color w:val="000000"/>
-          <w:sz w:val="21"/>
         </w:rPr>
         <w:t>、大数据在核保、理赔、客服等核心环节的纵深应用</w:t>
       </w:r>
@@ -10836,12 +10284,11 @@
     <w:p>
       <w:pPr>
         <w:pStyle w:val="a0"/>
-        <w:spacing w:after="20" w:line="336" w:lineRule="auto"/>
-      </w:pPr>
-      <w:r>
-        <w:rPr>
-          <w:color w:val="000000"/>
-          <w:sz w:val="21"/>
+        <w:spacing w:after="20" w:line="360" w:lineRule="auto"/>
+      </w:pPr>
+      <w:r>
+        <w:rPr>
+          <w:color w:val="000000"/>
         </w:rPr>
         <w:t>拓展生态协同：与医疗、养老、健康管理等领域共建服务生态圈</w:t>
       </w:r>
@@ -10849,7 +10296,6 @@
     <w:p>
       <w:pPr>
         <w:spacing w:before="120" w:after="40" w:line="360" w:lineRule="auto"/>
-        <w:ind w:firstLineChars="200" w:firstLine="562"/>
       </w:pPr>
       <w:r>
         <w:rPr>
@@ -10862,12 +10308,11 @@
     <w:p>
       <w:pPr>
         <w:pStyle w:val="a0"/>
-        <w:spacing w:after="20" w:line="336" w:lineRule="auto"/>
-      </w:pPr>
-      <w:r>
-        <w:rPr>
-          <w:color w:val="000000"/>
-          <w:sz w:val="21"/>
+        <w:spacing w:after="20" w:line="360" w:lineRule="auto"/>
+      </w:pPr>
+      <w:r>
+        <w:rPr>
+          <w:color w:val="000000"/>
         </w:rPr>
         <w:t>利率长期低位运行或加剧利差损风险暴露</w:t>
       </w:r>
@@ -10875,12 +10320,11 @@
     <w:p>
       <w:pPr>
         <w:pStyle w:val="a0"/>
-        <w:spacing w:after="20" w:line="336" w:lineRule="auto"/>
-      </w:pPr>
-      <w:r>
-        <w:rPr>
-          <w:color w:val="000000"/>
-          <w:sz w:val="21"/>
+        <w:spacing w:after="20" w:line="360" w:lineRule="auto"/>
+      </w:pPr>
+      <w:r>
+        <w:rPr>
+          <w:color w:val="000000"/>
         </w:rPr>
         <w:t>资本市场震荡对投资端收益构成压力</w:t>
       </w:r>
@@ -10888,12 +10332,11 @@
     <w:p>
       <w:pPr>
         <w:pStyle w:val="a0"/>
-        <w:spacing w:after="20" w:line="336" w:lineRule="auto"/>
-      </w:pPr>
-      <w:r>
-        <w:rPr>
-          <w:color w:val="000000"/>
-          <w:sz w:val="21"/>
+        <w:spacing w:after="20" w:line="360" w:lineRule="auto"/>
+      </w:pPr>
+      <w:r>
+        <w:rPr>
+          <w:color w:val="000000"/>
         </w:rPr>
         <w:t>极端天气频发考验巨灾保险体系承压能力</w:t>
       </w:r>
@@ -10901,12 +10344,11 @@
     <w:p>
       <w:pPr>
         <w:pStyle w:val="a0"/>
-        <w:spacing w:after="20" w:line="336" w:lineRule="auto"/>
-      </w:pPr>
-      <w:r>
-        <w:rPr>
-          <w:color w:val="000000"/>
-          <w:sz w:val="21"/>
+        <w:spacing w:after="20" w:line="360" w:lineRule="auto"/>
+      </w:pPr>
+      <w:r>
+        <w:rPr>
+          <w:color w:val="000000"/>
         </w:rPr>
         <w:t>监管规则调整可能重塑部分业务模式</w:t>
       </w:r>
@@ -10914,7 +10356,7 @@
     <w:p>
       <w:pPr>
         <w:spacing w:after="80" w:line="360" w:lineRule="auto"/>
-        <w:ind w:firstLineChars="200" w:firstLine="560"/>
+        <w:ind w:firstLineChars="200" w:firstLine="480"/>
       </w:pPr>
       <w:r>
         <w:rPr>
@@ -11267,31 +10709,31 @@
       </w:rPr>
     </w:lvl>
   </w:abstractNum>
-  <w:num w:numId="1" w16cid:durableId="460154227">
+  <w:num w:numId="1" w16cid:durableId="548687060">
     <w:abstractNumId w:val="8"/>
   </w:num>
-  <w:num w:numId="2" w16cid:durableId="65345358">
+  <w:num w:numId="2" w16cid:durableId="781220973">
     <w:abstractNumId w:val="6"/>
   </w:num>
-  <w:num w:numId="3" w16cid:durableId="1774785426">
+  <w:num w:numId="3" w16cid:durableId="1276017556">
     <w:abstractNumId w:val="5"/>
   </w:num>
-  <w:num w:numId="4" w16cid:durableId="633874545">
+  <w:num w:numId="4" w16cid:durableId="1284842867">
     <w:abstractNumId w:val="4"/>
   </w:num>
-  <w:num w:numId="5" w16cid:durableId="715737264">
+  <w:num w:numId="5" w16cid:durableId="101389112">
     <w:abstractNumId w:val="7"/>
   </w:num>
-  <w:num w:numId="6" w16cid:durableId="589966650">
+  <w:num w:numId="6" w16cid:durableId="1893426369">
     <w:abstractNumId w:val="3"/>
   </w:num>
-  <w:num w:numId="7" w16cid:durableId="1481576130">
+  <w:num w:numId="7" w16cid:durableId="941451287">
     <w:abstractNumId w:val="2"/>
   </w:num>
-  <w:num w:numId="8" w16cid:durableId="866529229">
+  <w:num w:numId="8" w16cid:durableId="1414621585">
     <w:abstractNumId w:val="1"/>
   </w:num>
-  <w:num w:numId="9" w16cid:durableId="277299187">
+  <w:num w:numId="9" w16cid:durableId="436558736">
     <w:abstractNumId w:val="0"/>
   </w:num>
 </w:numbering>
@@ -11689,7 +11131,7 @@
     <w:rsid w:val="00FC693F"/>
     <w:rPr>
       <w:rFonts w:ascii="SimSun" w:eastAsia="SimSun" w:hAnsi="SimSun"/>
-      <w:sz w:val="28"/>
+      <w:sz w:val="24"/>
     </w:rPr>
   </w:style>
   <w:style w:type="paragraph" w:styleId="1">
@@ -11735,7 +11177,7 @@
       <w:b/>
       <w:bCs/>
       <w:color w:val="1F3864"/>
-      <w:sz w:val="30"/>
+      <w:sz w:val="28"/>
       <w:szCs w:val="26"/>
     </w:rPr>
   </w:style>
@@ -11759,7 +11201,6 @@
       <w:b/>
       <w:bCs/>
       <w:color w:val="1F3864"/>
-      <w:sz w:val="26"/>
     </w:rPr>
   </w:style>
   <w:style w:type="paragraph" w:styleId="4">
@@ -11784,7 +11225,7 @@
       <w:bCs/>
       <w:i/>
       <w:iCs/>
-      <w:color w:val="4F81BD" w:themeColor="accent1"/>
+      <w:color w:val="1F3864"/>
     </w:rPr>
   </w:style>
   <w:style w:type="paragraph" w:styleId="5">
@@ -11805,7 +11246,8 @@
     </w:pPr>
     <w:rPr>
       <w:rFonts w:asciiTheme="majorHAnsi" w:eastAsiaTheme="majorEastAsia" w:hAnsiTheme="majorHAnsi" w:cstheme="majorBidi"/>
-      <w:color w:val="243F60" w:themeColor="accent1" w:themeShade="7F"/>
+      <w:b/>
+      <w:color w:val="1F3864"/>
     </w:rPr>
   </w:style>
   <w:style w:type="paragraph" w:styleId="6">
@@ -11826,9 +11268,11 @@
     </w:pPr>
     <w:rPr>
       <w:rFonts w:asciiTheme="majorHAnsi" w:eastAsiaTheme="majorEastAsia" w:hAnsiTheme="majorHAnsi" w:cstheme="majorBidi"/>
+      <w:b/>
       <w:i/>
       <w:iCs/>
-      <w:color w:val="243F60" w:themeColor="accent1" w:themeShade="7F"/>
+      <w:color w:val="1F3864"/>
+      <w:sz w:val="22"/>
     </w:rPr>
   </w:style>
   <w:style w:type="paragraph" w:styleId="7">
@@ -12083,7 +11527,6 @@
       <w:iCs/>
       <w:color w:val="4F81BD" w:themeColor="accent1"/>
       <w:spacing w:val="15"/>
-      <w:sz w:val="24"/>
       <w:szCs w:val="24"/>
     </w:rPr>
   </w:style>
@@ -22689,7 +22132,7 @@
     <w:autoRedefine/>
     <w:uiPriority w:val="39"/>
     <w:unhideWhenUsed/>
-    <w:rsid w:val="004A38C7"/>
+    <w:rsid w:val="00D27551"/>
     <w:pPr>
       <w:spacing w:after="100"/>
     </w:pPr>
@@ -22701,10 +22144,10 @@
     <w:autoRedefine/>
     <w:uiPriority w:val="39"/>
     <w:unhideWhenUsed/>
-    <w:rsid w:val="004A38C7"/>
+    <w:rsid w:val="00D27551"/>
     <w:pPr>
       <w:spacing w:after="100"/>
-      <w:ind w:left="280"/>
+      <w:ind w:left="240"/>
     </w:pPr>
   </w:style>
   <w:style w:type="paragraph" w:styleId="TOC3">
@@ -22714,10 +22157,10 @@
     <w:autoRedefine/>
     <w:uiPriority w:val="39"/>
     <w:unhideWhenUsed/>
-    <w:rsid w:val="004A38C7"/>
+    <w:rsid w:val="00D27551"/>
     <w:pPr>
       <w:spacing w:after="100"/>
-      <w:ind w:left="560"/>
+      <w:ind w:left="480"/>
     </w:pPr>
   </w:style>
   <w:style w:type="character" w:styleId="aff9">
@@ -22725,7 +22168,7 @@
     <w:basedOn w:val="a2"/>
     <w:uiPriority w:val="99"/>
     <w:unhideWhenUsed/>
-    <w:rsid w:val="004A38C7"/>
+    <w:rsid w:val="00D27551"/>
     <w:rPr>
       <w:color w:val="0000FF" w:themeColor="hyperlink"/>
       <w:u w:val="single"/>
